--- a/operations-requirements/downloads/25_优惠券管理 PRD.docx
+++ b/operations-requirements/downloads/25_优惠券管理 PRD.docx
@@ -433,6 +433,68 @@
       <w:pPr>
         <w:spacing w:after="0"/>
       </w:pPr>
+    </w:p>
+    <w:p>
+      <w:pPr>
+        <w:pStyle w:val="Heading2"/>
+      </w:pPr>
+      <w:r>
+        <w:t>1.1 原型界面依据</w:t>
+      </w:r>
+    </w:p>
+    <w:p>
+      <w:r>
+        <w:t>以下截图直接取自 AiwaBot产品原型-v3.2.html，用于核对页面布局、入口、字段和操作位置。</w:t>
+      </w:r>
+    </w:p>
+    <w:p>
+      <w:pPr>
+        <w:keepNext/>
+        <w:jc w:val="center"/>
+      </w:pPr>
+      <w:r>
+        <w:drawing>
+          <wp:inline xmlns:a="http://schemas.openxmlformats.org/drawingml/2006/main" xmlns:pic="http://schemas.openxmlformats.org/drawingml/2006/picture">
+            <wp:extent cx="6355080" cy="3574732"/>
+            <wp:docPr id="1" name="Picture 1"/>
+            <wp:cNvGraphicFramePr>
+              <a:graphicFrameLocks noChangeAspect="1"/>
+            </wp:cNvGraphicFramePr>
+            <a:graphic>
+              <a:graphicData uri="http://schemas.openxmlformats.org/drawingml/2006/picture">
+                <pic:pic>
+                  <pic:nvPicPr>
+                    <pic:cNvPr id="0" name="ops-25-coupons.png"/>
+                    <pic:cNvPicPr/>
+                  </pic:nvPicPr>
+                  <pic:blipFill>
+                    <a:blip r:embed="rId11"/>
+                    <a:stretch>
+                      <a:fillRect/>
+                    </a:stretch>
+                  </pic:blipFill>
+                  <pic:spPr>
+                    <a:xfrm>
+                      <a:off x="0" y="0"/>
+                      <a:ext cx="6355080" cy="3574732"/>
+                    </a:xfrm>
+                    <a:prstGeom prst="rect"/>
+                  </pic:spPr>
+                </pic:pic>
+              </a:graphicData>
+            </a:graphic>
+          </wp:inline>
+        </w:drawing>
+      </w:r>
+    </w:p>
+    <w:p>
+      <w:pPr>
+        <w:pStyle w:val="Caption"/>
+        <w:jc w:val="center"/>
+      </w:pPr>
+      <w:r>
+        <w:t>图 25-1  优惠券管理页面</w:t>
+      </w:r>
     </w:p>
     <w:p>
       <w:pPr>
@@ -7435,7 +7497,7 @@
         <w:drawing>
           <wp:inline xmlns:a="http://schemas.openxmlformats.org/drawingml/2006/main" xmlns:pic="http://schemas.openxmlformats.org/drawingml/2006/picture">
             <wp:extent cx="6080760" cy="2900523"/>
-            <wp:docPr id="1" name="Picture 1"/>
+            <wp:docPr id="2" name="Picture 2"/>
             <wp:cNvGraphicFramePr>
               <a:graphicFrameLocks noChangeAspect="1"/>
             </wp:cNvGraphicFramePr>
@@ -7447,7 +7509,7 @@
                     <pic:cNvPicPr/>
                   </pic:nvPicPr>
                   <pic:blipFill>
-                    <a:blip r:embed="rId11"/>
+                    <a:blip r:embed="rId12"/>
                     <a:stretch>
                       <a:fillRect/>
                     </a:stretch>

--- a/operations-requirements/downloads/25_优惠券管理 PRD.docx
+++ b/operations-requirements/downloads/25_优惠券管理 PRD.docx
@@ -38,7 +38,7 @@
           <w:color w:val="2E74B5"/>
           <w:sz w:val="20"/>
         </w:rPr>
-        <w:t>OS-OPS-PRD-25  |  V2.0  |  2026-09-08</w:t>
+        <w:t>OS-OPS-PRD-25  |  V2.2  |  2026-09-09</w:t>
       </w:r>
     </w:p>
     <w:p>
@@ -366,7 +366,7 @@
                 <w:color w:val="1F2937"/>
                 <w:sz w:val="18"/>
               </w:rPr>
-              <w:t>V2.0  2026-09-08</w:t>
+              <w:t>V2.2  2026-09-09</w:t>
             </w:r>
           </w:p>
         </w:tc>
@@ -444,56 +444,7 @@
     </w:p>
     <w:p>
       <w:r>
-        <w:t>以下截图直接取自 AiwaBot产品原型-v3.2.html，用于核对页面布局、入口、字段和操作位置。</w:t>
-      </w:r>
-    </w:p>
-    <w:p>
-      <w:pPr>
-        <w:keepNext/>
-        <w:jc w:val="center"/>
-      </w:pPr>
-      <w:r>
-        <w:drawing>
-          <wp:inline xmlns:a="http://schemas.openxmlformats.org/drawingml/2006/main" xmlns:pic="http://schemas.openxmlformats.org/drawingml/2006/picture">
-            <wp:extent cx="6355080" cy="3574732"/>
-            <wp:docPr id="1" name="Picture 1"/>
-            <wp:cNvGraphicFramePr>
-              <a:graphicFrameLocks noChangeAspect="1"/>
-            </wp:cNvGraphicFramePr>
-            <a:graphic>
-              <a:graphicData uri="http://schemas.openxmlformats.org/drawingml/2006/picture">
-                <pic:pic>
-                  <pic:nvPicPr>
-                    <pic:cNvPr id="0" name="ops-25-coupons.png"/>
-                    <pic:cNvPicPr/>
-                  </pic:nvPicPr>
-                  <pic:blipFill>
-                    <a:blip r:embed="rId11"/>
-                    <a:stretch>
-                      <a:fillRect/>
-                    </a:stretch>
-                  </pic:blipFill>
-                  <pic:spPr>
-                    <a:xfrm>
-                      <a:off x="0" y="0"/>
-                      <a:ext cx="6355080" cy="3574732"/>
-                    </a:xfrm>
-                    <a:prstGeom prst="rect"/>
-                  </pic:spPr>
-                </pic:pic>
-              </a:graphicData>
-            </a:graphic>
-          </wp:inline>
-        </w:drawing>
-      </w:r>
-    </w:p>
-    <w:p>
-      <w:pPr>
-        <w:pStyle w:val="Caption"/>
-        <w:jc w:val="center"/>
-      </w:pPr>
-      <w:r>
-        <w:t>图 25-1  优惠券管理页面</w:t>
+        <w:t>本模块界面直接取自 AiwaBot产品原型-v3.2.html。真实截图及其与功能点的对应关系见第2.1节。</w:t>
       </w:r>
     </w:p>
     <w:p>
@@ -1011,6 +962,370 @@
                 <w:sz w:val="17"/>
               </w:rPr>
               <w:t>按白名单调用；不可获得交互式管理员权限</w:t>
+            </w:r>
+          </w:p>
+        </w:tc>
+      </w:tr>
+    </w:tbl>
+    <w:p>
+      <w:pPr>
+        <w:spacing w:after="0"/>
+      </w:pPr>
+    </w:p>
+    <w:p>
+      <w:pPr>
+        <w:pStyle w:val="Heading2"/>
+      </w:pPr>
+      <w:r>
+        <w:t>2.1 界面与功能对应说明</w:t>
+      </w:r>
+    </w:p>
+    <w:p>
+      <w:r>
+        <w:t>本节把原型中的真实界面与功能点逐一对应。截图用于确定页面区域、入口和交互位置；字段校验、状态变化和服务端处理以本PRD后续功能规格为准。</w:t>
+      </w:r>
+    </w:p>
+    <w:p>
+      <w:pPr>
+        <w:jc w:val="center"/>
+      </w:pPr>
+      <w:r>
+        <w:drawing>
+          <wp:inline xmlns:a="http://schemas.openxmlformats.org/drawingml/2006/main" xmlns:pic="http://schemas.openxmlformats.org/drawingml/2006/picture">
+            <wp:extent cx="6172200" cy="3471862"/>
+            <wp:docPr id="1" name="Picture 1"/>
+            <wp:cNvGraphicFramePr>
+              <a:graphicFrameLocks noChangeAspect="1"/>
+            </wp:cNvGraphicFramePr>
+            <a:graphic>
+              <a:graphicData uri="http://schemas.openxmlformats.org/drawingml/2006/picture">
+                <pic:pic>
+                  <pic:nvPicPr>
+                    <pic:cNvPr id="0" name="ops-25-coupons.png"/>
+                    <pic:cNvPicPr/>
+                  </pic:nvPicPr>
+                  <pic:blipFill>
+                    <a:blip r:embed="rId11"/>
+                    <a:stretch>
+                      <a:fillRect/>
+                    </a:stretch>
+                  </pic:blipFill>
+                  <pic:spPr>
+                    <a:xfrm>
+                      <a:off x="0" y="0"/>
+                      <a:ext cx="6172200" cy="3471862"/>
+                    </a:xfrm>
+                    <a:prstGeom prst="rect"/>
+                  </pic:spPr>
+                </pic:pic>
+              </a:graphicData>
+            </a:graphic>
+          </wp:inline>
+        </w:drawing>
+      </w:r>
+    </w:p>
+    <w:p>
+      <w:pPr>
+        <w:pStyle w:val="Caption"/>
+        <w:jc w:val="center"/>
+      </w:pPr>
+      <w:r>
+        <w:t>图 2-1  优惠券管理页面</w:t>
+      </w:r>
+    </w:p>
+    <w:tbl>
+      <w:tblPr>
+        <w:tblStyle w:val="TableGrid"/>
+        <w:tblW w:type="dxa" w:w="10224"/>
+        <w:jc w:val="center"/>
+        <w:tblLayout w:type="fixed"/>
+        <w:tblLook w:firstColumn="1" w:firstRow="1" w:lastColumn="0" w:lastRow="0" w:noHBand="0" w:noVBand="1" w:val="04A0"/>
+      </w:tblPr>
+      <w:tblGrid>
+        <w:gridCol w:w="1944"/>
+        <w:gridCol w:w="8280"/>
+      </w:tblGrid>
+      <w:tr>
+        <w:trPr>
+          <w:tblHeader/>
+        </w:trPr>
+        <w:tc>
+          <w:tcPr>
+            <w:tcW w:type="dxa" w:w="1944"/>
+            <w:shd w:fill="17365D"/>
+            <w:tcMar>
+              <w:top w:w="75" w:type="dxa"/>
+              <w:start w:w="100" w:type="dxa"/>
+              <w:bottom w:w="75" w:type="dxa"/>
+              <w:end w:w="100" w:type="dxa"/>
+            </w:tcMar>
+            <w:vAlign w:val="center"/>
+          </w:tcPr>
+          <w:p>
+            <w:r>
+              <w:rPr>
+                <w:rFonts w:ascii="Calibri" w:hAnsi="Calibri" w:eastAsia="Microsoft YaHei"/>
+                <w:b/>
+                <w:color w:val="FFFFFF"/>
+                <w:sz w:val="16"/>
+              </w:rPr>
+              <w:t>说明项</w:t>
+            </w:r>
+          </w:p>
+        </w:tc>
+        <w:tc>
+          <w:tcPr>
+            <w:tcW w:type="dxa" w:w="8280"/>
+            <w:shd w:fill="17365D"/>
+            <w:tcMar>
+              <w:top w:w="75" w:type="dxa"/>
+              <w:start w:w="100" w:type="dxa"/>
+              <w:bottom w:w="75" w:type="dxa"/>
+              <w:end w:w="100" w:type="dxa"/>
+            </w:tcMar>
+            <w:vAlign w:val="center"/>
+          </w:tcPr>
+          <w:p>
+            <w:r>
+              <w:rPr>
+                <w:rFonts w:ascii="Calibri" w:hAnsi="Calibri" w:eastAsia="Microsoft YaHei"/>
+                <w:b/>
+                <w:color w:val="FFFFFF"/>
+                <w:sz w:val="16"/>
+              </w:rPr>
+              <w:t>界面辅助说明</w:t>
+            </w:r>
+          </w:p>
+        </w:tc>
+      </w:tr>
+      <w:tr>
+        <w:trPr>
+          <w:cantSplit/>
+        </w:trPr>
+        <w:tc>
+          <w:tcPr>
+            <w:tcW w:type="dxa" w:w="1944"/>
+            <w:tcMar>
+              <w:top w:w="75" w:type="dxa"/>
+              <w:start w:w="100" w:type="dxa"/>
+              <w:bottom w:w="75" w:type="dxa"/>
+              <w:end w:w="100" w:type="dxa"/>
+            </w:tcMar>
+            <w:vAlign w:val="center"/>
+          </w:tcPr>
+          <w:p>
+            <w:pPr>
+              <w:spacing w:after="0" w:line="259" w:lineRule="auto"/>
+            </w:pPr>
+            <w:r>
+              <w:rPr>
+                <w:rFonts w:ascii="Calibri" w:hAnsi="Calibri" w:eastAsia="Microsoft YaHei"/>
+                <w:b w:val="0"/>
+                <w:color w:val="1F2937"/>
+                <w:sz w:val="16"/>
+              </w:rPr>
+              <w:t>对应功能点</w:t>
+            </w:r>
+          </w:p>
+        </w:tc>
+        <w:tc>
+          <w:tcPr>
+            <w:tcW w:type="dxa" w:w="8280"/>
+            <w:tcMar>
+              <w:top w:w="75" w:type="dxa"/>
+              <w:start w:w="100" w:type="dxa"/>
+              <w:bottom w:w="75" w:type="dxa"/>
+              <w:end w:w="100" w:type="dxa"/>
+            </w:tcMar>
+            <w:vAlign w:val="center"/>
+          </w:tcPr>
+          <w:p>
+            <w:pPr>
+              <w:spacing w:after="0" w:line="259" w:lineRule="auto"/>
+            </w:pPr>
+            <w:r>
+              <w:rPr>
+                <w:rFonts w:ascii="Calibri" w:hAnsi="Calibri" w:eastAsia="Microsoft YaHei"/>
+                <w:b w:val="0"/>
+                <w:color w:val="1F2937"/>
+                <w:sz w:val="16"/>
+              </w:rPr>
+              <w:t>OS-OPS-PRD-25-FP01 新增优惠券；OS-OPS-PRD-25-FP02 发放；OS-OPS-PRD-25-FP03 锁定与核销；OS-OPS-PRD-25-FP04 作废；OS-OPS-PRD-25-FP05 导出发放明细</w:t>
+            </w:r>
+          </w:p>
+        </w:tc>
+      </w:tr>
+      <w:tr>
+        <w:trPr>
+          <w:cantSplit/>
+        </w:trPr>
+        <w:tc>
+          <w:tcPr>
+            <w:tcW w:type="dxa" w:w="1944"/>
+            <w:tcMar>
+              <w:top w:w="75" w:type="dxa"/>
+              <w:start w:w="100" w:type="dxa"/>
+              <w:bottom w:w="75" w:type="dxa"/>
+              <w:end w:w="100" w:type="dxa"/>
+            </w:tcMar>
+            <w:vAlign w:val="center"/>
+            <w:shd w:fill="F4F7FB"/>
+          </w:tcPr>
+          <w:p>
+            <w:pPr>
+              <w:spacing w:after="0" w:line="259" w:lineRule="auto"/>
+            </w:pPr>
+            <w:r>
+              <w:rPr>
+                <w:rFonts w:ascii="Calibri" w:hAnsi="Calibri" w:eastAsia="Microsoft YaHei"/>
+                <w:b w:val="0"/>
+                <w:color w:val="1F2937"/>
+                <w:sz w:val="16"/>
+              </w:rPr>
+              <w:t>页面区域</w:t>
+            </w:r>
+          </w:p>
+        </w:tc>
+        <w:tc>
+          <w:tcPr>
+            <w:tcW w:type="dxa" w:w="8280"/>
+            <w:tcMar>
+              <w:top w:w="75" w:type="dxa"/>
+              <w:start w:w="100" w:type="dxa"/>
+              <w:bottom w:w="75" w:type="dxa"/>
+              <w:end w:w="100" w:type="dxa"/>
+            </w:tcMar>
+            <w:vAlign w:val="center"/>
+            <w:shd w:fill="F4F7FB"/>
+          </w:tcPr>
+          <w:p>
+            <w:pPr>
+              <w:spacing w:after="0" w:line="259" w:lineRule="auto"/>
+            </w:pPr>
+            <w:r>
+              <w:rPr>
+                <w:rFonts w:ascii="Calibri" w:hAnsi="Calibri" w:eastAsia="Microsoft YaHei"/>
+                <w:b w:val="0"/>
+                <w:color w:val="1F2937"/>
+                <w:sz w:val="16"/>
+              </w:rPr>
+              <w:t>配置页包含条件筛选、配置列表、启停或发布状态以及新增、编辑、查看等管理入口。</w:t>
+            </w:r>
+          </w:p>
+        </w:tc>
+      </w:tr>
+      <w:tr>
+        <w:trPr>
+          <w:cantSplit/>
+        </w:trPr>
+        <w:tc>
+          <w:tcPr>
+            <w:tcW w:type="dxa" w:w="1944"/>
+            <w:tcMar>
+              <w:top w:w="75" w:type="dxa"/>
+              <w:start w:w="100" w:type="dxa"/>
+              <w:bottom w:w="75" w:type="dxa"/>
+              <w:end w:w="100" w:type="dxa"/>
+            </w:tcMar>
+            <w:vAlign w:val="center"/>
+          </w:tcPr>
+          <w:p>
+            <w:pPr>
+              <w:spacing w:after="0" w:line="259" w:lineRule="auto"/>
+            </w:pPr>
+            <w:r>
+              <w:rPr>
+                <w:rFonts w:ascii="Calibri" w:hAnsi="Calibri" w:eastAsia="Microsoft YaHei"/>
+                <w:b w:val="0"/>
+                <w:color w:val="1F2937"/>
+                <w:sz w:val="16"/>
+              </w:rPr>
+              <w:t>交互要求</w:t>
+            </w:r>
+          </w:p>
+        </w:tc>
+        <w:tc>
+          <w:tcPr>
+            <w:tcW w:type="dxa" w:w="8280"/>
+            <w:tcMar>
+              <w:top w:w="75" w:type="dxa"/>
+              <w:start w:w="100" w:type="dxa"/>
+              <w:bottom w:w="75" w:type="dxa"/>
+              <w:end w:w="100" w:type="dxa"/>
+            </w:tcMar>
+            <w:vAlign w:val="center"/>
+          </w:tcPr>
+          <w:p>
+            <w:pPr>
+              <w:spacing w:after="0" w:line="259" w:lineRule="auto"/>
+            </w:pPr>
+            <w:r>
+              <w:rPr>
+                <w:rFonts w:ascii="Calibri" w:hAnsi="Calibri" w:eastAsia="Microsoft YaHei"/>
+                <w:b w:val="0"/>
+                <w:color w:val="1F2937"/>
+                <w:sz w:val="16"/>
+              </w:rPr>
+              <w:t>编辑使用版本控制；启停、发布和权限变更需要确认并记录审计，已被业务引用的数据不得物理删除。</w:t>
+            </w:r>
+          </w:p>
+        </w:tc>
+      </w:tr>
+      <w:tr>
+        <w:trPr>
+          <w:cantSplit/>
+        </w:trPr>
+        <w:tc>
+          <w:tcPr>
+            <w:tcW w:type="dxa" w:w="1944"/>
+            <w:tcMar>
+              <w:top w:w="75" w:type="dxa"/>
+              <w:start w:w="100" w:type="dxa"/>
+              <w:bottom w:w="75" w:type="dxa"/>
+              <w:end w:w="100" w:type="dxa"/>
+            </w:tcMar>
+            <w:vAlign w:val="center"/>
+            <w:shd w:fill="F4F7FB"/>
+          </w:tcPr>
+          <w:p>
+            <w:pPr>
+              <w:spacing w:after="0" w:line="259" w:lineRule="auto"/>
+            </w:pPr>
+            <w:r>
+              <w:rPr>
+                <w:rFonts w:ascii="Calibri" w:hAnsi="Calibri" w:eastAsia="Microsoft YaHei"/>
+                <w:b w:val="0"/>
+                <w:color w:val="1F2937"/>
+                <w:sz w:val="16"/>
+              </w:rPr>
+              <w:t>状态与权限</w:t>
+            </w:r>
+          </w:p>
+        </w:tc>
+        <w:tc>
+          <w:tcPr>
+            <w:tcW w:type="dxa" w:w="8280"/>
+            <w:tcMar>
+              <w:top w:w="75" w:type="dxa"/>
+              <w:start w:w="100" w:type="dxa"/>
+              <w:bottom w:w="75" w:type="dxa"/>
+              <w:end w:w="100" w:type="dxa"/>
+            </w:tcMar>
+            <w:vAlign w:val="center"/>
+            <w:shd w:fill="F4F7FB"/>
+          </w:tcPr>
+          <w:p>
+            <w:pPr>
+              <w:spacing w:after="0" w:line="259" w:lineRule="auto"/>
+            </w:pPr>
+            <w:r>
+              <w:rPr>
+                <w:rFonts w:ascii="Calibri" w:hAnsi="Calibri" w:eastAsia="Microsoft YaHei"/>
+                <w:b w:val="0"/>
+                <w:color w:val="1F2937"/>
+                <w:sz w:val="16"/>
+              </w:rPr>
+              <w:t>所有行级和详情动作由allowedActions控制；无权限时隐藏入口，直接调用接口仍返回403并记录审计。</w:t>
             </w:r>
           </w:p>
         </w:tc>
@@ -5390,7 +5705,7 @@
         <w:pStyle w:val="Heading1"/>
       </w:pPr>
       <w:r>
-        <w:t>6 操作与处理流程</w:t>
+        <w:t>6 功能点详细设计</w:t>
       </w:r>
     </w:p>
     <w:tbl>
@@ -5402,10 +5717,9 @@
         <w:tblLook w:firstColumn="1" w:firstRow="1" w:lastColumn="0" w:lastRow="0" w:noHBand="0" w:noVBand="1" w:val="04A0"/>
       </w:tblPr>
       <w:tblGrid>
-        <w:gridCol w:w="1512"/>
-        <w:gridCol w:w="1656"/>
-        <w:gridCol w:w="4320"/>
-        <w:gridCol w:w="2736"/>
+        <w:gridCol w:w="1800"/>
+        <w:gridCol w:w="2232"/>
+        <w:gridCol w:w="6192"/>
       </w:tblGrid>
       <w:tr>
         <w:trPr>
@@ -5413,7 +5727,7 @@
         </w:trPr>
         <w:tc>
           <w:tcPr>
-            <w:tcW w:type="dxa" w:w="1512"/>
+            <w:tcW w:type="dxa" w:w="1800"/>
             <w:shd w:fill="17365D"/>
             <w:tcMar>
               <w:top w:w="75" w:type="dxa"/>
@@ -5429,15 +5743,15 @@
                 <w:rFonts w:ascii="Calibri" w:hAnsi="Calibri" w:eastAsia="Microsoft YaHei"/>
                 <w:b/>
                 <w:color w:val="FFFFFF"/>
-                <w:sz w:val="15"/>
+                <w:sz w:val="16"/>
               </w:rPr>
-              <w:t>操作ID</w:t>
+              <w:t>功能编号</w:t>
             </w:r>
           </w:p>
         </w:tc>
         <w:tc>
           <w:tcPr>
-            <w:tcW w:type="dxa" w:w="1656"/>
+            <w:tcW w:type="dxa" w:w="2232"/>
             <w:shd w:fill="17365D"/>
             <w:tcMar>
               <w:top w:w="75" w:type="dxa"/>
@@ -5453,15 +5767,15 @@
                 <w:rFonts w:ascii="Calibri" w:hAnsi="Calibri" w:eastAsia="Microsoft YaHei"/>
                 <w:b/>
                 <w:color w:val="FFFFFF"/>
-                <w:sz w:val="15"/>
+                <w:sz w:val="16"/>
               </w:rPr>
-              <w:t>操作</w:t>
+              <w:t>功能点</w:t>
             </w:r>
           </w:p>
         </w:tc>
         <w:tc>
           <w:tcPr>
-            <w:tcW w:type="dxa" w:w="4320"/>
+            <w:tcW w:type="dxa" w:w="6192"/>
             <w:shd w:fill="17365D"/>
             <w:tcMar>
               <w:top w:w="75" w:type="dxa"/>
@@ -5477,33 +5791,9 @@
                 <w:rFonts w:ascii="Calibri" w:hAnsi="Calibri" w:eastAsia="Microsoft YaHei"/>
                 <w:b/>
                 <w:color w:val="FFFFFF"/>
-                <w:sz w:val="15"/>
+                <w:sz w:val="16"/>
               </w:rPr>
-              <w:t>前置条件与系统处理</w:t>
-            </w:r>
-          </w:p>
-        </w:tc>
-        <w:tc>
-          <w:tcPr>
-            <w:tcW w:type="dxa" w:w="2736"/>
-            <w:shd w:fill="17365D"/>
-            <w:tcMar>
-              <w:top w:w="75" w:type="dxa"/>
-              <w:start w:w="100" w:type="dxa"/>
-              <w:bottom w:w="75" w:type="dxa"/>
-              <w:end w:w="100" w:type="dxa"/>
-            </w:tcMar>
-            <w:vAlign w:val="center"/>
-          </w:tcPr>
-          <w:p>
-            <w:r>
-              <w:rPr>
-                <w:rFonts w:ascii="Calibri" w:hAnsi="Calibri" w:eastAsia="Microsoft YaHei"/>
-                <w:b/>
-                <w:color w:val="FFFFFF"/>
-                <w:sz w:val="15"/>
-              </w:rPr>
-              <w:t>结果与失败处理</w:t>
+              <w:t>目标</w:t>
             </w:r>
           </w:p>
         </w:tc>
@@ -5514,7 +5804,7 @@
         </w:trPr>
         <w:tc>
           <w:tcPr>
-            <w:tcW w:type="dxa" w:w="1512"/>
+            <w:tcW w:type="dxa" w:w="1800"/>
             <w:tcMar>
               <w:top w:w="75" w:type="dxa"/>
               <w:start w:w="100" w:type="dxa"/>
@@ -5532,15 +5822,15 @@
                 <w:rFonts w:ascii="Calibri" w:hAnsi="Calibri" w:eastAsia="Microsoft YaHei"/>
                 <w:b w:val="0"/>
                 <w:color w:val="1F2937"/>
-                <w:sz w:val="15"/>
+                <w:sz w:val="16"/>
               </w:rPr>
-              <w:t>OS-OPS-PRD-25-A01</w:t>
+              <w:t>OS-OPS-PRD-25-FP01</w:t>
             </w:r>
           </w:p>
         </w:tc>
         <w:tc>
           <w:tcPr>
-            <w:tcW w:type="dxa" w:w="1656"/>
+            <w:tcW w:type="dxa" w:w="2232"/>
             <w:tcMar>
               <w:top w:w="75" w:type="dxa"/>
               <w:start w:w="100" w:type="dxa"/>
@@ -5558,7 +5848,7 @@
                 <w:rFonts w:ascii="Calibri" w:hAnsi="Calibri" w:eastAsia="Microsoft YaHei"/>
                 <w:b w:val="0"/>
                 <w:color w:val="1F2937"/>
-                <w:sz w:val="15"/>
+                <w:sz w:val="16"/>
               </w:rPr>
               <w:t>新增优惠券</w:t>
             </w:r>
@@ -5566,7 +5856,7 @@
         </w:tc>
         <w:tc>
           <w:tcPr>
-            <w:tcW w:type="dxa" w:w="4320"/>
+            <w:tcW w:type="dxa" w:w="6192"/>
             <w:tcMar>
               <w:top w:w="75" w:type="dxa"/>
               <w:start w:w="100" w:type="dxa"/>
@@ -5584,35 +5874,9 @@
                 <w:rFonts w:ascii="Calibri" w:hAnsi="Calibri" w:eastAsia="Microsoft YaHei"/>
                 <w:b w:val="0"/>
                 <w:color w:val="1F2937"/>
-                <w:sz w:val="15"/>
+                <w:sz w:val="16"/>
               </w:rPr>
               <w:t>创建模板并校验面额、门槛和有效期。</w:t>
-            </w:r>
-          </w:p>
-        </w:tc>
-        <w:tc>
-          <w:tcPr>
-            <w:tcW w:type="dxa" w:w="2736"/>
-            <w:tcMar>
-              <w:top w:w="75" w:type="dxa"/>
-              <w:start w:w="100" w:type="dxa"/>
-              <w:bottom w:w="75" w:type="dxa"/>
-              <w:end w:w="100" w:type="dxa"/>
-            </w:tcMar>
-            <w:vAlign w:val="center"/>
-          </w:tcPr>
-          <w:p>
-            <w:pPr>
-              <w:spacing w:after="0" w:line="259" w:lineRule="auto"/>
-            </w:pPr>
-            <w:r>
-              <w:rPr>
-                <w:rFonts w:ascii="Calibri" w:hAnsi="Calibri" w:eastAsia="Microsoft YaHei"/>
-                <w:b w:val="0"/>
-                <w:color w:val="1F2937"/>
-                <w:sz w:val="15"/>
-              </w:rPr>
-              <w:t>成功后刷新详情、allowedActions和时间线；失败保留输入并显示错误码。</w:t>
             </w:r>
           </w:p>
         </w:tc>
@@ -5623,7 +5887,7 @@
         </w:trPr>
         <w:tc>
           <w:tcPr>
-            <w:tcW w:type="dxa" w:w="1512"/>
+            <w:tcW w:type="dxa" w:w="1800"/>
             <w:tcMar>
               <w:top w:w="75" w:type="dxa"/>
               <w:start w:w="100" w:type="dxa"/>
@@ -5642,15 +5906,15 @@
                 <w:rFonts w:ascii="Calibri" w:hAnsi="Calibri" w:eastAsia="Microsoft YaHei"/>
                 <w:b w:val="0"/>
                 <w:color w:val="1F2937"/>
-                <w:sz w:val="15"/>
+                <w:sz w:val="16"/>
               </w:rPr>
-              <w:t>OS-OPS-PRD-25-A02</w:t>
+              <w:t>OS-OPS-PRD-25-FP02</w:t>
             </w:r>
           </w:p>
         </w:tc>
         <w:tc>
           <w:tcPr>
-            <w:tcW w:type="dxa" w:w="1656"/>
+            <w:tcW w:type="dxa" w:w="2232"/>
             <w:tcMar>
               <w:top w:w="75" w:type="dxa"/>
               <w:start w:w="100" w:type="dxa"/>
@@ -5669,7 +5933,7 @@
                 <w:rFonts w:ascii="Calibri" w:hAnsi="Calibri" w:eastAsia="Microsoft YaHei"/>
                 <w:b w:val="0"/>
                 <w:color w:val="1F2937"/>
-                <w:sz w:val="15"/>
+                <w:sz w:val="16"/>
               </w:rPr>
               <w:t>发放</w:t>
             </w:r>
@@ -5677,7 +5941,7 @@
         </w:tc>
         <w:tc>
           <w:tcPr>
-            <w:tcW w:type="dxa" w:w="4320"/>
+            <w:tcW w:type="dxa" w:w="6192"/>
             <w:tcMar>
               <w:top w:w="75" w:type="dxa"/>
               <w:start w:w="100" w:type="dxa"/>
@@ -5696,15 +5960,103 @@
                 <w:rFonts w:ascii="Calibri" w:hAnsi="Calibri" w:eastAsia="Microsoft YaHei"/>
                 <w:b w:val="0"/>
                 <w:color w:val="1F2937"/>
-                <w:sz w:val="15"/>
+                <w:sz w:val="16"/>
               </w:rPr>
               <w:t>按客群或名单生成券实例并返回失败明细。</w:t>
             </w:r>
           </w:p>
         </w:tc>
+      </w:tr>
+      <w:tr>
+        <w:trPr>
+          <w:cantSplit/>
+        </w:trPr>
         <w:tc>
           <w:tcPr>
-            <w:tcW w:type="dxa" w:w="2736"/>
+            <w:tcW w:type="dxa" w:w="1800"/>
+            <w:tcMar>
+              <w:top w:w="75" w:type="dxa"/>
+              <w:start w:w="100" w:type="dxa"/>
+              <w:bottom w:w="75" w:type="dxa"/>
+              <w:end w:w="100" w:type="dxa"/>
+            </w:tcMar>
+            <w:vAlign w:val="center"/>
+          </w:tcPr>
+          <w:p>
+            <w:pPr>
+              <w:spacing w:after="0" w:line="259" w:lineRule="auto"/>
+            </w:pPr>
+            <w:r>
+              <w:rPr>
+                <w:rFonts w:ascii="Calibri" w:hAnsi="Calibri" w:eastAsia="Microsoft YaHei"/>
+                <w:b w:val="0"/>
+                <w:color w:val="1F2937"/>
+                <w:sz w:val="16"/>
+              </w:rPr>
+              <w:t>OS-OPS-PRD-25-FP03</w:t>
+            </w:r>
+          </w:p>
+        </w:tc>
+        <w:tc>
+          <w:tcPr>
+            <w:tcW w:type="dxa" w:w="2232"/>
+            <w:tcMar>
+              <w:top w:w="75" w:type="dxa"/>
+              <w:start w:w="100" w:type="dxa"/>
+              <w:bottom w:w="75" w:type="dxa"/>
+              <w:end w:w="100" w:type="dxa"/>
+            </w:tcMar>
+            <w:vAlign w:val="center"/>
+          </w:tcPr>
+          <w:p>
+            <w:pPr>
+              <w:spacing w:after="0" w:line="259" w:lineRule="auto"/>
+            </w:pPr>
+            <w:r>
+              <w:rPr>
+                <w:rFonts w:ascii="Calibri" w:hAnsi="Calibri" w:eastAsia="Microsoft YaHei"/>
+                <w:b w:val="0"/>
+                <w:color w:val="1F2937"/>
+                <w:sz w:val="16"/>
+              </w:rPr>
+              <w:t>锁定与核销</w:t>
+            </w:r>
+          </w:p>
+        </w:tc>
+        <w:tc>
+          <w:tcPr>
+            <w:tcW w:type="dxa" w:w="6192"/>
+            <w:tcMar>
+              <w:top w:w="75" w:type="dxa"/>
+              <w:start w:w="100" w:type="dxa"/>
+              <w:bottom w:w="75" w:type="dxa"/>
+              <w:end w:w="100" w:type="dxa"/>
+            </w:tcMar>
+            <w:vAlign w:val="center"/>
+          </w:tcPr>
+          <w:p>
+            <w:pPr>
+              <w:spacing w:after="0" w:line="259" w:lineRule="auto"/>
+            </w:pPr>
+            <w:r>
+              <w:rPr>
+                <w:rFonts w:ascii="Calibri" w:hAnsi="Calibri" w:eastAsia="Microsoft YaHei"/>
+                <w:b w:val="0"/>
+                <w:color w:val="1F2937"/>
+                <w:sz w:val="16"/>
+              </w:rPr>
+              <w:t>结算锁定，支付成功核销，超时释放。</w:t>
+            </w:r>
+          </w:p>
+        </w:tc>
+      </w:tr>
+      <w:tr>
+        <w:trPr>
+          <w:cantSplit/>
+        </w:trPr>
+        <w:tc>
+          <w:tcPr>
+            <w:tcW w:type="dxa" w:w="1800"/>
             <w:tcMar>
               <w:top w:w="75" w:type="dxa"/>
               <w:start w:w="100" w:type="dxa"/>
@@ -5723,129 +6075,15 @@
                 <w:rFonts w:ascii="Calibri" w:hAnsi="Calibri" w:eastAsia="Microsoft YaHei"/>
                 <w:b w:val="0"/>
                 <w:color w:val="1F2937"/>
-                <w:sz w:val="15"/>
+                <w:sz w:val="16"/>
               </w:rPr>
-              <w:t>成功后刷新详情、allowedActions和时间线；失败保留输入并显示错误码。</w:t>
-            </w:r>
-          </w:p>
-        </w:tc>
-      </w:tr>
-      <w:tr>
-        <w:trPr>
-          <w:cantSplit/>
-        </w:trPr>
-        <w:tc>
-          <w:tcPr>
-            <w:tcW w:type="dxa" w:w="1512"/>
-            <w:tcMar>
-              <w:top w:w="75" w:type="dxa"/>
-              <w:start w:w="100" w:type="dxa"/>
-              <w:bottom w:w="75" w:type="dxa"/>
-              <w:end w:w="100" w:type="dxa"/>
-            </w:tcMar>
-            <w:vAlign w:val="center"/>
-          </w:tcPr>
-          <w:p>
-            <w:pPr>
-              <w:spacing w:after="0" w:line="259" w:lineRule="auto"/>
-            </w:pPr>
-            <w:r>
-              <w:rPr>
-                <w:rFonts w:ascii="Calibri" w:hAnsi="Calibri" w:eastAsia="Microsoft YaHei"/>
-                <w:b w:val="0"/>
-                <w:color w:val="1F2937"/>
-                <w:sz w:val="15"/>
-              </w:rPr>
-              <w:t>OS-OPS-PRD-25-A03</w:t>
+              <w:t>OS-OPS-PRD-25-FP04</w:t>
             </w:r>
           </w:p>
         </w:tc>
         <w:tc>
           <w:tcPr>
-            <w:tcW w:type="dxa" w:w="1656"/>
-            <w:tcMar>
-              <w:top w:w="75" w:type="dxa"/>
-              <w:start w:w="100" w:type="dxa"/>
-              <w:bottom w:w="75" w:type="dxa"/>
-              <w:end w:w="100" w:type="dxa"/>
-            </w:tcMar>
-            <w:vAlign w:val="center"/>
-          </w:tcPr>
-          <w:p>
-            <w:pPr>
-              <w:spacing w:after="0" w:line="259" w:lineRule="auto"/>
-            </w:pPr>
-            <w:r>
-              <w:rPr>
-                <w:rFonts w:ascii="Calibri" w:hAnsi="Calibri" w:eastAsia="Microsoft YaHei"/>
-                <w:b w:val="0"/>
-                <w:color w:val="1F2937"/>
-                <w:sz w:val="15"/>
-              </w:rPr>
-              <w:t>锁定与核销</w:t>
-            </w:r>
-          </w:p>
-        </w:tc>
-        <w:tc>
-          <w:tcPr>
-            <w:tcW w:type="dxa" w:w="4320"/>
-            <w:tcMar>
-              <w:top w:w="75" w:type="dxa"/>
-              <w:start w:w="100" w:type="dxa"/>
-              <w:bottom w:w="75" w:type="dxa"/>
-              <w:end w:w="100" w:type="dxa"/>
-            </w:tcMar>
-            <w:vAlign w:val="center"/>
-          </w:tcPr>
-          <w:p>
-            <w:pPr>
-              <w:spacing w:after="0" w:line="259" w:lineRule="auto"/>
-            </w:pPr>
-            <w:r>
-              <w:rPr>
-                <w:rFonts w:ascii="Calibri" w:hAnsi="Calibri" w:eastAsia="Microsoft YaHei"/>
-                <w:b w:val="0"/>
-                <w:color w:val="1F2937"/>
-                <w:sz w:val="15"/>
-              </w:rPr>
-              <w:t>结算锁定，支付成功核销，超时释放。</w:t>
-            </w:r>
-          </w:p>
-        </w:tc>
-        <w:tc>
-          <w:tcPr>
-            <w:tcW w:type="dxa" w:w="2736"/>
-            <w:tcMar>
-              <w:top w:w="75" w:type="dxa"/>
-              <w:start w:w="100" w:type="dxa"/>
-              <w:bottom w:w="75" w:type="dxa"/>
-              <w:end w:w="100" w:type="dxa"/>
-            </w:tcMar>
-            <w:vAlign w:val="center"/>
-          </w:tcPr>
-          <w:p>
-            <w:pPr>
-              <w:spacing w:after="0" w:line="259" w:lineRule="auto"/>
-            </w:pPr>
-            <w:r>
-              <w:rPr>
-                <w:rFonts w:ascii="Calibri" w:hAnsi="Calibri" w:eastAsia="Microsoft YaHei"/>
-                <w:b w:val="0"/>
-                <w:color w:val="1F2937"/>
-                <w:sz w:val="15"/>
-              </w:rPr>
-              <w:t>成功后刷新详情、allowedActions和时间线；失败保留输入并显示错误码。</w:t>
-            </w:r>
-          </w:p>
-        </w:tc>
-      </w:tr>
-      <w:tr>
-        <w:trPr>
-          <w:cantSplit/>
-        </w:trPr>
-        <w:tc>
-          <w:tcPr>
-            <w:tcW w:type="dxa" w:w="1512"/>
+            <w:tcW w:type="dxa" w:w="2232"/>
             <w:tcMar>
               <w:top w:w="75" w:type="dxa"/>
               <w:start w:w="100" w:type="dxa"/>
@@ -5864,15 +6102,15 @@
                 <w:rFonts w:ascii="Calibri" w:hAnsi="Calibri" w:eastAsia="Microsoft YaHei"/>
                 <w:b w:val="0"/>
                 <w:color w:val="1F2937"/>
-                <w:sz w:val="15"/>
+                <w:sz w:val="16"/>
               </w:rPr>
-              <w:t>OS-OPS-PRD-25-A04</w:t>
+              <w:t>作废</w:t>
             </w:r>
           </w:p>
         </w:tc>
         <w:tc>
           <w:tcPr>
-            <w:tcW w:type="dxa" w:w="1656"/>
+            <w:tcW w:type="dxa" w:w="6192"/>
             <w:tcMar>
               <w:top w:w="75" w:type="dxa"/>
               <w:start w:w="100" w:type="dxa"/>
@@ -5891,63 +6129,9 @@
                 <w:rFonts w:ascii="Calibri" w:hAnsi="Calibri" w:eastAsia="Microsoft YaHei"/>
                 <w:b w:val="0"/>
                 <w:color w:val="1F2937"/>
-                <w:sz w:val="15"/>
-              </w:rPr>
-              <w:t>作废</w:t>
-            </w:r>
-          </w:p>
-        </w:tc>
-        <w:tc>
-          <w:tcPr>
-            <w:tcW w:type="dxa" w:w="4320"/>
-            <w:tcMar>
-              <w:top w:w="75" w:type="dxa"/>
-              <w:start w:w="100" w:type="dxa"/>
-              <w:bottom w:w="75" w:type="dxa"/>
-              <w:end w:w="100" w:type="dxa"/>
-            </w:tcMar>
-            <w:vAlign w:val="center"/>
-            <w:shd w:fill="F4F7FB"/>
-          </w:tcPr>
-          <w:p>
-            <w:pPr>
-              <w:spacing w:after="0" w:line="259" w:lineRule="auto"/>
-            </w:pPr>
-            <w:r>
-              <w:rPr>
-                <w:rFonts w:ascii="Calibri" w:hAnsi="Calibri" w:eastAsia="Microsoft YaHei"/>
-                <w:b w:val="0"/>
-                <w:color w:val="1F2937"/>
-                <w:sz w:val="15"/>
+                <w:sz w:val="16"/>
               </w:rPr>
               <w:t>仅未使用实例可作废并记录原因。</w:t>
-            </w:r>
-          </w:p>
-        </w:tc>
-        <w:tc>
-          <w:tcPr>
-            <w:tcW w:type="dxa" w:w="2736"/>
-            <w:tcMar>
-              <w:top w:w="75" w:type="dxa"/>
-              <w:start w:w="100" w:type="dxa"/>
-              <w:bottom w:w="75" w:type="dxa"/>
-              <w:end w:w="100" w:type="dxa"/>
-            </w:tcMar>
-            <w:vAlign w:val="center"/>
-            <w:shd w:fill="F4F7FB"/>
-          </w:tcPr>
-          <w:p>
-            <w:pPr>
-              <w:spacing w:after="0" w:line="259" w:lineRule="auto"/>
-            </w:pPr>
-            <w:r>
-              <w:rPr>
-                <w:rFonts w:ascii="Calibri" w:hAnsi="Calibri" w:eastAsia="Microsoft YaHei"/>
-                <w:b w:val="0"/>
-                <w:color w:val="1F2937"/>
-                <w:sz w:val="15"/>
-              </w:rPr>
-              <w:t>成功后刷新详情、allowedActions和时间线；失败保留输入并显示错误码。</w:t>
             </w:r>
           </w:p>
         </w:tc>
@@ -5958,7 +6142,7 @@
         </w:trPr>
         <w:tc>
           <w:tcPr>
-            <w:tcW w:type="dxa" w:w="1512"/>
+            <w:tcW w:type="dxa" w:w="1800"/>
             <w:tcMar>
               <w:top w:w="75" w:type="dxa"/>
               <w:start w:w="100" w:type="dxa"/>
@@ -5976,15 +6160,15 @@
                 <w:rFonts w:ascii="Calibri" w:hAnsi="Calibri" w:eastAsia="Microsoft YaHei"/>
                 <w:b w:val="0"/>
                 <w:color w:val="1F2937"/>
-                <w:sz w:val="15"/>
+                <w:sz w:val="16"/>
               </w:rPr>
-              <w:t>OS-OPS-PRD-25-A05</w:t>
+              <w:t>OS-OPS-PRD-25-FP05</w:t>
             </w:r>
           </w:p>
         </w:tc>
         <w:tc>
           <w:tcPr>
-            <w:tcW w:type="dxa" w:w="1656"/>
+            <w:tcW w:type="dxa" w:w="2232"/>
             <w:tcMar>
               <w:top w:w="75" w:type="dxa"/>
               <w:start w:w="100" w:type="dxa"/>
@@ -6002,7 +6186,7 @@
                 <w:rFonts w:ascii="Calibri" w:hAnsi="Calibri" w:eastAsia="Microsoft YaHei"/>
                 <w:b w:val="0"/>
                 <w:color w:val="1F2937"/>
-                <w:sz w:val="15"/>
+                <w:sz w:val="16"/>
               </w:rPr>
               <w:t>导出发放明细</w:t>
             </w:r>
@@ -6010,7 +6194,7 @@
         </w:tc>
         <w:tc>
           <w:tcPr>
-            <w:tcW w:type="dxa" w:w="4320"/>
+            <w:tcW w:type="dxa" w:w="6192"/>
             <w:tcMar>
               <w:top w:w="75" w:type="dxa"/>
               <w:start w:w="100" w:type="dxa"/>
@@ -6028,35 +6212,9 @@
                 <w:rFonts w:ascii="Calibri" w:hAnsi="Calibri" w:eastAsia="Microsoft YaHei"/>
                 <w:b w:val="0"/>
                 <w:color w:val="1F2937"/>
-                <w:sz w:val="15"/>
+                <w:sz w:val="16"/>
               </w:rPr>
               <w:t>按权限脱敏客户信息。</w:t>
-            </w:r>
-          </w:p>
-        </w:tc>
-        <w:tc>
-          <w:tcPr>
-            <w:tcW w:type="dxa" w:w="2736"/>
-            <w:tcMar>
-              <w:top w:w="75" w:type="dxa"/>
-              <w:start w:w="100" w:type="dxa"/>
-              <w:bottom w:w="75" w:type="dxa"/>
-              <w:end w:w="100" w:type="dxa"/>
-            </w:tcMar>
-            <w:vAlign w:val="center"/>
-          </w:tcPr>
-          <w:p>
-            <w:pPr>
-              <w:spacing w:after="0" w:line="259" w:lineRule="auto"/>
-            </w:pPr>
-            <w:r>
-              <w:rPr>
-                <w:rFonts w:ascii="Calibri" w:hAnsi="Calibri" w:eastAsia="Microsoft YaHei"/>
-                <w:b w:val="0"/>
-                <w:color w:val="1F2937"/>
-                <w:sz w:val="15"/>
-              </w:rPr>
-              <w:t>成功后刷新详情、allowedActions和时间线；失败保留输入并显示错误码。</w:t>
             </w:r>
           </w:p>
         </w:tc>
@@ -6072,7 +6230,1197 @@
         <w:pStyle w:val="Heading2"/>
       </w:pPr>
       <w:r>
-        <w:t>6.1 标准写操作时序</w:t>
+        <w:t>6.1 新增优惠券</w:t>
+      </w:r>
+    </w:p>
+    <w:p>
+      <w:pPr>
+        <w:spacing w:after="80"/>
+      </w:pPr>
+      <w:r>
+        <w:rPr>
+          <w:rFonts w:ascii="Calibri" w:hAnsi="Calibri" w:eastAsia="Microsoft YaHei"/>
+          <w:b/>
+          <w:color w:val="1F2937"/>
+          <w:sz w:val="19"/>
+        </w:rPr>
+        <w:t>功能编号：</w:t>
+      </w:r>
+      <w:r>
+        <w:rPr>
+          <w:rFonts w:ascii="Calibri" w:hAnsi="Calibri" w:eastAsia="Microsoft YaHei"/>
+          <w:b w:val="0"/>
+          <w:color w:val="1F2937"/>
+          <w:sz w:val="19"/>
+        </w:rPr>
+        <w:t>OS-OPS-PRD-25-FP01。功能目的为创建模板并校验面额、门槛和有效期。</w:t>
+      </w:r>
+    </w:p>
+    <w:p>
+      <w:pPr>
+        <w:spacing w:after="80"/>
+      </w:pPr>
+      <w:r>
+        <w:rPr>
+          <w:rFonts w:ascii="Calibri" w:hAnsi="Calibri" w:eastAsia="Microsoft YaHei"/>
+          <w:b/>
+          <w:color w:val="1F2937"/>
+          <w:sz w:val="19"/>
+        </w:rPr>
+        <w:t>使用角色与入口：</w:t>
+      </w:r>
+      <w:r>
+        <w:rPr>
+          <w:rFonts w:ascii="Calibri" w:hAnsi="Calibri" w:eastAsia="Microsoft YaHei"/>
+          <w:b w:val="0"/>
+          <w:color w:val="1F2937"/>
+          <w:sz w:val="19"/>
+        </w:rPr>
+        <w:t>具备本模块创建权限的运营人员；从模块列表右上角新增入口或关联对象快捷入口进入。入口显示前先校验菜单权限、动作权限和数据范围。</w:t>
+      </w:r>
+    </w:p>
+    <w:p>
+      <w:pPr>
+        <w:spacing w:after="80"/>
+      </w:pPr>
+      <w:r>
+        <w:rPr>
+          <w:rFonts w:ascii="Calibri" w:hAnsi="Calibri" w:eastAsia="Microsoft YaHei"/>
+          <w:b/>
+          <w:color w:val="1F2937"/>
+          <w:sz w:val="19"/>
+        </w:rPr>
+        <w:t>前置条件：</w:t>
+      </w:r>
+      <w:r>
+        <w:rPr>
+          <w:rFonts w:ascii="Calibri" w:hAnsi="Calibri" w:eastAsia="Microsoft YaHei"/>
+          <w:b w:val="0"/>
+          <w:color w:val="1F2937"/>
+          <w:sz w:val="19"/>
+        </w:rPr>
+        <w:t>用户登录有效并具备创建或批量权限；关联主数据有效且属于dataScope；页面已加载最新字典、业务配置和allowedActions。</w:t>
+      </w:r>
+    </w:p>
+    <w:p>
+      <w:pPr>
+        <w:spacing w:after="80"/>
+      </w:pPr>
+      <w:r>
+        <w:rPr>
+          <w:rFonts w:ascii="Calibri" w:hAnsi="Calibri" w:eastAsia="Microsoft YaHei"/>
+          <w:b/>
+          <w:color w:val="1F2937"/>
+          <w:sz w:val="19"/>
+        </w:rPr>
+        <w:t>界面操作：</w:t>
+      </w:r>
+      <w:r>
+        <w:rPr>
+          <w:rFonts w:ascii="Calibri" w:hAnsi="Calibri" w:eastAsia="Microsoft YaHei"/>
+          <w:b w:val="0"/>
+          <w:color w:val="1F2937"/>
+          <w:sz w:val="19"/>
+        </w:rPr>
+        <w:t>打开新增界面，按页面分组录入优惠券名称、优惠券编号、券类型、优惠金额或折扣、使用门槛、最高优惠、适用业务、适用店铺、发放总量、每人限领、领取开始、领取结束；关联对象使用检索选择。点击保存前完成字段级和跨字段校验。</w:t>
+      </w:r>
+    </w:p>
+    <w:p>
+      <w:pPr>
+        <w:spacing w:after="80"/>
+      </w:pPr>
+      <w:r>
+        <w:rPr>
+          <w:rFonts w:ascii="Calibri" w:hAnsi="Calibri" w:eastAsia="Microsoft YaHei"/>
+          <w:b/>
+          <w:color w:val="1F2937"/>
+          <w:sz w:val="19"/>
+        </w:rPr>
+        <w:t>系统处理：</w:t>
+      </w:r>
+      <w:r>
+        <w:rPr>
+          <w:rFonts w:ascii="Calibri" w:hAnsi="Calibri" w:eastAsia="Microsoft YaHei"/>
+          <w:b w:val="0"/>
+          <w:color w:val="1F2937"/>
+          <w:sz w:val="19"/>
+        </w:rPr>
+        <w:t>服务端使用clientRequestId幂等校验，在事务内生成业务编号、主对象、初始状态和审计记录；事务提交后发布领域事件。创建模板并校验面额、门槛和有效期。</w:t>
+      </w:r>
+    </w:p>
+    <w:p>
+      <w:pPr>
+        <w:spacing w:after="80"/>
+      </w:pPr>
+      <w:r>
+        <w:rPr>
+          <w:rFonts w:ascii="Calibri" w:hAnsi="Calibri" w:eastAsia="Microsoft YaHei"/>
+          <w:b/>
+          <w:color w:val="1F2937"/>
+          <w:sz w:val="19"/>
+        </w:rPr>
+        <w:t>业务规则：</w:t>
+      </w:r>
+      <w:r>
+        <w:rPr>
+          <w:rFonts w:ascii="Calibri" w:hAnsi="Calibri" w:eastAsia="Microsoft YaHei"/>
+          <w:b w:val="0"/>
+          <w:color w:val="1F2937"/>
+          <w:sz w:val="19"/>
+        </w:rPr>
+        <w:t>优惠不得超过订单可优惠金额。所有校验必须由服务端再次执行，前端校验只用于即时反馈。</w:t>
+      </w:r>
+    </w:p>
+    <w:p>
+      <w:pPr>
+        <w:spacing w:after="80"/>
+      </w:pPr>
+      <w:r>
+        <w:rPr>
+          <w:rFonts w:ascii="Calibri" w:hAnsi="Calibri" w:eastAsia="Microsoft YaHei"/>
+          <w:b/>
+          <w:color w:val="1F2937"/>
+          <w:sz w:val="19"/>
+        </w:rPr>
+        <w:t>成功结果：</w:t>
+      </w:r>
+      <w:r>
+        <w:rPr>
+          <w:rFonts w:ascii="Calibri" w:hAnsi="Calibri" w:eastAsia="Microsoft YaHei"/>
+          <w:b w:val="0"/>
+          <w:color w:val="1F2937"/>
+          <w:sz w:val="19"/>
+        </w:rPr>
+        <w:t>页面提示“新增优惠券成功”，刷新对象状态、version、allowedActions、关联对象和时间线；如产生异步任务，同时显示任务编号和进度入口。</w:t>
+      </w:r>
+    </w:p>
+    <w:p>
+      <w:pPr>
+        <w:spacing w:after="80"/>
+      </w:pPr>
+      <w:r>
+        <w:rPr>
+          <w:rFonts w:ascii="Calibri" w:hAnsi="Calibri" w:eastAsia="Microsoft YaHei"/>
+          <w:b/>
+          <w:color w:val="1F2937"/>
+          <w:sz w:val="19"/>
+        </w:rPr>
+        <w:t>异常与恢复：</w:t>
+      </w:r>
+      <w:r>
+        <w:rPr>
+          <w:rFonts w:ascii="Calibri" w:hAnsi="Calibri" w:eastAsia="Microsoft YaHei"/>
+          <w:b w:val="0"/>
+          <w:color w:val="1F2937"/>
+          <w:sz w:val="19"/>
+        </w:rPr>
+        <w:t>400定位到具体字段并保留输入；403隐藏敏感内容并记录拒绝审计；409展示最新状态并要求刷新；超时先按clientRequestId查询执行结果；部分成功展示逐项明细和补偿入口。</w:t>
+      </w:r>
+    </w:p>
+    <w:p>
+      <w:pPr>
+        <w:spacing w:after="80"/>
+      </w:pPr>
+      <w:r>
+        <w:rPr>
+          <w:rFonts w:ascii="Calibri" w:hAnsi="Calibri" w:eastAsia="Microsoft YaHei"/>
+          <w:b/>
+          <w:color w:val="1F2937"/>
+          <w:sz w:val="19"/>
+        </w:rPr>
+        <w:t>跨端影响：</w:t>
+      </w:r>
+      <w:r>
+        <w:rPr>
+          <w:rFonts w:ascii="Calibri" w:hAnsi="Calibri" w:eastAsia="Microsoft YaHei"/>
+          <w:b w:val="0"/>
+          <w:color w:val="1F2937"/>
+          <w:sz w:val="19"/>
+        </w:rPr>
+        <w:t>客户小程序显示可领、可用和已使用券。跨端消息只携带业务编号，接收端打开后重新鉴权并查询最新状态。</w:t>
+      </w:r>
+    </w:p>
+    <w:p>
+      <w:pPr>
+        <w:spacing w:after="80"/>
+      </w:pPr>
+      <w:r>
+        <w:rPr>
+          <w:rFonts w:ascii="Calibri" w:hAnsi="Calibri" w:eastAsia="Microsoft YaHei"/>
+          <w:b/>
+          <w:color w:val="1F2937"/>
+          <w:sz w:val="19"/>
+        </w:rPr>
+        <w:t>验收条件：</w:t>
+      </w:r>
+      <w:r>
+        <w:rPr>
+          <w:rFonts w:ascii="Calibri" w:hAnsi="Calibri" w:eastAsia="Microsoft YaHei"/>
+          <w:b w:val="0"/>
+          <w:color w:val="1F2937"/>
+          <w:sz w:val="19"/>
+        </w:rPr>
+        <w:t>在允许状态下完成新增优惠券时仅产生一次预期数据变化和一次审计记录；越权、错误状态、重复提交及版本冲突均不得产生重复对象或越级状态。</w:t>
+      </w:r>
+    </w:p>
+    <w:p>
+      <w:pPr>
+        <w:pStyle w:val="Heading2"/>
+      </w:pPr>
+      <w:r>
+        <w:t>6.2 发放</w:t>
+      </w:r>
+    </w:p>
+    <w:p>
+      <w:pPr>
+        <w:spacing w:after="80"/>
+      </w:pPr>
+      <w:r>
+        <w:rPr>
+          <w:rFonts w:ascii="Calibri" w:hAnsi="Calibri" w:eastAsia="Microsoft YaHei"/>
+          <w:b/>
+          <w:color w:val="1F2937"/>
+          <w:sz w:val="19"/>
+        </w:rPr>
+        <w:t>功能编号：</w:t>
+      </w:r>
+      <w:r>
+        <w:rPr>
+          <w:rFonts w:ascii="Calibri" w:hAnsi="Calibri" w:eastAsia="Microsoft YaHei"/>
+          <w:b w:val="0"/>
+          <w:color w:val="1F2937"/>
+          <w:sz w:val="19"/>
+        </w:rPr>
+        <w:t>OS-OPS-PRD-25-FP02。功能目的为按客群或名单生成券实例并返回失败明细。</w:t>
+      </w:r>
+    </w:p>
+    <w:p>
+      <w:pPr>
+        <w:spacing w:after="80"/>
+      </w:pPr>
+      <w:r>
+        <w:rPr>
+          <w:rFonts w:ascii="Calibri" w:hAnsi="Calibri" w:eastAsia="Microsoft YaHei"/>
+          <w:b/>
+          <w:color w:val="1F2937"/>
+          <w:sz w:val="19"/>
+        </w:rPr>
+        <w:t>使用角色与入口：</w:t>
+      </w:r>
+      <w:r>
+        <w:rPr>
+          <w:rFonts w:ascii="Calibri" w:hAnsi="Calibri" w:eastAsia="Microsoft YaHei"/>
+          <w:b w:val="0"/>
+          <w:color w:val="1F2937"/>
+          <w:sz w:val="19"/>
+        </w:rPr>
+        <w:t>当前对象负责人、被分派执行人或获授权管理员；从列表行操作、详情页主操作区或待办入口进入。入口显示前先校验菜单权限、动作权限和数据范围。</w:t>
+      </w:r>
+    </w:p>
+    <w:p>
+      <w:pPr>
+        <w:spacing w:after="80"/>
+      </w:pPr>
+      <w:r>
+        <w:rPr>
+          <w:rFonts w:ascii="Calibri" w:hAnsi="Calibri" w:eastAsia="Microsoft YaHei"/>
+          <w:b/>
+          <w:color w:val="1F2937"/>
+          <w:sz w:val="19"/>
+        </w:rPr>
+        <w:t>前置条件：</w:t>
+      </w:r>
+      <w:r>
+        <w:rPr>
+          <w:rFonts w:ascii="Calibri" w:hAnsi="Calibri" w:eastAsia="Microsoft YaHei"/>
+          <w:b w:val="0"/>
+          <w:color w:val="1F2937"/>
+          <w:sz w:val="19"/>
+        </w:rPr>
+        <w:t>用户登录有效；目标对象存在且属于用户dataScope；当前状态包含该动作；页面持有最新version和allowedActions。涉及金额、库存、附件或第三方结果时必须回源确认。</w:t>
+      </w:r>
+    </w:p>
+    <w:p>
+      <w:pPr>
+        <w:spacing w:after="80"/>
+      </w:pPr>
+      <w:r>
+        <w:rPr>
+          <w:rFonts w:ascii="Calibri" w:hAnsi="Calibri" w:eastAsia="Microsoft YaHei"/>
+          <w:b/>
+          <w:color w:val="1F2937"/>
+          <w:sz w:val="19"/>
+        </w:rPr>
+        <w:t>界面操作：</w:t>
+      </w:r>
+      <w:r>
+        <w:rPr>
+          <w:rFonts w:ascii="Calibri" w:hAnsi="Calibri" w:eastAsia="Microsoft YaHei"/>
+          <w:b w:val="0"/>
+          <w:color w:val="1F2937"/>
+          <w:sz w:val="19"/>
+        </w:rPr>
+        <w:t>在详情页执行发放，填写或核对优惠券编号、优惠金额或折扣、适用店铺、更新时间、状态、关联订单；界面随步骤显示当前节点、下一步和可撤回条件。</w:t>
+      </w:r>
+    </w:p>
+    <w:p>
+      <w:pPr>
+        <w:spacing w:after="80"/>
+      </w:pPr>
+      <w:r>
+        <w:rPr>
+          <w:rFonts w:ascii="Calibri" w:hAnsi="Calibri" w:eastAsia="Microsoft YaHei"/>
+          <w:b/>
+          <w:color w:val="1F2937"/>
+          <w:sz w:val="19"/>
+        </w:rPr>
+        <w:t>系统处理：</w:t>
+      </w:r>
+      <w:r>
+        <w:rPr>
+          <w:rFonts w:ascii="Calibri" w:hAnsi="Calibri" w:eastAsia="Microsoft YaHei"/>
+          <w:b w:val="0"/>
+          <w:color w:val="1F2937"/>
+          <w:sz w:val="19"/>
+        </w:rPr>
+        <w:t>服务端调用POST /ops/v1/coupons/{id}/actions/{action}，校验权限、当前状态、expectedVersion和业务不变量，在事务中写入状态及时间线。按客群或名单生成券实例并返回失败明细。</w:t>
+      </w:r>
+    </w:p>
+    <w:p>
+      <w:pPr>
+        <w:spacing w:after="80"/>
+      </w:pPr>
+      <w:r>
+        <w:rPr>
+          <w:rFonts w:ascii="Calibri" w:hAnsi="Calibri" w:eastAsia="Microsoft YaHei"/>
+          <w:b/>
+          <w:color w:val="1F2937"/>
+          <w:sz w:val="19"/>
+        </w:rPr>
+        <w:t>业务规则：</w:t>
+      </w:r>
+      <w:r>
+        <w:rPr>
+          <w:rFonts w:ascii="Calibri" w:hAnsi="Calibri" w:eastAsia="Microsoft YaHei"/>
+          <w:b w:val="0"/>
+          <w:color w:val="1F2937"/>
+          <w:sz w:val="19"/>
+        </w:rPr>
+        <w:t>券编号唯一；核销必须幂等。所有校验必须由服务端再次执行，前端校验只用于即时反馈。</w:t>
+      </w:r>
+    </w:p>
+    <w:p>
+      <w:pPr>
+        <w:spacing w:after="80"/>
+      </w:pPr>
+      <w:r>
+        <w:rPr>
+          <w:rFonts w:ascii="Calibri" w:hAnsi="Calibri" w:eastAsia="Microsoft YaHei"/>
+          <w:b/>
+          <w:color w:val="1F2937"/>
+          <w:sz w:val="19"/>
+        </w:rPr>
+        <w:t>成功结果：</w:t>
+      </w:r>
+      <w:r>
+        <w:rPr>
+          <w:rFonts w:ascii="Calibri" w:hAnsi="Calibri" w:eastAsia="Microsoft YaHei"/>
+          <w:b w:val="0"/>
+          <w:color w:val="1F2937"/>
+          <w:sz w:val="19"/>
+        </w:rPr>
+        <w:t>页面提示“发放成功”，刷新对象状态、version、allowedActions、关联对象和时间线；如产生异步任务，同时显示任务编号和进度入口。</w:t>
+      </w:r>
+    </w:p>
+    <w:p>
+      <w:pPr>
+        <w:spacing w:after="80"/>
+      </w:pPr>
+      <w:r>
+        <w:rPr>
+          <w:rFonts w:ascii="Calibri" w:hAnsi="Calibri" w:eastAsia="Microsoft YaHei"/>
+          <w:b/>
+          <w:color w:val="1F2937"/>
+          <w:sz w:val="19"/>
+        </w:rPr>
+        <w:t>异常与恢复：</w:t>
+      </w:r>
+      <w:r>
+        <w:rPr>
+          <w:rFonts w:ascii="Calibri" w:hAnsi="Calibri" w:eastAsia="Microsoft YaHei"/>
+          <w:b w:val="0"/>
+          <w:color w:val="1F2937"/>
+          <w:sz w:val="19"/>
+        </w:rPr>
+        <w:t>400定位到具体字段并保留输入；403隐藏敏感内容并记录拒绝审计；409展示最新状态并要求刷新；超时先按clientRequestId查询执行结果；部分成功展示逐项明细和补偿入口。</w:t>
+      </w:r>
+    </w:p>
+    <w:p>
+      <w:pPr>
+        <w:spacing w:after="80"/>
+      </w:pPr>
+      <w:r>
+        <w:rPr>
+          <w:rFonts w:ascii="Calibri" w:hAnsi="Calibri" w:eastAsia="Microsoft YaHei"/>
+          <w:b/>
+          <w:color w:val="1F2937"/>
+          <w:sz w:val="19"/>
+        </w:rPr>
+        <w:t>跨端影响：</w:t>
+      </w:r>
+      <w:r>
+        <w:rPr>
+          <w:rFonts w:ascii="Calibri" w:hAnsi="Calibri" w:eastAsia="Microsoft YaHei"/>
+          <w:b w:val="0"/>
+          <w:color w:val="1F2937"/>
+          <w:sz w:val="19"/>
+        </w:rPr>
+        <w:t>结算接口返回不可用原因。跨端消息只携带业务编号，接收端打开后重新鉴权并查询最新状态。</w:t>
+      </w:r>
+    </w:p>
+    <w:p>
+      <w:pPr>
+        <w:spacing w:after="80"/>
+      </w:pPr>
+      <w:r>
+        <w:rPr>
+          <w:rFonts w:ascii="Calibri" w:hAnsi="Calibri" w:eastAsia="Microsoft YaHei"/>
+          <w:b/>
+          <w:color w:val="1F2937"/>
+          <w:sz w:val="19"/>
+        </w:rPr>
+        <w:t>验收条件：</w:t>
+      </w:r>
+      <w:r>
+        <w:rPr>
+          <w:rFonts w:ascii="Calibri" w:hAnsi="Calibri" w:eastAsia="Microsoft YaHei"/>
+          <w:b w:val="0"/>
+          <w:color w:val="1F2937"/>
+          <w:sz w:val="19"/>
+        </w:rPr>
+        <w:t>在允许状态下完成发放时仅产生一次预期数据变化和一次审计记录；越权、错误状态、重复提交及版本冲突均不得产生重复对象或越级状态。</w:t>
+      </w:r>
+    </w:p>
+    <w:p>
+      <w:pPr>
+        <w:pStyle w:val="Heading2"/>
+      </w:pPr>
+      <w:r>
+        <w:t>6.3 锁定与核销</w:t>
+      </w:r>
+    </w:p>
+    <w:p>
+      <w:pPr>
+        <w:spacing w:after="80"/>
+      </w:pPr>
+      <w:r>
+        <w:rPr>
+          <w:rFonts w:ascii="Calibri" w:hAnsi="Calibri" w:eastAsia="Microsoft YaHei"/>
+          <w:b/>
+          <w:color w:val="1F2937"/>
+          <w:sz w:val="19"/>
+        </w:rPr>
+        <w:t>功能编号：</w:t>
+      </w:r>
+      <w:r>
+        <w:rPr>
+          <w:rFonts w:ascii="Calibri" w:hAnsi="Calibri" w:eastAsia="Microsoft YaHei"/>
+          <w:b w:val="0"/>
+          <w:color w:val="1F2937"/>
+          <w:sz w:val="19"/>
+        </w:rPr>
+        <w:t>OS-OPS-PRD-25-FP03。功能目的为结算锁定，支付成功核销，超时释放。</w:t>
+      </w:r>
+    </w:p>
+    <w:p>
+      <w:pPr>
+        <w:spacing w:after="80"/>
+      </w:pPr>
+      <w:r>
+        <w:rPr>
+          <w:rFonts w:ascii="Calibri" w:hAnsi="Calibri" w:eastAsia="Microsoft YaHei"/>
+          <w:b/>
+          <w:color w:val="1F2937"/>
+          <w:sz w:val="19"/>
+        </w:rPr>
+        <w:t>使用角色与入口：</w:t>
+      </w:r>
+      <w:r>
+        <w:rPr>
+          <w:rFonts w:ascii="Calibri" w:hAnsi="Calibri" w:eastAsia="Microsoft YaHei"/>
+          <w:b w:val="0"/>
+          <w:color w:val="1F2937"/>
+          <w:sz w:val="19"/>
+        </w:rPr>
+        <w:t>具备审批、财务或复核权限的人员；从待办中心、列表行操作或详情页审批区进入。入口显示前先校验菜单权限、动作权限和数据范围。</w:t>
+      </w:r>
+    </w:p>
+    <w:p>
+      <w:pPr>
+        <w:spacing w:after="80"/>
+      </w:pPr>
+      <w:r>
+        <w:rPr>
+          <w:rFonts w:ascii="Calibri" w:hAnsi="Calibri" w:eastAsia="Microsoft YaHei"/>
+          <w:b/>
+          <w:color w:val="1F2937"/>
+          <w:sz w:val="19"/>
+        </w:rPr>
+        <w:t>前置条件：</w:t>
+      </w:r>
+      <w:r>
+        <w:rPr>
+          <w:rFonts w:ascii="Calibri" w:hAnsi="Calibri" w:eastAsia="Microsoft YaHei"/>
+          <w:b w:val="0"/>
+          <w:color w:val="1F2937"/>
+          <w:sz w:val="19"/>
+        </w:rPr>
+        <w:t>用户登录有效；目标对象存在且属于用户dataScope；当前状态包含该动作；页面持有最新version和allowedActions。涉及金额、库存、附件或第三方结果时必须回源确认。</w:t>
+      </w:r>
+    </w:p>
+    <w:p>
+      <w:pPr>
+        <w:spacing w:after="80"/>
+      </w:pPr>
+      <w:r>
+        <w:rPr>
+          <w:rFonts w:ascii="Calibri" w:hAnsi="Calibri" w:eastAsia="Microsoft YaHei"/>
+          <w:b/>
+          <w:color w:val="1F2937"/>
+          <w:sz w:val="19"/>
+        </w:rPr>
+        <w:t>界面操作：</w:t>
+      </w:r>
+      <w:r>
+        <w:rPr>
+          <w:rFonts w:ascii="Calibri" w:hAnsi="Calibri" w:eastAsia="Microsoft YaHei"/>
+          <w:b w:val="0"/>
+          <w:color w:val="1F2937"/>
+          <w:sz w:val="19"/>
+        </w:rPr>
+        <w:t>详情页展示申请信息、金额/附件、历史意见及优惠券编号、优惠金额或折扣、适用店铺、更新时间、状态、关联订单；选择通过或拒绝，拒绝原因必填，提交前二次确认。</w:t>
+      </w:r>
+    </w:p>
+    <w:p>
+      <w:pPr>
+        <w:spacing w:after="80"/>
+      </w:pPr>
+      <w:r>
+        <w:rPr>
+          <w:rFonts w:ascii="Calibri" w:hAnsi="Calibri" w:eastAsia="Microsoft YaHei"/>
+          <w:b/>
+          <w:color w:val="1F2937"/>
+          <w:sz w:val="19"/>
+        </w:rPr>
+        <w:t>系统处理：</w:t>
+      </w:r>
+      <w:r>
+        <w:rPr>
+          <w:rFonts w:ascii="Calibri" w:hAnsi="Calibri" w:eastAsia="Microsoft YaHei"/>
+          <w:b w:val="0"/>
+          <w:color w:val="1F2937"/>
+          <w:sz w:val="19"/>
+        </w:rPr>
+        <w:t>服务端调用POST /ops/v1/coupons/{id}/actions/{action}，校验权限、当前状态、expectedVersion和业务不变量，在事务中写入状态及时间线。结算锁定，支付成功核销，超时释放。</w:t>
+      </w:r>
+    </w:p>
+    <w:p>
+      <w:pPr>
+        <w:spacing w:after="80"/>
+      </w:pPr>
+      <w:r>
+        <w:rPr>
+          <w:rFonts w:ascii="Calibri" w:hAnsi="Calibri" w:eastAsia="Microsoft YaHei"/>
+          <w:b/>
+          <w:color w:val="1F2937"/>
+          <w:sz w:val="19"/>
+        </w:rPr>
+        <w:t>业务规则：</w:t>
+      </w:r>
+      <w:r>
+        <w:rPr>
+          <w:rFonts w:ascii="Calibri" w:hAnsi="Calibri" w:eastAsia="Microsoft YaHei"/>
+          <w:b w:val="0"/>
+          <w:color w:val="1F2937"/>
+          <w:sz w:val="19"/>
+        </w:rPr>
+        <w:t>核销必须幂等；锁定有超时时间。所有校验必须由服务端再次执行，前端校验只用于即时反馈。</w:t>
+      </w:r>
+    </w:p>
+    <w:p>
+      <w:pPr>
+        <w:spacing w:after="80"/>
+      </w:pPr>
+      <w:r>
+        <w:rPr>
+          <w:rFonts w:ascii="Calibri" w:hAnsi="Calibri" w:eastAsia="Microsoft YaHei"/>
+          <w:b/>
+          <w:color w:val="1F2937"/>
+          <w:sz w:val="19"/>
+        </w:rPr>
+        <w:t>成功结果：</w:t>
+      </w:r>
+      <w:r>
+        <w:rPr>
+          <w:rFonts w:ascii="Calibri" w:hAnsi="Calibri" w:eastAsia="Microsoft YaHei"/>
+          <w:b w:val="0"/>
+          <w:color w:val="1F2937"/>
+          <w:sz w:val="19"/>
+        </w:rPr>
+        <w:t>页面提示“锁定与核销成功”，刷新对象状态、version、allowedActions、关联对象和时间线；如产生异步任务，同时显示任务编号和进度入口。</w:t>
+      </w:r>
+    </w:p>
+    <w:p>
+      <w:pPr>
+        <w:spacing w:after="80"/>
+      </w:pPr>
+      <w:r>
+        <w:rPr>
+          <w:rFonts w:ascii="Calibri" w:hAnsi="Calibri" w:eastAsia="Microsoft YaHei"/>
+          <w:b/>
+          <w:color w:val="1F2937"/>
+          <w:sz w:val="19"/>
+        </w:rPr>
+        <w:t>异常与恢复：</w:t>
+      </w:r>
+      <w:r>
+        <w:rPr>
+          <w:rFonts w:ascii="Calibri" w:hAnsi="Calibri" w:eastAsia="Microsoft YaHei"/>
+          <w:b w:val="0"/>
+          <w:color w:val="1F2937"/>
+          <w:sz w:val="19"/>
+        </w:rPr>
+        <w:t>400定位到具体字段并保留输入；403隐藏敏感内容并记录拒绝审计；409展示最新状态并要求刷新；超时先按clientRequestId查询执行结果；部分成功展示逐项明细和补偿入口。</w:t>
+      </w:r>
+    </w:p>
+    <w:p>
+      <w:pPr>
+        <w:spacing w:after="80"/>
+      </w:pPr>
+      <w:r>
+        <w:rPr>
+          <w:rFonts w:ascii="Calibri" w:hAnsi="Calibri" w:eastAsia="Microsoft YaHei"/>
+          <w:b/>
+          <w:color w:val="1F2937"/>
+          <w:sz w:val="19"/>
+        </w:rPr>
+        <w:t>跨端影响：</w:t>
+      </w:r>
+      <w:r>
+        <w:rPr>
+          <w:rFonts w:ascii="Calibri" w:hAnsi="Calibri" w:eastAsia="Microsoft YaHei"/>
+          <w:b w:val="0"/>
+          <w:color w:val="1F2937"/>
+          <w:sz w:val="19"/>
+        </w:rPr>
+        <w:t>订单保存券实例和优惠分摊。跨端消息只携带业务编号，接收端打开后重新鉴权并查询最新状态。</w:t>
+      </w:r>
+    </w:p>
+    <w:p>
+      <w:pPr>
+        <w:spacing w:after="80"/>
+      </w:pPr>
+      <w:r>
+        <w:rPr>
+          <w:rFonts w:ascii="Calibri" w:hAnsi="Calibri" w:eastAsia="Microsoft YaHei"/>
+          <w:b/>
+          <w:color w:val="1F2937"/>
+          <w:sz w:val="19"/>
+        </w:rPr>
+        <w:t>验收条件：</w:t>
+      </w:r>
+      <w:r>
+        <w:rPr>
+          <w:rFonts w:ascii="Calibri" w:hAnsi="Calibri" w:eastAsia="Microsoft YaHei"/>
+          <w:b w:val="0"/>
+          <w:color w:val="1F2937"/>
+          <w:sz w:val="19"/>
+        </w:rPr>
+        <w:t>在允许状态下完成锁定与核销时仅产生一次预期数据变化和一次审计记录；越权、错误状态、重复提交及版本冲突均不得产生重复对象或越级状态。</w:t>
+      </w:r>
+    </w:p>
+    <w:p>
+      <w:pPr>
+        <w:pStyle w:val="Heading2"/>
+      </w:pPr>
+      <w:r>
+        <w:t>6.4 作废</w:t>
+      </w:r>
+    </w:p>
+    <w:p>
+      <w:pPr>
+        <w:spacing w:after="80"/>
+      </w:pPr>
+      <w:r>
+        <w:rPr>
+          <w:rFonts w:ascii="Calibri" w:hAnsi="Calibri" w:eastAsia="Microsoft YaHei"/>
+          <w:b/>
+          <w:color w:val="1F2937"/>
+          <w:sz w:val="19"/>
+        </w:rPr>
+        <w:t>功能编号：</w:t>
+      </w:r>
+      <w:r>
+        <w:rPr>
+          <w:rFonts w:ascii="Calibri" w:hAnsi="Calibri" w:eastAsia="Microsoft YaHei"/>
+          <w:b w:val="0"/>
+          <w:color w:val="1F2937"/>
+          <w:sz w:val="19"/>
+        </w:rPr>
+        <w:t>OS-OPS-PRD-25-FP04。功能目的为仅未使用实例可作废并记录原因。</w:t>
+      </w:r>
+    </w:p>
+    <w:p>
+      <w:pPr>
+        <w:spacing w:after="80"/>
+      </w:pPr>
+      <w:r>
+        <w:rPr>
+          <w:rFonts w:ascii="Calibri" w:hAnsi="Calibri" w:eastAsia="Microsoft YaHei"/>
+          <w:b/>
+          <w:color w:val="1F2937"/>
+          <w:sz w:val="19"/>
+        </w:rPr>
+        <w:t>使用角色与入口：</w:t>
+      </w:r>
+      <w:r>
+        <w:rPr>
+          <w:rFonts w:ascii="Calibri" w:hAnsi="Calibri" w:eastAsia="Microsoft YaHei"/>
+          <w:b w:val="0"/>
+          <w:color w:val="1F2937"/>
+          <w:sz w:val="19"/>
+        </w:rPr>
+        <w:t>当前对象负责人、被分派执行人或获授权管理员；从列表行操作、详情页主操作区或待办入口进入。入口显示前先校验菜单权限、动作权限和数据范围。</w:t>
+      </w:r>
+    </w:p>
+    <w:p>
+      <w:pPr>
+        <w:spacing w:after="80"/>
+      </w:pPr>
+      <w:r>
+        <w:rPr>
+          <w:rFonts w:ascii="Calibri" w:hAnsi="Calibri" w:eastAsia="Microsoft YaHei"/>
+          <w:b/>
+          <w:color w:val="1F2937"/>
+          <w:sz w:val="19"/>
+        </w:rPr>
+        <w:t>前置条件：</w:t>
+      </w:r>
+      <w:r>
+        <w:rPr>
+          <w:rFonts w:ascii="Calibri" w:hAnsi="Calibri" w:eastAsia="Microsoft YaHei"/>
+          <w:b w:val="0"/>
+          <w:color w:val="1F2937"/>
+          <w:sz w:val="19"/>
+        </w:rPr>
+        <w:t>用户登录有效；目标对象存在且属于用户dataScope；当前状态包含该动作；页面持有最新version和allowedActions。涉及金额、库存、附件或第三方结果时必须回源确认。</w:t>
+      </w:r>
+    </w:p>
+    <w:p>
+      <w:pPr>
+        <w:spacing w:after="80"/>
+      </w:pPr>
+      <w:r>
+        <w:rPr>
+          <w:rFonts w:ascii="Calibri" w:hAnsi="Calibri" w:eastAsia="Microsoft YaHei"/>
+          <w:b/>
+          <w:color w:val="1F2937"/>
+          <w:sz w:val="19"/>
+        </w:rPr>
+        <w:t>界面操作：</w:t>
+      </w:r>
+      <w:r>
+        <w:rPr>
+          <w:rFonts w:ascii="Calibri" w:hAnsi="Calibri" w:eastAsia="Microsoft YaHei"/>
+          <w:b w:val="0"/>
+          <w:color w:val="1F2937"/>
+          <w:sz w:val="19"/>
+        </w:rPr>
+        <w:t>在详情页执行作废，填写或核对优惠券编号、优惠金额或折扣、适用店铺、更新时间、状态、关联订单；界面随步骤显示当前节点、下一步和可撤回条件。</w:t>
+      </w:r>
+    </w:p>
+    <w:p>
+      <w:pPr>
+        <w:spacing w:after="80"/>
+      </w:pPr>
+      <w:r>
+        <w:rPr>
+          <w:rFonts w:ascii="Calibri" w:hAnsi="Calibri" w:eastAsia="Microsoft YaHei"/>
+          <w:b/>
+          <w:color w:val="1F2937"/>
+          <w:sz w:val="19"/>
+        </w:rPr>
+        <w:t>系统处理：</w:t>
+      </w:r>
+      <w:r>
+        <w:rPr>
+          <w:rFonts w:ascii="Calibri" w:hAnsi="Calibri" w:eastAsia="Microsoft YaHei"/>
+          <w:b w:val="0"/>
+          <w:color w:val="1F2937"/>
+          <w:sz w:val="19"/>
+        </w:rPr>
+        <w:t>服务端调用POST /ops/v1/coupons/{id}/actions/{action}，校验权限、当前状态、expectedVersion和业务不变量，在事务中写入状态及时间线。仅未使用实例可作废并记录原因。</w:t>
+      </w:r>
+    </w:p>
+    <w:p>
+      <w:pPr>
+        <w:spacing w:after="80"/>
+      </w:pPr>
+      <w:r>
+        <w:rPr>
+          <w:rFonts w:ascii="Calibri" w:hAnsi="Calibri" w:eastAsia="Microsoft YaHei"/>
+          <w:b/>
+          <w:color w:val="1F2937"/>
+          <w:sz w:val="19"/>
+        </w:rPr>
+        <w:t>业务规则：</w:t>
+      </w:r>
+      <w:r>
+        <w:rPr>
+          <w:rFonts w:ascii="Calibri" w:hAnsi="Calibri" w:eastAsia="Microsoft YaHei"/>
+          <w:b w:val="0"/>
+          <w:color w:val="1F2937"/>
+          <w:sz w:val="19"/>
+        </w:rPr>
+        <w:t>券编号唯一；核销必须幂等。所有校验必须由服务端再次执行，前端校验只用于即时反馈。</w:t>
+      </w:r>
+    </w:p>
+    <w:p>
+      <w:pPr>
+        <w:spacing w:after="80"/>
+      </w:pPr>
+      <w:r>
+        <w:rPr>
+          <w:rFonts w:ascii="Calibri" w:hAnsi="Calibri" w:eastAsia="Microsoft YaHei"/>
+          <w:b/>
+          <w:color w:val="1F2937"/>
+          <w:sz w:val="19"/>
+        </w:rPr>
+        <w:t>成功结果：</w:t>
+      </w:r>
+      <w:r>
+        <w:rPr>
+          <w:rFonts w:ascii="Calibri" w:hAnsi="Calibri" w:eastAsia="Microsoft YaHei"/>
+          <w:b w:val="0"/>
+          <w:color w:val="1F2937"/>
+          <w:sz w:val="19"/>
+        </w:rPr>
+        <w:t>页面提示“作废成功”，刷新对象状态、version、allowedActions、关联对象和时间线；如产生异步任务，同时显示任务编号和进度入口。</w:t>
+      </w:r>
+    </w:p>
+    <w:p>
+      <w:pPr>
+        <w:spacing w:after="80"/>
+      </w:pPr>
+      <w:r>
+        <w:rPr>
+          <w:rFonts w:ascii="Calibri" w:hAnsi="Calibri" w:eastAsia="Microsoft YaHei"/>
+          <w:b/>
+          <w:color w:val="1F2937"/>
+          <w:sz w:val="19"/>
+        </w:rPr>
+        <w:t>异常与恢复：</w:t>
+      </w:r>
+      <w:r>
+        <w:rPr>
+          <w:rFonts w:ascii="Calibri" w:hAnsi="Calibri" w:eastAsia="Microsoft YaHei"/>
+          <w:b w:val="0"/>
+          <w:color w:val="1F2937"/>
+          <w:sz w:val="19"/>
+        </w:rPr>
+        <w:t>400定位到具体字段并保留输入；403隐藏敏感内容并记录拒绝审计；409展示最新状态并要求刷新；超时先按clientRequestId查询执行结果；部分成功展示逐项明细和补偿入口。</w:t>
+      </w:r>
+    </w:p>
+    <w:p>
+      <w:pPr>
+        <w:spacing w:after="80"/>
+      </w:pPr>
+      <w:r>
+        <w:rPr>
+          <w:rFonts w:ascii="Calibri" w:hAnsi="Calibri" w:eastAsia="Microsoft YaHei"/>
+          <w:b/>
+          <w:color w:val="1F2937"/>
+          <w:sz w:val="19"/>
+        </w:rPr>
+        <w:t>跨端影响：</w:t>
+      </w:r>
+      <w:r>
+        <w:rPr>
+          <w:rFonts w:ascii="Calibri" w:hAnsi="Calibri" w:eastAsia="Microsoft YaHei"/>
+          <w:b w:val="0"/>
+          <w:color w:val="1F2937"/>
+          <w:sz w:val="19"/>
+        </w:rPr>
+        <w:t>客户小程序显示可领、可用和已使用券。跨端消息只携带业务编号，接收端打开后重新鉴权并查询最新状态。</w:t>
+      </w:r>
+    </w:p>
+    <w:p>
+      <w:pPr>
+        <w:spacing w:after="80"/>
+      </w:pPr>
+      <w:r>
+        <w:rPr>
+          <w:rFonts w:ascii="Calibri" w:hAnsi="Calibri" w:eastAsia="Microsoft YaHei"/>
+          <w:b/>
+          <w:color w:val="1F2937"/>
+          <w:sz w:val="19"/>
+        </w:rPr>
+        <w:t>验收条件：</w:t>
+      </w:r>
+      <w:r>
+        <w:rPr>
+          <w:rFonts w:ascii="Calibri" w:hAnsi="Calibri" w:eastAsia="Microsoft YaHei"/>
+          <w:b w:val="0"/>
+          <w:color w:val="1F2937"/>
+          <w:sz w:val="19"/>
+        </w:rPr>
+        <w:t>在允许状态下完成作废时仅产生一次预期数据变化和一次审计记录；越权、错误状态、重复提交及版本冲突均不得产生重复对象或越级状态。</w:t>
+      </w:r>
+    </w:p>
+    <w:p>
+      <w:pPr>
+        <w:pStyle w:val="Heading2"/>
+      </w:pPr>
+      <w:r>
+        <w:t>6.5 导出发放明细</w:t>
+      </w:r>
+    </w:p>
+    <w:p>
+      <w:pPr>
+        <w:spacing w:after="80"/>
+      </w:pPr>
+      <w:r>
+        <w:rPr>
+          <w:rFonts w:ascii="Calibri" w:hAnsi="Calibri" w:eastAsia="Microsoft YaHei"/>
+          <w:b/>
+          <w:color w:val="1F2937"/>
+          <w:sz w:val="19"/>
+        </w:rPr>
+        <w:t>功能编号：</w:t>
+      </w:r>
+      <w:r>
+        <w:rPr>
+          <w:rFonts w:ascii="Calibri" w:hAnsi="Calibri" w:eastAsia="Microsoft YaHei"/>
+          <w:b w:val="0"/>
+          <w:color w:val="1F2937"/>
+          <w:sz w:val="19"/>
+        </w:rPr>
+        <w:t>OS-OPS-PRD-25-FP05。功能目的为按权限脱敏客户信息。</w:t>
+      </w:r>
+    </w:p>
+    <w:p>
+      <w:pPr>
+        <w:spacing w:after="80"/>
+      </w:pPr>
+      <w:r>
+        <w:rPr>
+          <w:rFonts w:ascii="Calibri" w:hAnsi="Calibri" w:eastAsia="Microsoft YaHei"/>
+          <w:b/>
+          <w:color w:val="1F2937"/>
+          <w:sz w:val="19"/>
+        </w:rPr>
+        <w:t>使用角色与入口：</w:t>
+      </w:r>
+      <w:r>
+        <w:rPr>
+          <w:rFonts w:ascii="Calibri" w:hAnsi="Calibri" w:eastAsia="Microsoft YaHei"/>
+          <w:b w:val="0"/>
+          <w:color w:val="1F2937"/>
+          <w:sz w:val="19"/>
+        </w:rPr>
+        <w:t>具备导出或报告权限的用户；从列表工具栏或报告生成入口进入。入口显示前先校验菜单权限、动作权限和数据范围。</w:t>
+      </w:r>
+    </w:p>
+    <w:p>
+      <w:pPr>
+        <w:spacing w:after="80"/>
+      </w:pPr>
+      <w:r>
+        <w:rPr>
+          <w:rFonts w:ascii="Calibri" w:hAnsi="Calibri" w:eastAsia="Microsoft YaHei"/>
+          <w:b/>
+          <w:color w:val="1F2937"/>
+          <w:sz w:val="19"/>
+        </w:rPr>
+        <w:t>前置条件：</w:t>
+      </w:r>
+      <w:r>
+        <w:rPr>
+          <w:rFonts w:ascii="Calibri" w:hAnsi="Calibri" w:eastAsia="Microsoft YaHei"/>
+          <w:b w:val="0"/>
+          <w:color w:val="1F2937"/>
+          <w:sz w:val="19"/>
+        </w:rPr>
+        <w:t>用户具备导出或报告权限，当前查询已完成且筛选合法；导出列不得超出字段权限，任务配额未超限。</w:t>
+      </w:r>
+    </w:p>
+    <w:p>
+      <w:pPr>
+        <w:spacing w:after="80"/>
+      </w:pPr>
+      <w:r>
+        <w:rPr>
+          <w:rFonts w:ascii="Calibri" w:hAnsi="Calibri" w:eastAsia="Microsoft YaHei"/>
+          <w:b/>
+          <w:color w:val="1F2937"/>
+          <w:sz w:val="19"/>
+        </w:rPr>
+        <w:t>界面操作：</w:t>
+      </w:r>
+      <w:r>
+        <w:rPr>
+          <w:rFonts w:ascii="Calibri" w:hAnsi="Calibri" w:eastAsia="Microsoft YaHei"/>
+          <w:b w:val="0"/>
+          <w:color w:val="1F2937"/>
+          <w:sz w:val="19"/>
+        </w:rPr>
+        <w:t>沿用当前筛选与列权限，选择导出范围或报告格式；任务进入进度中心，完成后提供限时下载。</w:t>
+      </w:r>
+    </w:p>
+    <w:p>
+      <w:pPr>
+        <w:spacing w:after="80"/>
+      </w:pPr>
+      <w:r>
+        <w:rPr>
+          <w:rFonts w:ascii="Calibri" w:hAnsi="Calibri" w:eastAsia="Microsoft YaHei"/>
+          <w:b/>
+          <w:color w:val="1F2937"/>
+          <w:sz w:val="19"/>
+        </w:rPr>
+        <w:t>系统处理：</w:t>
+      </w:r>
+      <w:r>
+        <w:rPr>
+          <w:rFonts w:ascii="Calibri" w:hAnsi="Calibri" w:eastAsia="Microsoft YaHei"/>
+          <w:b w:val="0"/>
+          <w:color w:val="1F2937"/>
+          <w:sz w:val="19"/>
+        </w:rPr>
+        <w:t>服务端冻结查询条件和dataScope并创建异步任务；逐条校验权限、版本和状态，返回成功、失败及原因明细。按权限脱敏客户信息。</w:t>
+      </w:r>
+    </w:p>
+    <w:p>
+      <w:pPr>
+        <w:spacing w:after="80"/>
+      </w:pPr>
+      <w:r>
+        <w:rPr>
+          <w:rFonts w:ascii="Calibri" w:hAnsi="Calibri" w:eastAsia="Microsoft YaHei"/>
+          <w:b/>
+          <w:color w:val="1F2937"/>
+          <w:sz w:val="19"/>
+        </w:rPr>
+        <w:t>业务规则：</w:t>
+      </w:r>
+      <w:r>
+        <w:rPr>
+          <w:rFonts w:ascii="Calibri" w:hAnsi="Calibri" w:eastAsia="Microsoft YaHei"/>
+          <w:b w:val="0"/>
+          <w:color w:val="1F2937"/>
+          <w:sz w:val="19"/>
+        </w:rPr>
+        <w:t>导出继承当前筛选、数据范围和字段权限；文件使用短期签名地址；生成、下载和失败均记录审计。。所有校验必须由服务端再次执行，前端校验只用于即时反馈。</w:t>
+      </w:r>
+    </w:p>
+    <w:p>
+      <w:pPr>
+        <w:spacing w:after="80"/>
+      </w:pPr>
+      <w:r>
+        <w:rPr>
+          <w:rFonts w:ascii="Calibri" w:hAnsi="Calibri" w:eastAsia="Microsoft YaHei"/>
+          <w:b/>
+          <w:color w:val="1F2937"/>
+          <w:sz w:val="19"/>
+        </w:rPr>
+        <w:t>成功结果：</w:t>
+      </w:r>
+      <w:r>
+        <w:rPr>
+          <w:rFonts w:ascii="Calibri" w:hAnsi="Calibri" w:eastAsia="Microsoft YaHei"/>
+          <w:b w:val="0"/>
+          <w:color w:val="1F2937"/>
+          <w:sz w:val="19"/>
+        </w:rPr>
+        <w:t>界面创建导出发放明细任务并显示任务编号、生成进度、有效期和下载入口；下载内容与任务冻结的筛选及列权限一致。</w:t>
+      </w:r>
+    </w:p>
+    <w:p>
+      <w:pPr>
+        <w:spacing w:after="80"/>
+      </w:pPr>
+      <w:r>
+        <w:rPr>
+          <w:rFonts w:ascii="Calibri" w:hAnsi="Calibri" w:eastAsia="Microsoft YaHei"/>
+          <w:b/>
+          <w:color w:val="1F2937"/>
+          <w:sz w:val="19"/>
+        </w:rPr>
+        <w:t>异常与恢复：</w:t>
+      </w:r>
+      <w:r>
+        <w:rPr>
+          <w:rFonts w:ascii="Calibri" w:hAnsi="Calibri" w:eastAsia="Microsoft YaHei"/>
+          <w:b w:val="0"/>
+          <w:color w:val="1F2937"/>
+          <w:sz w:val="19"/>
+        </w:rPr>
+        <w:t>400定位到具体字段并保留输入；403隐藏敏感内容并记录拒绝审计；409展示最新状态并要求刷新；超时先按clientRequestId查询执行结果；部分成功展示逐项明细和补偿入口。</w:t>
+      </w:r>
+    </w:p>
+    <w:p>
+      <w:pPr>
+        <w:spacing w:after="80"/>
+      </w:pPr>
+      <w:r>
+        <w:rPr>
+          <w:rFonts w:ascii="Calibri" w:hAnsi="Calibri" w:eastAsia="Microsoft YaHei"/>
+          <w:b/>
+          <w:color w:val="1F2937"/>
+          <w:sz w:val="19"/>
+        </w:rPr>
+        <w:t>跨端影响：</w:t>
+      </w:r>
+      <w:r>
+        <w:rPr>
+          <w:rFonts w:ascii="Calibri" w:hAnsi="Calibri" w:eastAsia="Microsoft YaHei"/>
+          <w:b w:val="0"/>
+          <w:color w:val="1F2937"/>
+          <w:sz w:val="19"/>
+        </w:rPr>
+        <w:t>结算接口返回不可用原因。跨端消息只携带业务编号，接收端打开后重新鉴权并查询最新状态。</w:t>
+      </w:r>
+    </w:p>
+    <w:p>
+      <w:pPr>
+        <w:spacing w:after="80"/>
+      </w:pPr>
+      <w:r>
+        <w:rPr>
+          <w:rFonts w:ascii="Calibri" w:hAnsi="Calibri" w:eastAsia="Microsoft YaHei"/>
+          <w:b/>
+          <w:color w:val="1F2937"/>
+          <w:sz w:val="19"/>
+        </w:rPr>
+        <w:t>验收条件：</w:t>
+      </w:r>
+      <w:r>
+        <w:rPr>
+          <w:rFonts w:ascii="Calibri" w:hAnsi="Calibri" w:eastAsia="Microsoft YaHei"/>
+          <w:b w:val="0"/>
+          <w:color w:val="1F2937"/>
+          <w:sz w:val="19"/>
+        </w:rPr>
+        <w:t>相同筛选和字段权限生成的导出发放明细数据量与列表一致；重复提交复用幂等结果，越权字段不进入文件。</w:t>
+      </w:r>
+    </w:p>
+    <w:p>
+      <w:pPr>
+        <w:pStyle w:val="Heading2"/>
+      </w:pPr>
+      <w:r>
+        <w:t>6.6 标准写操作时序</w:t>
       </w:r>
     </w:p>
     <w:p>
@@ -10073,7 +11421,7 @@
         <w:color w:val="667085"/>
         <w:sz w:val="15"/>
       </w:rPr>
-      <w:t xml:space="preserve">V2.0  |  2026-09-08  |  </w:t>
+      <w:t xml:space="preserve">V2.2  |  2026-09-09  |  </w:t>
     </w:r>
     <w:r>
       <w:fldChar w:fldCharType="begin"/>

--- a/operations-requirements/downloads/25_优惠券管理 PRD.docx
+++ b/operations-requirements/downloads/25_优惠券管理 PRD.docx
@@ -38,7 +38,7 @@
           <w:color w:val="2E74B5"/>
           <w:sz w:val="20"/>
         </w:rPr>
-        <w:t>OS-OPS-PRD-25  |  V2.2  |  2026-09-09</w:t>
+        <w:t>OS-OPS-PRD-25  |  V2.3  |  2026-09-09</w:t>
       </w:r>
     </w:p>
     <w:p>
@@ -366,7 +366,7 @@
                 <w:color w:val="1F2937"/>
                 <w:sz w:val="18"/>
               </w:rPr>
-              <w:t>V2.2  2026-09-09</w:t>
+              <w:t>V2.3  2026-09-09</w:t>
             </w:r>
           </w:p>
         </w:tc>
@@ -1030,7 +1030,7 @@
         <w:jc w:val="center"/>
       </w:pPr>
       <w:r>
-        <w:t>图 2-1  优惠券管理页面</w:t>
+        <w:t>图 2-1  优惠券管理列表</w:t>
       </w:r>
     </w:p>
     <w:tbl>
@@ -1150,7 +1150,7 @@
                 <w:color w:val="1F2937"/>
                 <w:sz w:val="16"/>
               </w:rPr>
-              <w:t>OS-OPS-PRD-25-FP01 新增优惠券；OS-OPS-PRD-25-FP02 发放；OS-OPS-PRD-25-FP03 锁定与核销；OS-OPS-PRD-25-FP04 作废；OS-OPS-PRD-25-FP05 导出发放明细</w:t>
+              <w:t>OS-OPS-PRD-25-FP03 锁定与核销；OS-OPS-PRD-25-FP04 作废</w:t>
             </w:r>
           </w:p>
         </w:tc>
@@ -1267,6 +1267,708 @@
                 <w:sz w:val="16"/>
               </w:rPr>
               <w:t>编辑使用版本控制；启停、发布和权限变更需要确认并记录审计，已被业务引用的数据不得物理删除。</w:t>
+            </w:r>
+          </w:p>
+        </w:tc>
+      </w:tr>
+      <w:tr>
+        <w:trPr>
+          <w:cantSplit/>
+        </w:trPr>
+        <w:tc>
+          <w:tcPr>
+            <w:tcW w:type="dxa" w:w="1944"/>
+            <w:tcMar>
+              <w:top w:w="75" w:type="dxa"/>
+              <w:start w:w="100" w:type="dxa"/>
+              <w:bottom w:w="75" w:type="dxa"/>
+              <w:end w:w="100" w:type="dxa"/>
+            </w:tcMar>
+            <w:vAlign w:val="center"/>
+            <w:shd w:fill="F4F7FB"/>
+          </w:tcPr>
+          <w:p>
+            <w:pPr>
+              <w:spacing w:after="0" w:line="259" w:lineRule="auto"/>
+            </w:pPr>
+            <w:r>
+              <w:rPr>
+                <w:rFonts w:ascii="Calibri" w:hAnsi="Calibri" w:eastAsia="Microsoft YaHei"/>
+                <w:b w:val="0"/>
+                <w:color w:val="1F2937"/>
+                <w:sz w:val="16"/>
+              </w:rPr>
+              <w:t>状态与权限</w:t>
+            </w:r>
+          </w:p>
+        </w:tc>
+        <w:tc>
+          <w:tcPr>
+            <w:tcW w:type="dxa" w:w="8280"/>
+            <w:tcMar>
+              <w:top w:w="75" w:type="dxa"/>
+              <w:start w:w="100" w:type="dxa"/>
+              <w:bottom w:w="75" w:type="dxa"/>
+              <w:end w:w="100" w:type="dxa"/>
+            </w:tcMar>
+            <w:vAlign w:val="center"/>
+            <w:shd w:fill="F4F7FB"/>
+          </w:tcPr>
+          <w:p>
+            <w:pPr>
+              <w:spacing w:after="0" w:line="259" w:lineRule="auto"/>
+            </w:pPr>
+            <w:r>
+              <w:rPr>
+                <w:rFonts w:ascii="Calibri" w:hAnsi="Calibri" w:eastAsia="Microsoft YaHei"/>
+                <w:b w:val="0"/>
+                <w:color w:val="1F2937"/>
+                <w:sz w:val="16"/>
+              </w:rPr>
+              <w:t>所有行级和详情动作由allowedActions控制；无权限时隐藏入口，直接调用接口仍返回403并记录审计。</w:t>
+            </w:r>
+          </w:p>
+        </w:tc>
+      </w:tr>
+    </w:tbl>
+    <w:p>
+      <w:pPr>
+        <w:spacing w:after="0"/>
+      </w:pPr>
+    </w:p>
+    <w:p>
+      <w:pPr>
+        <w:jc w:val="center"/>
+      </w:pPr>
+      <w:r>
+        <w:drawing>
+          <wp:inline xmlns:a="http://schemas.openxmlformats.org/drawingml/2006/main" xmlns:pic="http://schemas.openxmlformats.org/drawingml/2006/picture">
+            <wp:extent cx="6172200" cy="3857625"/>
+            <wp:docPr id="2" name="Picture 2"/>
+            <wp:cNvGraphicFramePr>
+              <a:graphicFrameLocks noChangeAspect="1"/>
+            </wp:cNvGraphicFramePr>
+            <a:graphic>
+              <a:graphicData uri="http://schemas.openxmlformats.org/drawingml/2006/picture">
+                <pic:pic>
+                  <pic:nvPicPr>
+                    <pic:cNvPr id="0" name="ops-25-coupons-add.png"/>
+                    <pic:cNvPicPr/>
+                  </pic:nvPicPr>
+                  <pic:blipFill>
+                    <a:blip r:embed="rId12"/>
+                    <a:stretch>
+                      <a:fillRect/>
+                    </a:stretch>
+                  </pic:blipFill>
+                  <pic:spPr>
+                    <a:xfrm>
+                      <a:off x="0" y="0"/>
+                      <a:ext cx="6172200" cy="3857625"/>
+                    </a:xfrm>
+                    <a:prstGeom prst="rect"/>
+                  </pic:spPr>
+                </pic:pic>
+              </a:graphicData>
+            </a:graphic>
+          </wp:inline>
+        </w:drawing>
+      </w:r>
+    </w:p>
+    <w:p>
+      <w:pPr>
+        <w:pStyle w:val="Caption"/>
+        <w:jc w:val="center"/>
+      </w:pPr>
+      <w:r>
+        <w:t>图 2-2  新增优惠券表单</w:t>
+      </w:r>
+    </w:p>
+    <w:tbl>
+      <w:tblPr>
+        <w:tblStyle w:val="TableGrid"/>
+        <w:tblW w:type="dxa" w:w="10224"/>
+        <w:jc w:val="center"/>
+        <w:tblLayout w:type="fixed"/>
+        <w:tblLook w:firstColumn="1" w:firstRow="1" w:lastColumn="0" w:lastRow="0" w:noHBand="0" w:noVBand="1" w:val="04A0"/>
+      </w:tblPr>
+      <w:tblGrid>
+        <w:gridCol w:w="1944"/>
+        <w:gridCol w:w="8280"/>
+      </w:tblGrid>
+      <w:tr>
+        <w:trPr>
+          <w:tblHeader/>
+        </w:trPr>
+        <w:tc>
+          <w:tcPr>
+            <w:tcW w:type="dxa" w:w="1944"/>
+            <w:shd w:fill="17365D"/>
+            <w:tcMar>
+              <w:top w:w="75" w:type="dxa"/>
+              <w:start w:w="100" w:type="dxa"/>
+              <w:bottom w:w="75" w:type="dxa"/>
+              <w:end w:w="100" w:type="dxa"/>
+            </w:tcMar>
+            <w:vAlign w:val="center"/>
+          </w:tcPr>
+          <w:p>
+            <w:r>
+              <w:rPr>
+                <w:rFonts w:ascii="Calibri" w:hAnsi="Calibri" w:eastAsia="Microsoft YaHei"/>
+                <w:b/>
+                <w:color w:val="FFFFFF"/>
+                <w:sz w:val="16"/>
+              </w:rPr>
+              <w:t>说明项</w:t>
+            </w:r>
+          </w:p>
+        </w:tc>
+        <w:tc>
+          <w:tcPr>
+            <w:tcW w:type="dxa" w:w="8280"/>
+            <w:shd w:fill="17365D"/>
+            <w:tcMar>
+              <w:top w:w="75" w:type="dxa"/>
+              <w:start w:w="100" w:type="dxa"/>
+              <w:bottom w:w="75" w:type="dxa"/>
+              <w:end w:w="100" w:type="dxa"/>
+            </w:tcMar>
+            <w:vAlign w:val="center"/>
+          </w:tcPr>
+          <w:p>
+            <w:r>
+              <w:rPr>
+                <w:rFonts w:ascii="Calibri" w:hAnsi="Calibri" w:eastAsia="Microsoft YaHei"/>
+                <w:b/>
+                <w:color w:val="FFFFFF"/>
+                <w:sz w:val="16"/>
+              </w:rPr>
+              <w:t>界面辅助说明</w:t>
+            </w:r>
+          </w:p>
+        </w:tc>
+      </w:tr>
+      <w:tr>
+        <w:trPr>
+          <w:cantSplit/>
+        </w:trPr>
+        <w:tc>
+          <w:tcPr>
+            <w:tcW w:type="dxa" w:w="1944"/>
+            <w:tcMar>
+              <w:top w:w="75" w:type="dxa"/>
+              <w:start w:w="100" w:type="dxa"/>
+              <w:bottom w:w="75" w:type="dxa"/>
+              <w:end w:w="100" w:type="dxa"/>
+            </w:tcMar>
+            <w:vAlign w:val="center"/>
+          </w:tcPr>
+          <w:p>
+            <w:pPr>
+              <w:spacing w:after="0" w:line="259" w:lineRule="auto"/>
+            </w:pPr>
+            <w:r>
+              <w:rPr>
+                <w:rFonts w:ascii="Calibri" w:hAnsi="Calibri" w:eastAsia="Microsoft YaHei"/>
+                <w:b w:val="0"/>
+                <w:color w:val="1F2937"/>
+                <w:sz w:val="16"/>
+              </w:rPr>
+              <w:t>对应功能点</w:t>
+            </w:r>
+          </w:p>
+        </w:tc>
+        <w:tc>
+          <w:tcPr>
+            <w:tcW w:type="dxa" w:w="8280"/>
+            <w:tcMar>
+              <w:top w:w="75" w:type="dxa"/>
+              <w:start w:w="100" w:type="dxa"/>
+              <w:bottom w:w="75" w:type="dxa"/>
+              <w:end w:w="100" w:type="dxa"/>
+            </w:tcMar>
+            <w:vAlign w:val="center"/>
+          </w:tcPr>
+          <w:p>
+            <w:pPr>
+              <w:spacing w:after="0" w:line="259" w:lineRule="auto"/>
+            </w:pPr>
+            <w:r>
+              <w:rPr>
+                <w:rFonts w:ascii="Calibri" w:hAnsi="Calibri" w:eastAsia="Microsoft YaHei"/>
+                <w:b w:val="0"/>
+                <w:color w:val="1F2937"/>
+                <w:sz w:val="16"/>
+              </w:rPr>
+              <w:t>OS-OPS-PRD-25-FP01 新增优惠券</w:t>
+            </w:r>
+          </w:p>
+        </w:tc>
+      </w:tr>
+      <w:tr>
+        <w:trPr>
+          <w:cantSplit/>
+        </w:trPr>
+        <w:tc>
+          <w:tcPr>
+            <w:tcW w:type="dxa" w:w="1944"/>
+            <w:tcMar>
+              <w:top w:w="75" w:type="dxa"/>
+              <w:start w:w="100" w:type="dxa"/>
+              <w:bottom w:w="75" w:type="dxa"/>
+              <w:end w:w="100" w:type="dxa"/>
+            </w:tcMar>
+            <w:vAlign w:val="center"/>
+            <w:shd w:fill="F4F7FB"/>
+          </w:tcPr>
+          <w:p>
+            <w:pPr>
+              <w:spacing w:after="0" w:line="259" w:lineRule="auto"/>
+            </w:pPr>
+            <w:r>
+              <w:rPr>
+                <w:rFonts w:ascii="Calibri" w:hAnsi="Calibri" w:eastAsia="Microsoft YaHei"/>
+                <w:b w:val="0"/>
+                <w:color w:val="1F2937"/>
+                <w:sz w:val="16"/>
+              </w:rPr>
+              <w:t>页面区域</w:t>
+            </w:r>
+          </w:p>
+        </w:tc>
+        <w:tc>
+          <w:tcPr>
+            <w:tcW w:type="dxa" w:w="8280"/>
+            <w:tcMar>
+              <w:top w:w="75" w:type="dxa"/>
+              <w:start w:w="100" w:type="dxa"/>
+              <w:bottom w:w="75" w:type="dxa"/>
+              <w:end w:w="100" w:type="dxa"/>
+            </w:tcMar>
+            <w:vAlign w:val="center"/>
+            <w:shd w:fill="F4F7FB"/>
+          </w:tcPr>
+          <w:p>
+            <w:pPr>
+              <w:spacing w:after="0" w:line="259" w:lineRule="auto"/>
+            </w:pPr>
+            <w:r>
+              <w:rPr>
+                <w:rFonts w:ascii="Calibri" w:hAnsi="Calibri" w:eastAsia="Microsoft YaHei"/>
+                <w:b w:val="0"/>
+                <w:color w:val="1F2937"/>
+                <w:sz w:val="16"/>
+              </w:rPr>
+              <w:t>新增界面按业务分组展示表单字段、关联对象选择、保存与取消操作。</w:t>
+            </w:r>
+          </w:p>
+        </w:tc>
+      </w:tr>
+      <w:tr>
+        <w:trPr>
+          <w:cantSplit/>
+        </w:trPr>
+        <w:tc>
+          <w:tcPr>
+            <w:tcW w:type="dxa" w:w="1944"/>
+            <w:tcMar>
+              <w:top w:w="75" w:type="dxa"/>
+              <w:start w:w="100" w:type="dxa"/>
+              <w:bottom w:w="75" w:type="dxa"/>
+              <w:end w:w="100" w:type="dxa"/>
+            </w:tcMar>
+            <w:vAlign w:val="center"/>
+          </w:tcPr>
+          <w:p>
+            <w:pPr>
+              <w:spacing w:after="0" w:line="259" w:lineRule="auto"/>
+            </w:pPr>
+            <w:r>
+              <w:rPr>
+                <w:rFonts w:ascii="Calibri" w:hAnsi="Calibri" w:eastAsia="Microsoft YaHei"/>
+                <w:b w:val="0"/>
+                <w:color w:val="1F2937"/>
+                <w:sz w:val="16"/>
+              </w:rPr>
+              <w:t>交互要求</w:t>
+            </w:r>
+          </w:p>
+        </w:tc>
+        <w:tc>
+          <w:tcPr>
+            <w:tcW w:type="dxa" w:w="8280"/>
+            <w:tcMar>
+              <w:top w:w="75" w:type="dxa"/>
+              <w:start w:w="100" w:type="dxa"/>
+              <w:bottom w:w="75" w:type="dxa"/>
+              <w:end w:w="100" w:type="dxa"/>
+            </w:tcMar>
+            <w:vAlign w:val="center"/>
+          </w:tcPr>
+          <w:p>
+            <w:pPr>
+              <w:spacing w:after="0" w:line="259" w:lineRule="auto"/>
+            </w:pPr>
+            <w:r>
+              <w:rPr>
+                <w:rFonts w:ascii="Calibri" w:hAnsi="Calibri" w:eastAsia="Microsoft YaHei"/>
+                <w:b w:val="0"/>
+                <w:color w:val="1F2937"/>
+                <w:sz w:val="16"/>
+              </w:rPr>
+              <w:t>必填和格式错误在字段下方提示；关联对象实时校验；保存期间按钮防重复，关闭已修改表单需二次确认。</w:t>
+            </w:r>
+          </w:p>
+        </w:tc>
+      </w:tr>
+      <w:tr>
+        <w:trPr>
+          <w:cantSplit/>
+        </w:trPr>
+        <w:tc>
+          <w:tcPr>
+            <w:tcW w:type="dxa" w:w="1944"/>
+            <w:tcMar>
+              <w:top w:w="75" w:type="dxa"/>
+              <w:start w:w="100" w:type="dxa"/>
+              <w:bottom w:w="75" w:type="dxa"/>
+              <w:end w:w="100" w:type="dxa"/>
+            </w:tcMar>
+            <w:vAlign w:val="center"/>
+            <w:shd w:fill="F4F7FB"/>
+          </w:tcPr>
+          <w:p>
+            <w:pPr>
+              <w:spacing w:after="0" w:line="259" w:lineRule="auto"/>
+            </w:pPr>
+            <w:r>
+              <w:rPr>
+                <w:rFonts w:ascii="Calibri" w:hAnsi="Calibri" w:eastAsia="Microsoft YaHei"/>
+                <w:b w:val="0"/>
+                <w:color w:val="1F2937"/>
+                <w:sz w:val="16"/>
+              </w:rPr>
+              <w:t>状态与权限</w:t>
+            </w:r>
+          </w:p>
+        </w:tc>
+        <w:tc>
+          <w:tcPr>
+            <w:tcW w:type="dxa" w:w="8280"/>
+            <w:tcMar>
+              <w:top w:w="75" w:type="dxa"/>
+              <w:start w:w="100" w:type="dxa"/>
+              <w:bottom w:w="75" w:type="dxa"/>
+              <w:end w:w="100" w:type="dxa"/>
+            </w:tcMar>
+            <w:vAlign w:val="center"/>
+            <w:shd w:fill="F4F7FB"/>
+          </w:tcPr>
+          <w:p>
+            <w:pPr>
+              <w:spacing w:after="0" w:line="259" w:lineRule="auto"/>
+            </w:pPr>
+            <w:r>
+              <w:rPr>
+                <w:rFonts w:ascii="Calibri" w:hAnsi="Calibri" w:eastAsia="Microsoft YaHei"/>
+                <w:b w:val="0"/>
+                <w:color w:val="1F2937"/>
+                <w:sz w:val="16"/>
+              </w:rPr>
+              <w:t>所有行级和详情动作由allowedActions控制；无权限时隐藏入口，直接调用接口仍返回403并记录审计。</w:t>
+            </w:r>
+          </w:p>
+        </w:tc>
+      </w:tr>
+    </w:tbl>
+    <w:p>
+      <w:pPr>
+        <w:spacing w:after="0"/>
+      </w:pPr>
+    </w:p>
+    <w:p>
+      <w:pPr>
+        <w:jc w:val="center"/>
+      </w:pPr>
+      <w:r>
+        <w:drawing>
+          <wp:inline xmlns:a="http://schemas.openxmlformats.org/drawingml/2006/main" xmlns:pic="http://schemas.openxmlformats.org/drawingml/2006/picture">
+            <wp:extent cx="6172200" cy="3857625"/>
+            <wp:docPr id="3" name="Picture 3"/>
+            <wp:cNvGraphicFramePr>
+              <a:graphicFrameLocks noChangeAspect="1"/>
+            </wp:cNvGraphicFramePr>
+            <a:graphic>
+              <a:graphicData uri="http://schemas.openxmlformats.org/drawingml/2006/picture">
+                <pic:pic>
+                  <pic:nvPicPr>
+                    <pic:cNvPr id="0" name="ops-25-coupons-grant.png"/>
+                    <pic:cNvPicPr/>
+                  </pic:nvPicPr>
+                  <pic:blipFill>
+                    <a:blip r:embed="rId13"/>
+                    <a:stretch>
+                      <a:fillRect/>
+                    </a:stretch>
+                  </pic:blipFill>
+                  <pic:spPr>
+                    <a:xfrm>
+                      <a:off x="0" y="0"/>
+                      <a:ext cx="6172200" cy="3857625"/>
+                    </a:xfrm>
+                    <a:prstGeom prst="rect"/>
+                  </pic:spPr>
+                </pic:pic>
+              </a:graphicData>
+            </a:graphic>
+          </wp:inline>
+        </w:drawing>
+      </w:r>
+    </w:p>
+    <w:p>
+      <w:pPr>
+        <w:pStyle w:val="Caption"/>
+        <w:jc w:val="center"/>
+      </w:pPr>
+      <w:r>
+        <w:t>图 2-3  向客户发放优惠券表单</w:t>
+      </w:r>
+    </w:p>
+    <w:tbl>
+      <w:tblPr>
+        <w:tblStyle w:val="TableGrid"/>
+        <w:tblW w:type="dxa" w:w="10224"/>
+        <w:jc w:val="center"/>
+        <w:tblLayout w:type="fixed"/>
+        <w:tblLook w:firstColumn="1" w:firstRow="1" w:lastColumn="0" w:lastRow="0" w:noHBand="0" w:noVBand="1" w:val="04A0"/>
+      </w:tblPr>
+      <w:tblGrid>
+        <w:gridCol w:w="1944"/>
+        <w:gridCol w:w="8280"/>
+      </w:tblGrid>
+      <w:tr>
+        <w:trPr>
+          <w:tblHeader/>
+        </w:trPr>
+        <w:tc>
+          <w:tcPr>
+            <w:tcW w:type="dxa" w:w="1944"/>
+            <w:shd w:fill="17365D"/>
+            <w:tcMar>
+              <w:top w:w="75" w:type="dxa"/>
+              <w:start w:w="100" w:type="dxa"/>
+              <w:bottom w:w="75" w:type="dxa"/>
+              <w:end w:w="100" w:type="dxa"/>
+            </w:tcMar>
+            <w:vAlign w:val="center"/>
+          </w:tcPr>
+          <w:p>
+            <w:r>
+              <w:rPr>
+                <w:rFonts w:ascii="Calibri" w:hAnsi="Calibri" w:eastAsia="Microsoft YaHei"/>
+                <w:b/>
+                <w:color w:val="FFFFFF"/>
+                <w:sz w:val="16"/>
+              </w:rPr>
+              <w:t>说明项</w:t>
+            </w:r>
+          </w:p>
+        </w:tc>
+        <w:tc>
+          <w:tcPr>
+            <w:tcW w:type="dxa" w:w="8280"/>
+            <w:shd w:fill="17365D"/>
+            <w:tcMar>
+              <w:top w:w="75" w:type="dxa"/>
+              <w:start w:w="100" w:type="dxa"/>
+              <w:bottom w:w="75" w:type="dxa"/>
+              <w:end w:w="100" w:type="dxa"/>
+            </w:tcMar>
+            <w:vAlign w:val="center"/>
+          </w:tcPr>
+          <w:p>
+            <w:r>
+              <w:rPr>
+                <w:rFonts w:ascii="Calibri" w:hAnsi="Calibri" w:eastAsia="Microsoft YaHei"/>
+                <w:b/>
+                <w:color w:val="FFFFFF"/>
+                <w:sz w:val="16"/>
+              </w:rPr>
+              <w:t>界面辅助说明</w:t>
+            </w:r>
+          </w:p>
+        </w:tc>
+      </w:tr>
+      <w:tr>
+        <w:trPr>
+          <w:cantSplit/>
+        </w:trPr>
+        <w:tc>
+          <w:tcPr>
+            <w:tcW w:type="dxa" w:w="1944"/>
+            <w:tcMar>
+              <w:top w:w="75" w:type="dxa"/>
+              <w:start w:w="100" w:type="dxa"/>
+              <w:bottom w:w="75" w:type="dxa"/>
+              <w:end w:w="100" w:type="dxa"/>
+            </w:tcMar>
+            <w:vAlign w:val="center"/>
+          </w:tcPr>
+          <w:p>
+            <w:pPr>
+              <w:spacing w:after="0" w:line="259" w:lineRule="auto"/>
+            </w:pPr>
+            <w:r>
+              <w:rPr>
+                <w:rFonts w:ascii="Calibri" w:hAnsi="Calibri" w:eastAsia="Microsoft YaHei"/>
+                <w:b w:val="0"/>
+                <w:color w:val="1F2937"/>
+                <w:sz w:val="16"/>
+              </w:rPr>
+              <w:t>对应功能点</w:t>
+            </w:r>
+          </w:p>
+        </w:tc>
+        <w:tc>
+          <w:tcPr>
+            <w:tcW w:type="dxa" w:w="8280"/>
+            <w:tcMar>
+              <w:top w:w="75" w:type="dxa"/>
+              <w:start w:w="100" w:type="dxa"/>
+              <w:bottom w:w="75" w:type="dxa"/>
+              <w:end w:w="100" w:type="dxa"/>
+            </w:tcMar>
+            <w:vAlign w:val="center"/>
+          </w:tcPr>
+          <w:p>
+            <w:pPr>
+              <w:spacing w:after="0" w:line="259" w:lineRule="auto"/>
+            </w:pPr>
+            <w:r>
+              <w:rPr>
+                <w:rFonts w:ascii="Calibri" w:hAnsi="Calibri" w:eastAsia="Microsoft YaHei"/>
+                <w:b w:val="0"/>
+                <w:color w:val="1F2937"/>
+                <w:sz w:val="16"/>
+              </w:rPr>
+              <w:t>OS-OPS-PRD-25-FP02 发放；OS-OPS-PRD-25-FP05 导出发放明细</w:t>
+            </w:r>
+          </w:p>
+        </w:tc>
+      </w:tr>
+      <w:tr>
+        <w:trPr>
+          <w:cantSplit/>
+        </w:trPr>
+        <w:tc>
+          <w:tcPr>
+            <w:tcW w:type="dxa" w:w="1944"/>
+            <w:tcMar>
+              <w:top w:w="75" w:type="dxa"/>
+              <w:start w:w="100" w:type="dxa"/>
+              <w:bottom w:w="75" w:type="dxa"/>
+              <w:end w:w="100" w:type="dxa"/>
+            </w:tcMar>
+            <w:vAlign w:val="center"/>
+            <w:shd w:fill="F4F7FB"/>
+          </w:tcPr>
+          <w:p>
+            <w:pPr>
+              <w:spacing w:after="0" w:line="259" w:lineRule="auto"/>
+            </w:pPr>
+            <w:r>
+              <w:rPr>
+                <w:rFonts w:ascii="Calibri" w:hAnsi="Calibri" w:eastAsia="Microsoft YaHei"/>
+                <w:b w:val="0"/>
+                <w:color w:val="1F2937"/>
+                <w:sz w:val="16"/>
+              </w:rPr>
+              <w:t>页面区域</w:t>
+            </w:r>
+          </w:p>
+        </w:tc>
+        <w:tc>
+          <w:tcPr>
+            <w:tcW w:type="dxa" w:w="8280"/>
+            <w:tcMar>
+              <w:top w:w="75" w:type="dxa"/>
+              <w:start w:w="100" w:type="dxa"/>
+              <w:bottom w:w="75" w:type="dxa"/>
+              <w:end w:w="100" w:type="dxa"/>
+            </w:tcMar>
+            <w:vAlign w:val="center"/>
+            <w:shd w:fill="F4F7FB"/>
+          </w:tcPr>
+          <w:p>
+            <w:pPr>
+              <w:spacing w:after="0" w:line="259" w:lineRule="auto"/>
+            </w:pPr>
+            <w:r>
+              <w:rPr>
+                <w:rFonts w:ascii="Calibri" w:hAnsi="Calibri" w:eastAsia="Microsoft YaHei"/>
+                <w:b w:val="0"/>
+                <w:color w:val="1F2937"/>
+                <w:sz w:val="16"/>
+              </w:rPr>
+              <w:t>发放界面展示优惠券摘要、客户选择、发放数量、有效期和发放说明。</w:t>
+            </w:r>
+          </w:p>
+        </w:tc>
+      </w:tr>
+      <w:tr>
+        <w:trPr>
+          <w:cantSplit/>
+        </w:trPr>
+        <w:tc>
+          <w:tcPr>
+            <w:tcW w:type="dxa" w:w="1944"/>
+            <w:tcMar>
+              <w:top w:w="75" w:type="dxa"/>
+              <w:start w:w="100" w:type="dxa"/>
+              <w:bottom w:w="75" w:type="dxa"/>
+              <w:end w:w="100" w:type="dxa"/>
+            </w:tcMar>
+            <w:vAlign w:val="center"/>
+          </w:tcPr>
+          <w:p>
+            <w:pPr>
+              <w:spacing w:after="0" w:line="259" w:lineRule="auto"/>
+            </w:pPr>
+            <w:r>
+              <w:rPr>
+                <w:rFonts w:ascii="Calibri" w:hAnsi="Calibri" w:eastAsia="Microsoft YaHei"/>
+                <w:b w:val="0"/>
+                <w:color w:val="1F2937"/>
+                <w:sz w:val="16"/>
+              </w:rPr>
+              <w:t>交互要求</w:t>
+            </w:r>
+          </w:p>
+        </w:tc>
+        <w:tc>
+          <w:tcPr>
+            <w:tcW w:type="dxa" w:w="8280"/>
+            <w:tcMar>
+              <w:top w:w="75" w:type="dxa"/>
+              <w:start w:w="100" w:type="dxa"/>
+              <w:bottom w:w="75" w:type="dxa"/>
+              <w:end w:w="100" w:type="dxa"/>
+            </w:tcMar>
+            <w:vAlign w:val="center"/>
+          </w:tcPr>
+          <w:p>
+            <w:pPr>
+              <w:spacing w:after="0" w:line="259" w:lineRule="auto"/>
+            </w:pPr>
+            <w:r>
+              <w:rPr>
+                <w:rFonts w:ascii="Calibri" w:hAnsi="Calibri" w:eastAsia="Microsoft YaHei"/>
+                <w:b w:val="0"/>
+                <w:color w:val="1F2937"/>
+                <w:sz w:val="16"/>
+              </w:rPr>
+              <w:t>提交前校验客户、库存、活动范围、单客上限和幂等键；成功后展示发放批次及逐客户结果。</w:t>
             </w:r>
           </w:p>
         </w:tc>
@@ -8845,7 +9547,7 @@
         <w:drawing>
           <wp:inline xmlns:a="http://schemas.openxmlformats.org/drawingml/2006/main" xmlns:pic="http://schemas.openxmlformats.org/drawingml/2006/picture">
             <wp:extent cx="6080760" cy="2900523"/>
-            <wp:docPr id="2" name="Picture 2"/>
+            <wp:docPr id="4" name="Picture 4"/>
             <wp:cNvGraphicFramePr>
               <a:graphicFrameLocks noChangeAspect="1"/>
             </wp:cNvGraphicFramePr>
@@ -8857,7 +9559,7 @@
                     <pic:cNvPicPr/>
                   </pic:nvPicPr>
                   <pic:blipFill>
-                    <a:blip r:embed="rId12"/>
+                    <a:blip r:embed="rId14"/>
                     <a:stretch>
                       <a:fillRect/>
                     </a:stretch>
@@ -11421,7 +12123,7 @@
         <w:color w:val="667085"/>
         <w:sz w:val="15"/>
       </w:rPr>
-      <w:t xml:space="preserve">V2.2  |  2026-09-09  |  </w:t>
+      <w:t xml:space="preserve">V2.3  |  2026-09-09  |  </w:t>
     </w:r>
     <w:r>
       <w:fldChar w:fldCharType="begin"/>

--- a/operations-requirements/downloads/25_优惠券管理 PRD.docx
+++ b/operations-requirements/downloads/25_优惠券管理 PRD.docx
@@ -38,7 +38,7 @@
           <w:color w:val="2E74B5"/>
           <w:sz w:val="20"/>
         </w:rPr>
-        <w:t>OS-OPS-PRD-25  |  V2.3  |  2026-09-09</w:t>
+        <w:t>OS-OPS-PRD-25  |  V2.5  |  2026-09-09</w:t>
       </w:r>
     </w:p>
     <w:p>
@@ -366,7 +366,7 @@
                 <w:color w:val="1F2937"/>
                 <w:sz w:val="18"/>
               </w:rPr>
-              <w:t>V2.3  2026-09-09</w:t>
+              <w:t>V2.5  2026-09-09</w:t>
             </w:r>
           </w:p>
         </w:tc>
@@ -6401,6 +6401,4144 @@
       <w:r>
         <w:t>保存按钮在请求进行中禁用；超时后先查询结果再允许重试</w:t>
       </w:r>
+    </w:p>
+    <w:p>
+      <w:pPr>
+        <w:pStyle w:val="Heading2"/>
+      </w:pPr>
+      <w:r>
+        <w:t>5.1 详情入口与页面容器</w:t>
+      </w:r>
+    </w:p>
+    <w:p>
+      <w:r>
+        <w:t>用户从列表行的查看入口、业务编号链接或关联对象深链打开详情。界面设计依据原型中的“优惠券管理列表”真实截图；原型未提供独立详情画面时，不生成示例截图，研发按本文档定义在现有列表视觉体系中实现右侧抽屉或独立详情页。</w:t>
+      </w:r>
+    </w:p>
+    <w:tbl>
+      <w:tblPr>
+        <w:tblStyle w:val="TableGrid"/>
+        <w:tblW w:type="dxa" w:w="10224"/>
+        <w:jc w:val="center"/>
+        <w:tblLayout w:type="fixed"/>
+        <w:tblLook w:firstColumn="1" w:firstRow="1" w:lastColumn="0" w:lastRow="0" w:noHBand="0" w:noVBand="1" w:val="04A0"/>
+      </w:tblPr>
+      <w:tblGrid>
+        <w:gridCol w:w="1944"/>
+        <w:gridCol w:w="8280"/>
+      </w:tblGrid>
+      <w:tr>
+        <w:trPr>
+          <w:tblHeader/>
+        </w:trPr>
+        <w:tc>
+          <w:tcPr>
+            <w:tcW w:type="dxa" w:w="1944"/>
+            <w:shd w:fill="17365D"/>
+            <w:tcMar>
+              <w:top w:w="75" w:type="dxa"/>
+              <w:start w:w="100" w:type="dxa"/>
+              <w:bottom w:w="75" w:type="dxa"/>
+              <w:end w:w="100" w:type="dxa"/>
+            </w:tcMar>
+            <w:vAlign w:val="center"/>
+          </w:tcPr>
+          <w:p>
+            <w:r>
+              <w:rPr>
+                <w:rFonts w:ascii="Calibri" w:hAnsi="Calibri" w:eastAsia="Microsoft YaHei"/>
+                <w:b/>
+                <w:color w:val="FFFFFF"/>
+                <w:sz w:val="16"/>
+              </w:rPr>
+              <w:t>界面状态</w:t>
+            </w:r>
+          </w:p>
+        </w:tc>
+        <w:tc>
+          <w:tcPr>
+            <w:tcW w:type="dxa" w:w="8280"/>
+            <w:shd w:fill="17365D"/>
+            <w:tcMar>
+              <w:top w:w="75" w:type="dxa"/>
+              <w:start w:w="100" w:type="dxa"/>
+              <w:bottom w:w="75" w:type="dxa"/>
+              <w:end w:w="100" w:type="dxa"/>
+            </w:tcMar>
+            <w:vAlign w:val="center"/>
+          </w:tcPr>
+          <w:p>
+            <w:r>
+              <w:rPr>
+                <w:rFonts w:ascii="Calibri" w:hAnsi="Calibri" w:eastAsia="Microsoft YaHei"/>
+                <w:b/>
+                <w:color w:val="FFFFFF"/>
+                <w:sz w:val="16"/>
+              </w:rPr>
+              <w:t>完整处理规则</w:t>
+            </w:r>
+          </w:p>
+        </w:tc>
+      </w:tr>
+      <w:tr>
+        <w:trPr>
+          <w:cantSplit/>
+        </w:trPr>
+        <w:tc>
+          <w:tcPr>
+            <w:tcW w:type="dxa" w:w="1944"/>
+            <w:tcMar>
+              <w:top w:w="75" w:type="dxa"/>
+              <w:start w:w="100" w:type="dxa"/>
+              <w:bottom w:w="75" w:type="dxa"/>
+              <w:end w:w="100" w:type="dxa"/>
+            </w:tcMar>
+            <w:vAlign w:val="center"/>
+          </w:tcPr>
+          <w:p>
+            <w:pPr>
+              <w:spacing w:after="0" w:line="259" w:lineRule="auto"/>
+            </w:pPr>
+            <w:r>
+              <w:rPr>
+                <w:rFonts w:ascii="Calibri" w:hAnsi="Calibri" w:eastAsia="Microsoft YaHei"/>
+                <w:b w:val="0"/>
+                <w:color w:val="1F2937"/>
+                <w:sz w:val="16"/>
+              </w:rPr>
+              <w:t>打开与返回</w:t>
+            </w:r>
+          </w:p>
+        </w:tc>
+        <w:tc>
+          <w:tcPr>
+            <w:tcW w:type="dxa" w:w="8280"/>
+            <w:tcMar>
+              <w:top w:w="75" w:type="dxa"/>
+              <w:start w:w="100" w:type="dxa"/>
+              <w:bottom w:w="75" w:type="dxa"/>
+              <w:end w:w="100" w:type="dxa"/>
+            </w:tcMar>
+            <w:vAlign w:val="center"/>
+          </w:tcPr>
+          <w:p>
+            <w:pPr>
+              <w:spacing w:after="0" w:line="259" w:lineRule="auto"/>
+            </w:pPr>
+            <w:r>
+              <w:rPr>
+                <w:rFonts w:ascii="Calibri" w:hAnsi="Calibri" w:eastAsia="Microsoft YaHei"/>
+                <w:b w:val="0"/>
+                <w:color w:val="1F2937"/>
+                <w:sz w:val="16"/>
+              </w:rPr>
+              <w:t>打开时保存列表筛选、分页、排序和滚动位置；关闭或返回后恢复原上下文，并只刷新发生变化的行。</w:t>
+            </w:r>
+          </w:p>
+        </w:tc>
+      </w:tr>
+      <w:tr>
+        <w:trPr>
+          <w:cantSplit/>
+        </w:trPr>
+        <w:tc>
+          <w:tcPr>
+            <w:tcW w:type="dxa" w:w="1944"/>
+            <w:tcMar>
+              <w:top w:w="75" w:type="dxa"/>
+              <w:start w:w="100" w:type="dxa"/>
+              <w:bottom w:w="75" w:type="dxa"/>
+              <w:end w:w="100" w:type="dxa"/>
+            </w:tcMar>
+            <w:vAlign w:val="center"/>
+            <w:shd w:fill="F4F7FB"/>
+          </w:tcPr>
+          <w:p>
+            <w:pPr>
+              <w:spacing w:after="0" w:line="259" w:lineRule="auto"/>
+            </w:pPr>
+            <w:r>
+              <w:rPr>
+                <w:rFonts w:ascii="Calibri" w:hAnsi="Calibri" w:eastAsia="Microsoft YaHei"/>
+                <w:b w:val="0"/>
+                <w:color w:val="1F2937"/>
+                <w:sz w:val="16"/>
+              </w:rPr>
+              <w:t>加载中</w:t>
+            </w:r>
+          </w:p>
+        </w:tc>
+        <w:tc>
+          <w:tcPr>
+            <w:tcW w:type="dxa" w:w="8280"/>
+            <w:tcMar>
+              <w:top w:w="75" w:type="dxa"/>
+              <w:start w:w="100" w:type="dxa"/>
+              <w:bottom w:w="75" w:type="dxa"/>
+              <w:end w:w="100" w:type="dxa"/>
+            </w:tcMar>
+            <w:vAlign w:val="center"/>
+            <w:shd w:fill="F4F7FB"/>
+          </w:tcPr>
+          <w:p>
+            <w:pPr>
+              <w:spacing w:after="0" w:line="259" w:lineRule="auto"/>
+            </w:pPr>
+            <w:r>
+              <w:rPr>
+                <w:rFonts w:ascii="Calibri" w:hAnsi="Calibri" w:eastAsia="Microsoft YaHei"/>
+                <w:b w:val="0"/>
+                <w:color w:val="1F2937"/>
+                <w:sz w:val="16"/>
+              </w:rPr>
+              <w:t>先展示对象类型、业务编号和骨架屏；各信息组独立加载，禁止闪现上一条记录。</w:t>
+            </w:r>
+          </w:p>
+        </w:tc>
+      </w:tr>
+      <w:tr>
+        <w:trPr>
+          <w:cantSplit/>
+        </w:trPr>
+        <w:tc>
+          <w:tcPr>
+            <w:tcW w:type="dxa" w:w="1944"/>
+            <w:tcMar>
+              <w:top w:w="75" w:type="dxa"/>
+              <w:start w:w="100" w:type="dxa"/>
+              <w:bottom w:w="75" w:type="dxa"/>
+              <w:end w:w="100" w:type="dxa"/>
+            </w:tcMar>
+            <w:vAlign w:val="center"/>
+          </w:tcPr>
+          <w:p>
+            <w:pPr>
+              <w:spacing w:after="0" w:line="259" w:lineRule="auto"/>
+            </w:pPr>
+            <w:r>
+              <w:rPr>
+                <w:rFonts w:ascii="Calibri" w:hAnsi="Calibri" w:eastAsia="Microsoft YaHei"/>
+                <w:b w:val="0"/>
+                <w:color w:val="1F2937"/>
+                <w:sz w:val="16"/>
+              </w:rPr>
+              <w:t>加载成功</w:t>
+            </w:r>
+          </w:p>
+        </w:tc>
+        <w:tc>
+          <w:tcPr>
+            <w:tcW w:type="dxa" w:w="8280"/>
+            <w:tcMar>
+              <w:top w:w="75" w:type="dxa"/>
+              <w:start w:w="100" w:type="dxa"/>
+              <w:bottom w:w="75" w:type="dxa"/>
+              <w:end w:w="100" w:type="dxa"/>
+            </w:tcMar>
+            <w:vAlign w:val="center"/>
+          </w:tcPr>
+          <w:p>
+            <w:pPr>
+              <w:spacing w:after="0" w:line="259" w:lineRule="auto"/>
+            </w:pPr>
+            <w:r>
+              <w:rPr>
+                <w:rFonts w:ascii="Calibri" w:hAnsi="Calibri" w:eastAsia="Microsoft YaHei"/>
+                <w:b w:val="0"/>
+                <w:color w:val="1F2937"/>
+                <w:sz w:val="16"/>
+              </w:rPr>
+              <w:t>返回id、业务编号、version、当前状态、asOfTime、fieldPermissions和allowedActions；页面以响应为唯一展示依据。</w:t>
+            </w:r>
+          </w:p>
+        </w:tc>
+      </w:tr>
+      <w:tr>
+        <w:trPr>
+          <w:cantSplit/>
+        </w:trPr>
+        <w:tc>
+          <w:tcPr>
+            <w:tcW w:type="dxa" w:w="1944"/>
+            <w:tcMar>
+              <w:top w:w="75" w:type="dxa"/>
+              <w:start w:w="100" w:type="dxa"/>
+              <w:bottom w:w="75" w:type="dxa"/>
+              <w:end w:w="100" w:type="dxa"/>
+            </w:tcMar>
+            <w:vAlign w:val="center"/>
+            <w:shd w:fill="F4F7FB"/>
+          </w:tcPr>
+          <w:p>
+            <w:pPr>
+              <w:spacing w:after="0" w:line="259" w:lineRule="auto"/>
+            </w:pPr>
+            <w:r>
+              <w:rPr>
+                <w:rFonts w:ascii="Calibri" w:hAnsi="Calibri" w:eastAsia="Microsoft YaHei"/>
+                <w:b w:val="0"/>
+                <w:color w:val="1F2937"/>
+                <w:sz w:val="16"/>
+              </w:rPr>
+              <w:t>记录不存在</w:t>
+            </w:r>
+          </w:p>
+        </w:tc>
+        <w:tc>
+          <w:tcPr>
+            <w:tcW w:type="dxa" w:w="8280"/>
+            <w:tcMar>
+              <w:top w:w="75" w:type="dxa"/>
+              <w:start w:w="100" w:type="dxa"/>
+              <w:bottom w:w="75" w:type="dxa"/>
+              <w:end w:w="100" w:type="dxa"/>
+            </w:tcMar>
+            <w:vAlign w:val="center"/>
+            <w:shd w:fill="F4F7FB"/>
+          </w:tcPr>
+          <w:p>
+            <w:pPr>
+              <w:spacing w:after="0" w:line="259" w:lineRule="auto"/>
+            </w:pPr>
+            <w:r>
+              <w:rPr>
+                <w:rFonts w:ascii="Calibri" w:hAnsi="Calibri" w:eastAsia="Microsoft YaHei"/>
+                <w:b w:val="0"/>
+                <w:color w:val="1F2937"/>
+                <w:sz w:val="16"/>
+              </w:rPr>
+              <w:t>显示记录不存在、已归档或已移除；不泄露客户、金额、地址和关联对象，提供返回列表入口。</w:t>
+            </w:r>
+          </w:p>
+        </w:tc>
+      </w:tr>
+      <w:tr>
+        <w:trPr>
+          <w:cantSplit/>
+        </w:trPr>
+        <w:tc>
+          <w:tcPr>
+            <w:tcW w:type="dxa" w:w="1944"/>
+            <w:tcMar>
+              <w:top w:w="75" w:type="dxa"/>
+              <w:start w:w="100" w:type="dxa"/>
+              <w:bottom w:w="75" w:type="dxa"/>
+              <w:end w:w="100" w:type="dxa"/>
+            </w:tcMar>
+            <w:vAlign w:val="center"/>
+          </w:tcPr>
+          <w:p>
+            <w:pPr>
+              <w:spacing w:after="0" w:line="259" w:lineRule="auto"/>
+            </w:pPr>
+            <w:r>
+              <w:rPr>
+                <w:rFonts w:ascii="Calibri" w:hAnsi="Calibri" w:eastAsia="Microsoft YaHei"/>
+                <w:b w:val="0"/>
+                <w:color w:val="1F2937"/>
+                <w:sz w:val="16"/>
+              </w:rPr>
+              <w:t>无权限</w:t>
+            </w:r>
+          </w:p>
+        </w:tc>
+        <w:tc>
+          <w:tcPr>
+            <w:tcW w:type="dxa" w:w="8280"/>
+            <w:tcMar>
+              <w:top w:w="75" w:type="dxa"/>
+              <w:start w:w="100" w:type="dxa"/>
+              <w:bottom w:w="75" w:type="dxa"/>
+              <w:end w:w="100" w:type="dxa"/>
+            </w:tcMar>
+            <w:vAlign w:val="center"/>
+          </w:tcPr>
+          <w:p>
+            <w:pPr>
+              <w:spacing w:after="0" w:line="259" w:lineRule="auto"/>
+            </w:pPr>
+            <w:r>
+              <w:rPr>
+                <w:rFonts w:ascii="Calibri" w:hAnsi="Calibri" w:eastAsia="Microsoft YaHei"/>
+                <w:b w:val="0"/>
+                <w:color w:val="1F2937"/>
+                <w:sz w:val="16"/>
+              </w:rPr>
+              <w:t>详情接口在返回任何业务字段前完成对象级和字段级鉴权；页面显示无权查看并记录拒绝审计。</w:t>
+            </w:r>
+          </w:p>
+        </w:tc>
+      </w:tr>
+      <w:tr>
+        <w:trPr>
+          <w:cantSplit/>
+        </w:trPr>
+        <w:tc>
+          <w:tcPr>
+            <w:tcW w:type="dxa" w:w="1944"/>
+            <w:tcMar>
+              <w:top w:w="75" w:type="dxa"/>
+              <w:start w:w="100" w:type="dxa"/>
+              <w:bottom w:w="75" w:type="dxa"/>
+              <w:end w:w="100" w:type="dxa"/>
+            </w:tcMar>
+            <w:vAlign w:val="center"/>
+            <w:shd w:fill="F4F7FB"/>
+          </w:tcPr>
+          <w:p>
+            <w:pPr>
+              <w:spacing w:after="0" w:line="259" w:lineRule="auto"/>
+            </w:pPr>
+            <w:r>
+              <w:rPr>
+                <w:rFonts w:ascii="Calibri" w:hAnsi="Calibri" w:eastAsia="Microsoft YaHei"/>
+                <w:b w:val="0"/>
+                <w:color w:val="1F2937"/>
+                <w:sz w:val="16"/>
+              </w:rPr>
+              <w:t>版本变化</w:t>
+            </w:r>
+          </w:p>
+        </w:tc>
+        <w:tc>
+          <w:tcPr>
+            <w:tcW w:type="dxa" w:w="8280"/>
+            <w:tcMar>
+              <w:top w:w="75" w:type="dxa"/>
+              <w:start w:w="100" w:type="dxa"/>
+              <w:bottom w:w="75" w:type="dxa"/>
+              <w:end w:w="100" w:type="dxa"/>
+            </w:tcMar>
+            <w:vAlign w:val="center"/>
+            <w:shd w:fill="F4F7FB"/>
+          </w:tcPr>
+          <w:p>
+            <w:pPr>
+              <w:spacing w:after="0" w:line="259" w:lineRule="auto"/>
+            </w:pPr>
+            <w:r>
+              <w:rPr>
+                <w:rFonts w:ascii="Calibri" w:hAnsi="Calibri" w:eastAsia="Microsoft YaHei"/>
+                <w:b w:val="0"/>
+                <w:color w:val="1F2937"/>
+                <w:sz w:val="16"/>
+              </w:rPr>
+              <w:t>收到对象变更事件时自动刷新只读区；若存在未提交操作，提示比较最新版本，不覆盖用户输入。</w:t>
+            </w:r>
+          </w:p>
+        </w:tc>
+      </w:tr>
+      <w:tr>
+        <w:trPr>
+          <w:cantSplit/>
+        </w:trPr>
+        <w:tc>
+          <w:tcPr>
+            <w:tcW w:type="dxa" w:w="1944"/>
+            <w:tcMar>
+              <w:top w:w="75" w:type="dxa"/>
+              <w:start w:w="100" w:type="dxa"/>
+              <w:bottom w:w="75" w:type="dxa"/>
+              <w:end w:w="100" w:type="dxa"/>
+            </w:tcMar>
+            <w:vAlign w:val="center"/>
+          </w:tcPr>
+          <w:p>
+            <w:pPr>
+              <w:spacing w:after="0" w:line="259" w:lineRule="auto"/>
+            </w:pPr>
+            <w:r>
+              <w:rPr>
+                <w:rFonts w:ascii="Calibri" w:hAnsi="Calibri" w:eastAsia="Microsoft YaHei"/>
+                <w:b w:val="0"/>
+                <w:color w:val="1F2937"/>
+                <w:sz w:val="16"/>
+              </w:rPr>
+              <w:t>部分失败</w:t>
+            </w:r>
+          </w:p>
+        </w:tc>
+        <w:tc>
+          <w:tcPr>
+            <w:tcW w:type="dxa" w:w="8280"/>
+            <w:tcMar>
+              <w:top w:w="75" w:type="dxa"/>
+              <w:start w:w="100" w:type="dxa"/>
+              <w:bottom w:w="75" w:type="dxa"/>
+              <w:end w:w="100" w:type="dxa"/>
+            </w:tcMar>
+            <w:vAlign w:val="center"/>
+          </w:tcPr>
+          <w:p>
+            <w:pPr>
+              <w:spacing w:after="0" w:line="259" w:lineRule="auto"/>
+            </w:pPr>
+            <w:r>
+              <w:rPr>
+                <w:rFonts w:ascii="Calibri" w:hAnsi="Calibri" w:eastAsia="Microsoft YaHei"/>
+                <w:b w:val="0"/>
+                <w:color w:val="1F2937"/>
+                <w:sz w:val="16"/>
+              </w:rPr>
+              <w:t>基本资料可显示时保留页面，仅在失败的信息组显示错误、traceId和重试；不得把缺失值显示为0或正常状态。</w:t>
+            </w:r>
+          </w:p>
+        </w:tc>
+      </w:tr>
+    </w:tbl>
+    <w:p>
+      <w:pPr>
+        <w:spacing w:after="0"/>
+      </w:pPr>
+    </w:p>
+    <w:p>
+      <w:pPr>
+        <w:pStyle w:val="Heading2"/>
+      </w:pPr>
+      <w:r>
+        <w:t>5.2 顶部摘要与详情信息组</w:t>
+      </w:r>
+    </w:p>
+    <w:p>
+      <w:r>
+        <w:t>顶部摘要用于确认当前查看对象、归属、状态、责任人和关键业务值。详情字段必须覆盖新增、编辑及系统处理后形成的有效数据，不得只复制列表列。</w:t>
+      </w:r>
+    </w:p>
+    <w:tbl>
+      <w:tblPr>
+        <w:tblStyle w:val="TableGrid"/>
+        <w:tblW w:type="dxa" w:w="10224"/>
+        <w:jc w:val="center"/>
+        <w:tblLayout w:type="fixed"/>
+        <w:tblLook w:firstColumn="1" w:firstRow="1" w:lastColumn="0" w:lastRow="0" w:noHBand="0" w:noVBand="1" w:val="04A0"/>
+      </w:tblPr>
+      <w:tblGrid>
+        <w:gridCol w:w="2088"/>
+        <w:gridCol w:w="4968"/>
+        <w:gridCol w:w="3168"/>
+      </w:tblGrid>
+      <w:tr>
+        <w:trPr>
+          <w:tblHeader/>
+        </w:trPr>
+        <w:tc>
+          <w:tcPr>
+            <w:tcW w:type="dxa" w:w="2088"/>
+            <w:shd w:fill="17365D"/>
+            <w:tcMar>
+              <w:top w:w="75" w:type="dxa"/>
+              <w:start w:w="100" w:type="dxa"/>
+              <w:bottom w:w="75" w:type="dxa"/>
+              <w:end w:w="100" w:type="dxa"/>
+            </w:tcMar>
+            <w:vAlign w:val="center"/>
+          </w:tcPr>
+          <w:p>
+            <w:r>
+              <w:rPr>
+                <w:rFonts w:ascii="Calibri" w:hAnsi="Calibri" w:eastAsia="Microsoft YaHei"/>
+                <w:b/>
+                <w:color w:val="FFFFFF"/>
+                <w:sz w:val="15"/>
+              </w:rPr>
+              <w:t>信息组</w:t>
+            </w:r>
+          </w:p>
+        </w:tc>
+        <w:tc>
+          <w:tcPr>
+            <w:tcW w:type="dxa" w:w="4968"/>
+            <w:shd w:fill="17365D"/>
+            <w:tcMar>
+              <w:top w:w="75" w:type="dxa"/>
+              <w:start w:w="100" w:type="dxa"/>
+              <w:bottom w:w="75" w:type="dxa"/>
+              <w:end w:w="100" w:type="dxa"/>
+            </w:tcMar>
+            <w:vAlign w:val="center"/>
+          </w:tcPr>
+          <w:p>
+            <w:r>
+              <w:rPr>
+                <w:rFonts w:ascii="Calibri" w:hAnsi="Calibri" w:eastAsia="Microsoft YaHei"/>
+                <w:b/>
+                <w:color w:val="FFFFFF"/>
+                <w:sz w:val="15"/>
+              </w:rPr>
+              <w:t>展示字段</w:t>
+            </w:r>
+          </w:p>
+        </w:tc>
+        <w:tc>
+          <w:tcPr>
+            <w:tcW w:type="dxa" w:w="3168"/>
+            <w:shd w:fill="17365D"/>
+            <w:tcMar>
+              <w:top w:w="75" w:type="dxa"/>
+              <w:start w:w="100" w:type="dxa"/>
+              <w:bottom w:w="75" w:type="dxa"/>
+              <w:end w:w="100" w:type="dxa"/>
+            </w:tcMar>
+            <w:vAlign w:val="center"/>
+          </w:tcPr>
+          <w:p>
+            <w:r>
+              <w:rPr>
+                <w:rFonts w:ascii="Calibri" w:hAnsi="Calibri" w:eastAsia="Microsoft YaHei"/>
+                <w:b/>
+                <w:color w:val="FFFFFF"/>
+                <w:sz w:val="15"/>
+              </w:rPr>
+              <w:t>展示与交互规则</w:t>
+            </w:r>
+          </w:p>
+        </w:tc>
+      </w:tr>
+      <w:tr>
+        <w:trPr>
+          <w:cantSplit/>
+        </w:trPr>
+        <w:tc>
+          <w:tcPr>
+            <w:tcW w:type="dxa" w:w="2088"/>
+            <w:tcMar>
+              <w:top w:w="75" w:type="dxa"/>
+              <w:start w:w="100" w:type="dxa"/>
+              <w:bottom w:w="75" w:type="dxa"/>
+              <w:end w:w="100" w:type="dxa"/>
+            </w:tcMar>
+            <w:vAlign w:val="center"/>
+          </w:tcPr>
+          <w:p>
+            <w:pPr>
+              <w:spacing w:after="0" w:line="259" w:lineRule="auto"/>
+            </w:pPr>
+            <w:r>
+              <w:rPr>
+                <w:rFonts w:ascii="Calibri" w:hAnsi="Calibri" w:eastAsia="Microsoft YaHei"/>
+                <w:b w:val="0"/>
+                <w:color w:val="1F2937"/>
+                <w:sz w:val="15"/>
+              </w:rPr>
+              <w:t>标识与基本资料</w:t>
+            </w:r>
+          </w:p>
+        </w:tc>
+        <w:tc>
+          <w:tcPr>
+            <w:tcW w:type="dxa" w:w="4968"/>
+            <w:tcMar>
+              <w:top w:w="75" w:type="dxa"/>
+              <w:start w:w="100" w:type="dxa"/>
+              <w:bottom w:w="75" w:type="dxa"/>
+              <w:end w:w="100" w:type="dxa"/>
+            </w:tcMar>
+            <w:vAlign w:val="center"/>
+          </w:tcPr>
+          <w:p>
+            <w:pPr>
+              <w:spacing w:after="0" w:line="259" w:lineRule="auto"/>
+            </w:pPr>
+            <w:r>
+              <w:rPr>
+                <w:rFonts w:ascii="Calibri" w:hAnsi="Calibri" w:eastAsia="Microsoft YaHei"/>
+                <w:b w:val="0"/>
+                <w:color w:val="1F2937"/>
+                <w:sz w:val="15"/>
+              </w:rPr>
+              <w:t>优惠券编号、优惠券名称、优惠券类型、优惠内容、使用门槛、已发放、已核销、有效期、券类型、最高优惠、适用业务、发放总量、每人限领、领取开始、领取结束、有效期方式、可叠加规则、退回规则</w:t>
+            </w:r>
+          </w:p>
+        </w:tc>
+        <w:tc>
+          <w:tcPr>
+            <w:tcW w:type="dxa" w:w="3168"/>
+            <w:tcMar>
+              <w:top w:w="75" w:type="dxa"/>
+              <w:start w:w="100" w:type="dxa"/>
+              <w:bottom w:w="75" w:type="dxa"/>
+              <w:end w:w="100" w:type="dxa"/>
+            </w:tcMar>
+            <w:vAlign w:val="center"/>
+          </w:tcPr>
+          <w:p>
+            <w:pPr>
+              <w:spacing w:after="0" w:line="259" w:lineRule="auto"/>
+            </w:pPr>
+            <w:r>
+              <w:rPr>
+                <w:rFonts w:ascii="Calibri" w:hAnsi="Calibri" w:eastAsia="Microsoft YaHei"/>
+                <w:b w:val="0"/>
+                <w:color w:val="1F2937"/>
+                <w:sz w:val="15"/>
+              </w:rPr>
+              <w:t>完整显示业务编号与主属性；编号支持复制且不可编辑，敏感字段按字段权限脱敏。</w:t>
+            </w:r>
+          </w:p>
+        </w:tc>
+      </w:tr>
+      <w:tr>
+        <w:trPr>
+          <w:cantSplit/>
+        </w:trPr>
+        <w:tc>
+          <w:tcPr>
+            <w:tcW w:type="dxa" w:w="2088"/>
+            <w:tcMar>
+              <w:top w:w="75" w:type="dxa"/>
+              <w:start w:w="100" w:type="dxa"/>
+              <w:bottom w:w="75" w:type="dxa"/>
+              <w:end w:w="100" w:type="dxa"/>
+            </w:tcMar>
+            <w:vAlign w:val="center"/>
+            <w:shd w:fill="F4F7FB"/>
+          </w:tcPr>
+          <w:p>
+            <w:pPr>
+              <w:spacing w:after="0" w:line="259" w:lineRule="auto"/>
+            </w:pPr>
+            <w:r>
+              <w:rPr>
+                <w:rFonts w:ascii="Calibri" w:hAnsi="Calibri" w:eastAsia="Microsoft YaHei"/>
+                <w:b w:val="0"/>
+                <w:color w:val="1F2937"/>
+                <w:sz w:val="15"/>
+              </w:rPr>
+              <w:t>归属与关联对象</w:t>
+            </w:r>
+          </w:p>
+        </w:tc>
+        <w:tc>
+          <w:tcPr>
+            <w:tcW w:type="dxa" w:w="4968"/>
+            <w:tcMar>
+              <w:top w:w="75" w:type="dxa"/>
+              <w:start w:w="100" w:type="dxa"/>
+              <w:bottom w:w="75" w:type="dxa"/>
+              <w:end w:w="100" w:type="dxa"/>
+            </w:tcMar>
+            <w:vAlign w:val="center"/>
+            <w:shd w:fill="F4F7FB"/>
+          </w:tcPr>
+          <w:p>
+            <w:pPr>
+              <w:spacing w:after="0" w:line="259" w:lineRule="auto"/>
+            </w:pPr>
+            <w:r>
+              <w:rPr>
+                <w:rFonts w:ascii="Calibri" w:hAnsi="Calibri" w:eastAsia="Microsoft YaHei"/>
+                <w:b w:val="0"/>
+                <w:color w:val="1F2937"/>
+                <w:sz w:val="15"/>
+              </w:rPr>
+              <w:t>关联订单、适用店铺</w:t>
+            </w:r>
+          </w:p>
+        </w:tc>
+        <w:tc>
+          <w:tcPr>
+            <w:tcW w:type="dxa" w:w="3168"/>
+            <w:tcMar>
+              <w:top w:w="75" w:type="dxa"/>
+              <w:start w:w="100" w:type="dxa"/>
+              <w:bottom w:w="75" w:type="dxa"/>
+              <w:end w:w="100" w:type="dxa"/>
+            </w:tcMar>
+            <w:vAlign w:val="center"/>
+            <w:shd w:fill="F4F7FB"/>
+          </w:tcPr>
+          <w:p>
+            <w:pPr>
+              <w:spacing w:after="0" w:line="259" w:lineRule="auto"/>
+            </w:pPr>
+            <w:r>
+              <w:rPr>
+                <w:rFonts w:ascii="Calibri" w:hAnsi="Calibri" w:eastAsia="Microsoft YaHei"/>
+                <w:b w:val="0"/>
+                <w:color w:val="1F2937"/>
+                <w:sz w:val="15"/>
+              </w:rPr>
+              <w:t>显示名称加业务编号；有查看权限时可打开关联对象，无权限时只显示允许的摘要。</w:t>
+            </w:r>
+          </w:p>
+        </w:tc>
+      </w:tr>
+      <w:tr>
+        <w:trPr>
+          <w:cantSplit/>
+        </w:trPr>
+        <w:tc>
+          <w:tcPr>
+            <w:tcW w:type="dxa" w:w="2088"/>
+            <w:tcMar>
+              <w:top w:w="75" w:type="dxa"/>
+              <w:start w:w="100" w:type="dxa"/>
+              <w:bottom w:w="75" w:type="dxa"/>
+              <w:end w:w="100" w:type="dxa"/>
+            </w:tcMar>
+            <w:vAlign w:val="center"/>
+          </w:tcPr>
+          <w:p>
+            <w:pPr>
+              <w:spacing w:after="0" w:line="259" w:lineRule="auto"/>
+            </w:pPr>
+            <w:r>
+              <w:rPr>
+                <w:rFonts w:ascii="Calibri" w:hAnsi="Calibri" w:eastAsia="Microsoft YaHei"/>
+                <w:b w:val="0"/>
+                <w:color w:val="1F2937"/>
+                <w:sz w:val="15"/>
+              </w:rPr>
+              <w:t>金额数量与业务配置</w:t>
+            </w:r>
+          </w:p>
+        </w:tc>
+        <w:tc>
+          <w:tcPr>
+            <w:tcW w:type="dxa" w:w="4968"/>
+            <w:tcMar>
+              <w:top w:w="75" w:type="dxa"/>
+              <w:start w:w="100" w:type="dxa"/>
+              <w:bottom w:w="75" w:type="dxa"/>
+              <w:end w:w="100" w:type="dxa"/>
+            </w:tcMar>
+            <w:vAlign w:val="center"/>
+          </w:tcPr>
+          <w:p>
+            <w:pPr>
+              <w:spacing w:after="0" w:line="259" w:lineRule="auto"/>
+            </w:pPr>
+            <w:r>
+              <w:rPr>
+                <w:rFonts w:ascii="Calibri" w:hAnsi="Calibri" w:eastAsia="Microsoft YaHei"/>
+                <w:b w:val="0"/>
+                <w:color w:val="1F2937"/>
+                <w:sz w:val="15"/>
+              </w:rPr>
+              <w:t>优惠金额或折扣</w:t>
+            </w:r>
+          </w:p>
+        </w:tc>
+        <w:tc>
+          <w:tcPr>
+            <w:tcW w:type="dxa" w:w="3168"/>
+            <w:tcMar>
+              <w:top w:w="75" w:type="dxa"/>
+              <w:start w:w="100" w:type="dxa"/>
+              <w:bottom w:w="75" w:type="dxa"/>
+              <w:end w:w="100" w:type="dxa"/>
+            </w:tcMar>
+            <w:vAlign w:val="center"/>
+          </w:tcPr>
+          <w:p>
+            <w:pPr>
+              <w:spacing w:after="0" w:line="259" w:lineRule="auto"/>
+            </w:pPr>
+            <w:r>
+              <w:rPr>
+                <w:rFonts w:ascii="Calibri" w:hAnsi="Calibri" w:eastAsia="Microsoft YaHei"/>
+                <w:b w:val="0"/>
+                <w:color w:val="1F2937"/>
+                <w:sz w:val="15"/>
+              </w:rPr>
+              <w:t>显示原始值、单位、币种和有效版本；金额与数量由服务端返回，前端不得二次推导覆盖。</w:t>
+            </w:r>
+          </w:p>
+        </w:tc>
+      </w:tr>
+      <w:tr>
+        <w:trPr>
+          <w:cantSplit/>
+        </w:trPr>
+        <w:tc>
+          <w:tcPr>
+            <w:tcW w:type="dxa" w:w="2088"/>
+            <w:tcMar>
+              <w:top w:w="75" w:type="dxa"/>
+              <w:start w:w="100" w:type="dxa"/>
+              <w:bottom w:w="75" w:type="dxa"/>
+              <w:end w:w="100" w:type="dxa"/>
+            </w:tcMar>
+            <w:vAlign w:val="center"/>
+            <w:shd w:fill="F4F7FB"/>
+          </w:tcPr>
+          <w:p>
+            <w:pPr>
+              <w:spacing w:after="0" w:line="259" w:lineRule="auto"/>
+            </w:pPr>
+            <w:r>
+              <w:rPr>
+                <w:rFonts w:ascii="Calibri" w:hAnsi="Calibri" w:eastAsia="Microsoft YaHei"/>
+                <w:b w:val="0"/>
+                <w:color w:val="1F2937"/>
+                <w:sz w:val="15"/>
+              </w:rPr>
+              <w:t>状态责任与时间</w:t>
+            </w:r>
+          </w:p>
+        </w:tc>
+        <w:tc>
+          <w:tcPr>
+            <w:tcW w:type="dxa" w:w="4968"/>
+            <w:tcMar>
+              <w:top w:w="75" w:type="dxa"/>
+              <w:start w:w="100" w:type="dxa"/>
+              <w:bottom w:w="75" w:type="dxa"/>
+              <w:end w:w="100" w:type="dxa"/>
+            </w:tcMar>
+            <w:vAlign w:val="center"/>
+            <w:shd w:fill="F4F7FB"/>
+          </w:tcPr>
+          <w:p>
+            <w:pPr>
+              <w:spacing w:after="0" w:line="259" w:lineRule="auto"/>
+            </w:pPr>
+            <w:r>
+              <w:rPr>
+                <w:rFonts w:ascii="Calibri" w:hAnsi="Calibri" w:eastAsia="Microsoft YaHei"/>
+                <w:b w:val="0"/>
+                <w:color w:val="1F2937"/>
+                <w:sz w:val="15"/>
+              </w:rPr>
+              <w:t>操作人、更新时间、状态</w:t>
+            </w:r>
+          </w:p>
+        </w:tc>
+        <w:tc>
+          <w:tcPr>
+            <w:tcW w:type="dxa" w:w="3168"/>
+            <w:tcMar>
+              <w:top w:w="75" w:type="dxa"/>
+              <w:start w:w="100" w:type="dxa"/>
+              <w:bottom w:w="75" w:type="dxa"/>
+              <w:end w:w="100" w:type="dxa"/>
+            </w:tcMar>
+            <w:vAlign w:val="center"/>
+            <w:shd w:fill="F4F7FB"/>
+          </w:tcPr>
+          <w:p>
+            <w:pPr>
+              <w:spacing w:after="0" w:line="259" w:lineRule="auto"/>
+            </w:pPr>
+            <w:r>
+              <w:rPr>
+                <w:rFonts w:ascii="Calibri" w:hAnsi="Calibri" w:eastAsia="Microsoft YaHei"/>
+                <w:b w:val="0"/>
+                <w:color w:val="1F2937"/>
+                <w:sz w:val="15"/>
+              </w:rPr>
+              <w:t>显示当前状态、负责人、业务时间和服务器更新时间；状态由服务端枚举与时间线共同解释。</w:t>
+            </w:r>
+          </w:p>
+        </w:tc>
+      </w:tr>
+      <w:tr>
+        <w:trPr>
+          <w:cantSplit/>
+        </w:trPr>
+        <w:tc>
+          <w:tcPr>
+            <w:tcW w:type="dxa" w:w="2088"/>
+            <w:tcMar>
+              <w:top w:w="75" w:type="dxa"/>
+              <w:start w:w="100" w:type="dxa"/>
+              <w:bottom w:w="75" w:type="dxa"/>
+              <w:end w:w="100" w:type="dxa"/>
+            </w:tcMar>
+            <w:vAlign w:val="center"/>
+          </w:tcPr>
+          <w:p>
+            <w:pPr>
+              <w:spacing w:after="0" w:line="259" w:lineRule="auto"/>
+            </w:pPr>
+            <w:r>
+              <w:rPr>
+                <w:rFonts w:ascii="Calibri" w:hAnsi="Calibri" w:eastAsia="Microsoft YaHei"/>
+                <w:b w:val="0"/>
+                <w:color w:val="1F2937"/>
+                <w:sz w:val="15"/>
+              </w:rPr>
+              <w:t>附件说明与补充信息</w:t>
+            </w:r>
+          </w:p>
+        </w:tc>
+        <w:tc>
+          <w:tcPr>
+            <w:tcW w:type="dxa" w:w="4968"/>
+            <w:tcMar>
+              <w:top w:w="75" w:type="dxa"/>
+              <w:start w:w="100" w:type="dxa"/>
+              <w:bottom w:w="75" w:type="dxa"/>
+              <w:end w:w="100" w:type="dxa"/>
+            </w:tcMar>
+            <w:vAlign w:val="center"/>
+          </w:tcPr>
+          <w:p>
+            <w:pPr>
+              <w:spacing w:after="0" w:line="259" w:lineRule="auto"/>
+            </w:pPr>
+            <w:r>
+              <w:rPr>
+                <w:rFonts w:ascii="Calibri" w:hAnsi="Calibri" w:eastAsia="Microsoft YaHei"/>
+                <w:b w:val="0"/>
+                <w:color w:val="1F2937"/>
+                <w:sz w:val="15"/>
+              </w:rPr>
+              <w:t>说明</w:t>
+            </w:r>
+          </w:p>
+        </w:tc>
+        <w:tc>
+          <w:tcPr>
+            <w:tcW w:type="dxa" w:w="3168"/>
+            <w:tcMar>
+              <w:top w:w="75" w:type="dxa"/>
+              <w:start w:w="100" w:type="dxa"/>
+              <w:bottom w:w="75" w:type="dxa"/>
+              <w:end w:w="100" w:type="dxa"/>
+            </w:tcMar>
+            <w:vAlign w:val="center"/>
+          </w:tcPr>
+          <w:p>
+            <w:pPr>
+              <w:spacing w:after="0" w:line="259" w:lineRule="auto"/>
+            </w:pPr>
+            <w:r>
+              <w:rPr>
+                <w:rFonts w:ascii="Calibri" w:hAnsi="Calibri" w:eastAsia="Microsoft YaHei"/>
+                <w:b w:val="0"/>
+                <w:color w:val="1F2937"/>
+                <w:sz w:val="15"/>
+              </w:rPr>
+              <w:t>附件展示文件名、版本、扫描状态和权限动作；长文本保留换行并记录创建人与时间。</w:t>
+            </w:r>
+          </w:p>
+        </w:tc>
+      </w:tr>
+      <w:tr>
+        <w:trPr>
+          <w:cantSplit/>
+        </w:trPr>
+        <w:tc>
+          <w:tcPr>
+            <w:tcW w:type="dxa" w:w="2088"/>
+            <w:tcMar>
+              <w:top w:w="75" w:type="dxa"/>
+              <w:start w:w="100" w:type="dxa"/>
+              <w:bottom w:w="75" w:type="dxa"/>
+              <w:end w:w="100" w:type="dxa"/>
+            </w:tcMar>
+            <w:vAlign w:val="center"/>
+            <w:shd w:fill="F4F7FB"/>
+          </w:tcPr>
+          <w:p>
+            <w:pPr>
+              <w:spacing w:after="0" w:line="259" w:lineRule="auto"/>
+            </w:pPr>
+            <w:r>
+              <w:rPr>
+                <w:rFonts w:ascii="Calibri" w:hAnsi="Calibri" w:eastAsia="Microsoft YaHei"/>
+                <w:b w:val="0"/>
+                <w:color w:val="1F2937"/>
+                <w:sz w:val="15"/>
+              </w:rPr>
+              <w:t>系统与审计信息</w:t>
+            </w:r>
+          </w:p>
+        </w:tc>
+        <w:tc>
+          <w:tcPr>
+            <w:tcW w:type="dxa" w:w="4968"/>
+            <w:tcMar>
+              <w:top w:w="75" w:type="dxa"/>
+              <w:start w:w="100" w:type="dxa"/>
+              <w:bottom w:w="75" w:type="dxa"/>
+              <w:end w:w="100" w:type="dxa"/>
+            </w:tcMar>
+            <w:vAlign w:val="center"/>
+            <w:shd w:fill="F4F7FB"/>
+          </w:tcPr>
+          <w:p>
+            <w:pPr>
+              <w:spacing w:after="0" w:line="259" w:lineRule="auto"/>
+            </w:pPr>
+            <w:r>
+              <w:rPr>
+                <w:rFonts w:ascii="Calibri" w:hAnsi="Calibri" w:eastAsia="Microsoft YaHei"/>
+                <w:b w:val="0"/>
+                <w:color w:val="1F2937"/>
+                <w:sz w:val="15"/>
+              </w:rPr>
+              <w:t>version、createdAt、createdBy、updatedAt、updatedBy、sourceChannel、requestId</w:t>
+            </w:r>
+          </w:p>
+        </w:tc>
+        <w:tc>
+          <w:tcPr>
+            <w:tcW w:type="dxa" w:w="3168"/>
+            <w:tcMar>
+              <w:top w:w="75" w:type="dxa"/>
+              <w:start w:w="100" w:type="dxa"/>
+              <w:bottom w:w="75" w:type="dxa"/>
+              <w:end w:w="100" w:type="dxa"/>
+            </w:tcMar>
+            <w:vAlign w:val="center"/>
+            <w:shd w:fill="F4F7FB"/>
+          </w:tcPr>
+          <w:p>
+            <w:pPr>
+              <w:spacing w:after="0" w:line="259" w:lineRule="auto"/>
+            </w:pPr>
+            <w:r>
+              <w:rPr>
+                <w:rFonts w:ascii="Calibri" w:hAnsi="Calibri" w:eastAsia="Microsoft YaHei"/>
+                <w:b w:val="0"/>
+                <w:color w:val="1F2937"/>
+                <w:sz w:val="15"/>
+              </w:rPr>
+              <w:t>作为详情响应固定字段；用于并发控制、来源说明和操作追踪，不允许前端伪造。</w:t>
+            </w:r>
+          </w:p>
+        </w:tc>
+      </w:tr>
+    </w:tbl>
+    <w:p>
+      <w:pPr>
+        <w:spacing w:after="0"/>
+      </w:pPr>
+    </w:p>
+    <w:p>
+      <w:pPr>
+        <w:pStyle w:val="Heading2"/>
+      </w:pPr>
+      <w:r>
+        <w:t>5.3 状态时间线与处理记录</w:t>
+      </w:r>
+    </w:p>
+    <w:tbl>
+      <w:tblPr>
+        <w:tblStyle w:val="TableGrid"/>
+        <w:tblW w:type="dxa" w:w="10368"/>
+        <w:jc w:val="center"/>
+        <w:tblLayout w:type="fixed"/>
+        <w:tblLook w:firstColumn="1" w:firstRow="1" w:lastColumn="0" w:lastRow="0" w:noHBand="0" w:noVBand="1" w:val="04A0"/>
+      </w:tblPr>
+      <w:tblGrid>
+        <w:gridCol w:w="1800"/>
+        <w:gridCol w:w="3816"/>
+        <w:gridCol w:w="4752"/>
+      </w:tblGrid>
+      <w:tr>
+        <w:trPr>
+          <w:tblHeader/>
+        </w:trPr>
+        <w:tc>
+          <w:tcPr>
+            <w:tcW w:type="dxa" w:w="1800"/>
+            <w:shd w:fill="17365D"/>
+            <w:tcMar>
+              <w:top w:w="75" w:type="dxa"/>
+              <w:start w:w="100" w:type="dxa"/>
+              <w:bottom w:w="75" w:type="dxa"/>
+              <w:end w:w="100" w:type="dxa"/>
+            </w:tcMar>
+            <w:vAlign w:val="center"/>
+          </w:tcPr>
+          <w:p>
+            <w:r>
+              <w:rPr>
+                <w:rFonts w:ascii="Calibri" w:hAnsi="Calibri" w:eastAsia="Microsoft YaHei"/>
+                <w:b/>
+                <w:color w:val="FFFFFF"/>
+                <w:sz w:val="15"/>
+              </w:rPr>
+              <w:t>区域</w:t>
+            </w:r>
+          </w:p>
+        </w:tc>
+        <w:tc>
+          <w:tcPr>
+            <w:tcW w:type="dxa" w:w="3816"/>
+            <w:shd w:fill="17365D"/>
+            <w:tcMar>
+              <w:top w:w="75" w:type="dxa"/>
+              <w:start w:w="100" w:type="dxa"/>
+              <w:bottom w:w="75" w:type="dxa"/>
+              <w:end w:w="100" w:type="dxa"/>
+            </w:tcMar>
+            <w:vAlign w:val="center"/>
+          </w:tcPr>
+          <w:p>
+            <w:r>
+              <w:rPr>
+                <w:rFonts w:ascii="Calibri" w:hAnsi="Calibri" w:eastAsia="Microsoft YaHei"/>
+                <w:b/>
+                <w:color w:val="FFFFFF"/>
+                <w:sz w:val="15"/>
+              </w:rPr>
+              <w:t>内容</w:t>
+            </w:r>
+          </w:p>
+        </w:tc>
+        <w:tc>
+          <w:tcPr>
+            <w:tcW w:type="dxa" w:w="4752"/>
+            <w:shd w:fill="17365D"/>
+            <w:tcMar>
+              <w:top w:w="75" w:type="dxa"/>
+              <w:start w:w="100" w:type="dxa"/>
+              <w:bottom w:w="75" w:type="dxa"/>
+              <w:end w:w="100" w:type="dxa"/>
+            </w:tcMar>
+            <w:vAlign w:val="center"/>
+          </w:tcPr>
+          <w:p>
+            <w:r>
+              <w:rPr>
+                <w:rFonts w:ascii="Calibri" w:hAnsi="Calibri" w:eastAsia="Microsoft YaHei"/>
+                <w:b/>
+                <w:color w:val="FFFFFF"/>
+                <w:sz w:val="15"/>
+              </w:rPr>
+              <w:t>规则</w:t>
+            </w:r>
+          </w:p>
+        </w:tc>
+      </w:tr>
+      <w:tr>
+        <w:trPr>
+          <w:cantSplit/>
+        </w:trPr>
+        <w:tc>
+          <w:tcPr>
+            <w:tcW w:type="dxa" w:w="1800"/>
+            <w:tcMar>
+              <w:top w:w="75" w:type="dxa"/>
+              <w:start w:w="100" w:type="dxa"/>
+              <w:bottom w:w="75" w:type="dxa"/>
+              <w:end w:w="100" w:type="dxa"/>
+            </w:tcMar>
+            <w:vAlign w:val="center"/>
+          </w:tcPr>
+          <w:p>
+            <w:pPr>
+              <w:spacing w:after="0" w:line="259" w:lineRule="auto"/>
+            </w:pPr>
+            <w:r>
+              <w:rPr>
+                <w:rFonts w:ascii="Calibri" w:hAnsi="Calibri" w:eastAsia="Microsoft YaHei"/>
+                <w:b w:val="0"/>
+                <w:color w:val="1F2937"/>
+                <w:sz w:val="15"/>
+              </w:rPr>
+              <w:t>当前状态</w:t>
+            </w:r>
+          </w:p>
+        </w:tc>
+        <w:tc>
+          <w:tcPr>
+            <w:tcW w:type="dxa" w:w="3816"/>
+            <w:tcMar>
+              <w:top w:w="75" w:type="dxa"/>
+              <w:start w:w="100" w:type="dxa"/>
+              <w:bottom w:w="75" w:type="dxa"/>
+              <w:end w:w="100" w:type="dxa"/>
+            </w:tcMar>
+            <w:vAlign w:val="center"/>
+          </w:tcPr>
+          <w:p>
+            <w:pPr>
+              <w:spacing w:after="0" w:line="259" w:lineRule="auto"/>
+            </w:pPr>
+            <w:r>
+              <w:rPr>
+                <w:rFonts w:ascii="Calibri" w:hAnsi="Calibri" w:eastAsia="Microsoft YaHei"/>
+                <w:b w:val="0"/>
+                <w:color w:val="1F2937"/>
+                <w:sz w:val="15"/>
+              </w:rPr>
+              <w:t>模板：草稿→待发放→发放中→已结束；券实例：未领取→未使用→已锁定→已核销/已过期/已作废</w:t>
+            </w:r>
+          </w:p>
+        </w:tc>
+        <w:tc>
+          <w:tcPr>
+            <w:tcW w:type="dxa" w:w="4752"/>
+            <w:tcMar>
+              <w:top w:w="75" w:type="dxa"/>
+              <w:start w:w="100" w:type="dxa"/>
+              <w:bottom w:w="75" w:type="dxa"/>
+              <w:end w:w="100" w:type="dxa"/>
+            </w:tcMar>
+            <w:vAlign w:val="center"/>
+          </w:tcPr>
+          <w:p>
+            <w:pPr>
+              <w:spacing w:after="0" w:line="259" w:lineRule="auto"/>
+            </w:pPr>
+            <w:r>
+              <w:rPr>
+                <w:rFonts w:ascii="Calibri" w:hAnsi="Calibri" w:eastAsia="Microsoft YaHei"/>
+                <w:b w:val="0"/>
+                <w:color w:val="1F2937"/>
+                <w:sz w:val="15"/>
+              </w:rPr>
+              <w:t>由服务端currentStatus和statusLabel返回；页面不得根据按钮、时间或关联对象自行推断。</w:t>
+            </w:r>
+          </w:p>
+        </w:tc>
+      </w:tr>
+      <w:tr>
+        <w:trPr>
+          <w:cantSplit/>
+        </w:trPr>
+        <w:tc>
+          <w:tcPr>
+            <w:tcW w:type="dxa" w:w="1800"/>
+            <w:tcMar>
+              <w:top w:w="75" w:type="dxa"/>
+              <w:start w:w="100" w:type="dxa"/>
+              <w:bottom w:w="75" w:type="dxa"/>
+              <w:end w:w="100" w:type="dxa"/>
+            </w:tcMar>
+            <w:vAlign w:val="center"/>
+            <w:shd w:fill="F4F7FB"/>
+          </w:tcPr>
+          <w:p>
+            <w:pPr>
+              <w:spacing w:after="0" w:line="259" w:lineRule="auto"/>
+            </w:pPr>
+            <w:r>
+              <w:rPr>
+                <w:rFonts w:ascii="Calibri" w:hAnsi="Calibri" w:eastAsia="Microsoft YaHei"/>
+                <w:b w:val="0"/>
+                <w:color w:val="1F2937"/>
+                <w:sz w:val="15"/>
+              </w:rPr>
+              <w:t>状态时间线</w:t>
+            </w:r>
+          </w:p>
+        </w:tc>
+        <w:tc>
+          <w:tcPr>
+            <w:tcW w:type="dxa" w:w="3816"/>
+            <w:tcMar>
+              <w:top w:w="75" w:type="dxa"/>
+              <w:start w:w="100" w:type="dxa"/>
+              <w:bottom w:w="75" w:type="dxa"/>
+              <w:end w:w="100" w:type="dxa"/>
+            </w:tcMar>
+            <w:vAlign w:val="center"/>
+            <w:shd w:fill="F4F7FB"/>
+          </w:tcPr>
+          <w:p>
+            <w:pPr>
+              <w:spacing w:after="0" w:line="259" w:lineRule="auto"/>
+            </w:pPr>
+            <w:r>
+              <w:rPr>
+                <w:rFonts w:ascii="Calibri" w:hAnsi="Calibri" w:eastAsia="Microsoft YaHei"/>
+                <w:b w:val="0"/>
+                <w:color w:val="1F2937"/>
+                <w:sz w:val="15"/>
+              </w:rPr>
+              <w:t>创建、分派或提交、审批、执行、完成、取消、失败、恢复等有效节点</w:t>
+            </w:r>
+          </w:p>
+        </w:tc>
+        <w:tc>
+          <w:tcPr>
+            <w:tcW w:type="dxa" w:w="4752"/>
+            <w:tcMar>
+              <w:top w:w="75" w:type="dxa"/>
+              <w:start w:w="100" w:type="dxa"/>
+              <w:bottom w:w="75" w:type="dxa"/>
+              <w:end w:w="100" w:type="dxa"/>
+            </w:tcMar>
+            <w:vAlign w:val="center"/>
+            <w:shd w:fill="F4F7FB"/>
+          </w:tcPr>
+          <w:p>
+            <w:pPr>
+              <w:spacing w:after="0" w:line="259" w:lineRule="auto"/>
+            </w:pPr>
+            <w:r>
+              <w:rPr>
+                <w:rFonts w:ascii="Calibri" w:hAnsi="Calibri" w:eastAsia="Microsoft YaHei"/>
+                <w:b w:val="0"/>
+                <w:color w:val="1F2937"/>
+                <w:sz w:val="15"/>
+              </w:rPr>
+              <w:t>每个节点显示eventId、状态、业务时间、服务器接收时间、操作者、来源端、原因和结果；重试不得覆盖历史。</w:t>
+            </w:r>
+          </w:p>
+        </w:tc>
+      </w:tr>
+      <w:tr>
+        <w:trPr>
+          <w:cantSplit/>
+        </w:trPr>
+        <w:tc>
+          <w:tcPr>
+            <w:tcW w:type="dxa" w:w="1800"/>
+            <w:tcMar>
+              <w:top w:w="75" w:type="dxa"/>
+              <w:start w:w="100" w:type="dxa"/>
+              <w:bottom w:w="75" w:type="dxa"/>
+              <w:end w:w="100" w:type="dxa"/>
+            </w:tcMar>
+            <w:vAlign w:val="center"/>
+          </w:tcPr>
+          <w:p>
+            <w:pPr>
+              <w:spacing w:after="0" w:line="259" w:lineRule="auto"/>
+            </w:pPr>
+            <w:r>
+              <w:rPr>
+                <w:rFonts w:ascii="Calibri" w:hAnsi="Calibri" w:eastAsia="Microsoft YaHei"/>
+                <w:b w:val="0"/>
+                <w:color w:val="1F2937"/>
+                <w:sz w:val="15"/>
+              </w:rPr>
+              <w:t>操作记录</w:t>
+            </w:r>
+          </w:p>
+        </w:tc>
+        <w:tc>
+          <w:tcPr>
+            <w:tcW w:type="dxa" w:w="3816"/>
+            <w:tcMar>
+              <w:top w:w="75" w:type="dxa"/>
+              <w:start w:w="100" w:type="dxa"/>
+              <w:bottom w:w="75" w:type="dxa"/>
+              <w:end w:w="100" w:type="dxa"/>
+            </w:tcMar>
+            <w:vAlign w:val="center"/>
+          </w:tcPr>
+          <w:p>
+            <w:pPr>
+              <w:spacing w:after="0" w:line="259" w:lineRule="auto"/>
+            </w:pPr>
+            <w:r>
+              <w:rPr>
+                <w:rFonts w:ascii="Calibri" w:hAnsi="Calibri" w:eastAsia="Microsoft YaHei"/>
+                <w:b w:val="0"/>
+                <w:color w:val="1F2937"/>
+                <w:sz w:val="15"/>
+              </w:rPr>
+              <w:t>新增、编辑、状态动作、关联变更、下载、导出和权限拒绝</w:t>
+            </w:r>
+          </w:p>
+        </w:tc>
+        <w:tc>
+          <w:tcPr>
+            <w:tcW w:type="dxa" w:w="4752"/>
+            <w:tcMar>
+              <w:top w:w="75" w:type="dxa"/>
+              <w:start w:w="100" w:type="dxa"/>
+              <w:bottom w:w="75" w:type="dxa"/>
+              <w:end w:w="100" w:type="dxa"/>
+            </w:tcMar>
+            <w:vAlign w:val="center"/>
+          </w:tcPr>
+          <w:p>
+            <w:pPr>
+              <w:spacing w:after="0" w:line="259" w:lineRule="auto"/>
+            </w:pPr>
+            <w:r>
+              <w:rPr>
+                <w:rFonts w:ascii="Calibri" w:hAnsi="Calibri" w:eastAsia="Microsoft YaHei"/>
+                <w:b w:val="0"/>
+                <w:color w:val="1F2937"/>
+                <w:sz w:val="15"/>
+              </w:rPr>
+              <w:t>按发生时间倒序分页；字段变化显示前后值摘要，敏感原文继续脱敏。</w:t>
+            </w:r>
+          </w:p>
+        </w:tc>
+      </w:tr>
+      <w:tr>
+        <w:trPr>
+          <w:cantSplit/>
+        </w:trPr>
+        <w:tc>
+          <w:tcPr>
+            <w:tcW w:type="dxa" w:w="1800"/>
+            <w:tcMar>
+              <w:top w:w="75" w:type="dxa"/>
+              <w:start w:w="100" w:type="dxa"/>
+              <w:bottom w:w="75" w:type="dxa"/>
+              <w:end w:w="100" w:type="dxa"/>
+            </w:tcMar>
+            <w:vAlign w:val="center"/>
+            <w:shd w:fill="F4F7FB"/>
+          </w:tcPr>
+          <w:p>
+            <w:pPr>
+              <w:spacing w:after="0" w:line="259" w:lineRule="auto"/>
+            </w:pPr>
+            <w:r>
+              <w:rPr>
+                <w:rFonts w:ascii="Calibri" w:hAnsi="Calibri" w:eastAsia="Microsoft YaHei"/>
+                <w:b w:val="0"/>
+                <w:color w:val="1F2937"/>
+                <w:sz w:val="15"/>
+              </w:rPr>
+              <w:t>异步任务</w:t>
+            </w:r>
+          </w:p>
+        </w:tc>
+        <w:tc>
+          <w:tcPr>
+            <w:tcW w:type="dxa" w:w="3816"/>
+            <w:tcMar>
+              <w:top w:w="75" w:type="dxa"/>
+              <w:start w:w="100" w:type="dxa"/>
+              <w:bottom w:w="75" w:type="dxa"/>
+              <w:end w:w="100" w:type="dxa"/>
+            </w:tcMar>
+            <w:vAlign w:val="center"/>
+            <w:shd w:fill="F4F7FB"/>
+          </w:tcPr>
+          <w:p>
+            <w:pPr>
+              <w:spacing w:after="0" w:line="259" w:lineRule="auto"/>
+            </w:pPr>
+            <w:r>
+              <w:rPr>
+                <w:rFonts w:ascii="Calibri" w:hAnsi="Calibri" w:eastAsia="Microsoft YaHei"/>
+                <w:b w:val="0"/>
+                <w:color w:val="1F2937"/>
+                <w:sz w:val="15"/>
+              </w:rPr>
+              <w:t>通知、同步、文件处理、第三方回调、导出或补偿任务</w:t>
+            </w:r>
+          </w:p>
+        </w:tc>
+        <w:tc>
+          <w:tcPr>
+            <w:tcW w:type="dxa" w:w="4752"/>
+            <w:tcMar>
+              <w:top w:w="75" w:type="dxa"/>
+              <w:start w:w="100" w:type="dxa"/>
+              <w:bottom w:w="75" w:type="dxa"/>
+              <w:end w:w="100" w:type="dxa"/>
+            </w:tcMar>
+            <w:vAlign w:val="center"/>
+            <w:shd w:fill="F4F7FB"/>
+          </w:tcPr>
+          <w:p>
+            <w:pPr>
+              <w:spacing w:after="0" w:line="259" w:lineRule="auto"/>
+            </w:pPr>
+            <w:r>
+              <w:rPr>
+                <w:rFonts w:ascii="Calibri" w:hAnsi="Calibri" w:eastAsia="Microsoft YaHei"/>
+                <w:b w:val="0"/>
+                <w:color w:val="1F2937"/>
+                <w:sz w:val="15"/>
+              </w:rPr>
+              <w:t>显示任务编号、当前状态、重试次数、最近错误和下一次重试时间；主事务成功与异步失败分开表达。</w:t>
+            </w:r>
+          </w:p>
+        </w:tc>
+      </w:tr>
+    </w:tbl>
+    <w:p>
+      <w:pPr>
+        <w:spacing w:after="0"/>
+      </w:pPr>
+    </w:p>
+    <w:p>
+      <w:pPr>
+        <w:pStyle w:val="Heading2"/>
+      </w:pPr>
+      <w:r>
+        <w:t>5.4 关联对象与页签规则</w:t>
+      </w:r>
+    </w:p>
+    <w:tbl>
+      <w:tblPr>
+        <w:tblStyle w:val="TableGrid"/>
+        <w:tblW w:type="dxa" w:w="10368"/>
+        <w:jc w:val="center"/>
+        <w:tblLayout w:type="fixed"/>
+        <w:tblLook w:firstColumn="1" w:firstRow="1" w:lastColumn="0" w:lastRow="0" w:noHBand="0" w:noVBand="1" w:val="04A0"/>
+      </w:tblPr>
+      <w:tblGrid>
+        <w:gridCol w:w="1800"/>
+        <w:gridCol w:w="4032"/>
+        <w:gridCol w:w="4536"/>
+      </w:tblGrid>
+      <w:tr>
+        <w:trPr>
+          <w:tblHeader/>
+        </w:trPr>
+        <w:tc>
+          <w:tcPr>
+            <w:tcW w:type="dxa" w:w="1800"/>
+            <w:shd w:fill="17365D"/>
+            <w:tcMar>
+              <w:top w:w="75" w:type="dxa"/>
+              <w:start w:w="100" w:type="dxa"/>
+              <w:bottom w:w="75" w:type="dxa"/>
+              <w:end w:w="100" w:type="dxa"/>
+            </w:tcMar>
+            <w:vAlign w:val="center"/>
+          </w:tcPr>
+          <w:p>
+            <w:r>
+              <w:rPr>
+                <w:rFonts w:ascii="Calibri" w:hAnsi="Calibri" w:eastAsia="Microsoft YaHei"/>
+                <w:b/>
+                <w:color w:val="FFFFFF"/>
+                <w:sz w:val="15"/>
+              </w:rPr>
+              <w:t>页签或区域</w:t>
+            </w:r>
+          </w:p>
+        </w:tc>
+        <w:tc>
+          <w:tcPr>
+            <w:tcW w:type="dxa" w:w="4032"/>
+            <w:shd w:fill="17365D"/>
+            <w:tcMar>
+              <w:top w:w="75" w:type="dxa"/>
+              <w:start w:w="100" w:type="dxa"/>
+              <w:bottom w:w="75" w:type="dxa"/>
+              <w:end w:w="100" w:type="dxa"/>
+            </w:tcMar>
+            <w:vAlign w:val="center"/>
+          </w:tcPr>
+          <w:p>
+            <w:r>
+              <w:rPr>
+                <w:rFonts w:ascii="Calibri" w:hAnsi="Calibri" w:eastAsia="Microsoft YaHei"/>
+                <w:b/>
+                <w:color w:val="FFFFFF"/>
+                <w:sz w:val="15"/>
+              </w:rPr>
+              <w:t>范围</w:t>
+            </w:r>
+          </w:p>
+        </w:tc>
+        <w:tc>
+          <w:tcPr>
+            <w:tcW w:type="dxa" w:w="4536"/>
+            <w:shd w:fill="17365D"/>
+            <w:tcMar>
+              <w:top w:w="75" w:type="dxa"/>
+              <w:start w:w="100" w:type="dxa"/>
+              <w:bottom w:w="75" w:type="dxa"/>
+              <w:end w:w="100" w:type="dxa"/>
+            </w:tcMar>
+            <w:vAlign w:val="center"/>
+          </w:tcPr>
+          <w:p>
+            <w:r>
+              <w:rPr>
+                <w:rFonts w:ascii="Calibri" w:hAnsi="Calibri" w:eastAsia="Microsoft YaHei"/>
+                <w:b/>
+                <w:color w:val="FFFFFF"/>
+                <w:sz w:val="15"/>
+              </w:rPr>
+              <w:t>规则</w:t>
+            </w:r>
+          </w:p>
+        </w:tc>
+      </w:tr>
+      <w:tr>
+        <w:trPr>
+          <w:cantSplit/>
+        </w:trPr>
+        <w:tc>
+          <w:tcPr>
+            <w:tcW w:type="dxa" w:w="1800"/>
+            <w:tcMar>
+              <w:top w:w="75" w:type="dxa"/>
+              <w:start w:w="100" w:type="dxa"/>
+              <w:bottom w:w="75" w:type="dxa"/>
+              <w:end w:w="100" w:type="dxa"/>
+            </w:tcMar>
+            <w:vAlign w:val="center"/>
+          </w:tcPr>
+          <w:p>
+            <w:pPr>
+              <w:spacing w:after="0" w:line="259" w:lineRule="auto"/>
+            </w:pPr>
+            <w:r>
+              <w:rPr>
+                <w:rFonts w:ascii="Calibri" w:hAnsi="Calibri" w:eastAsia="Microsoft YaHei"/>
+                <w:b w:val="0"/>
+                <w:color w:val="1F2937"/>
+                <w:sz w:val="15"/>
+              </w:rPr>
+              <w:t>基本资料</w:t>
+            </w:r>
+          </w:p>
+        </w:tc>
+        <w:tc>
+          <w:tcPr>
+            <w:tcW w:type="dxa" w:w="4032"/>
+            <w:tcMar>
+              <w:top w:w="75" w:type="dxa"/>
+              <w:start w:w="100" w:type="dxa"/>
+              <w:bottom w:w="75" w:type="dxa"/>
+              <w:end w:w="100" w:type="dxa"/>
+            </w:tcMar>
+            <w:vAlign w:val="center"/>
+          </w:tcPr>
+          <w:p>
+            <w:pPr>
+              <w:spacing w:after="0" w:line="259" w:lineRule="auto"/>
+            </w:pPr>
+            <w:r>
+              <w:rPr>
+                <w:rFonts w:ascii="Calibri" w:hAnsi="Calibri" w:eastAsia="Microsoft YaHei"/>
+                <w:b w:val="0"/>
+                <w:color w:val="1F2937"/>
+                <w:sz w:val="15"/>
+              </w:rPr>
+              <w:t>当前对象全部有效字段</w:t>
+            </w:r>
+          </w:p>
+        </w:tc>
+        <w:tc>
+          <w:tcPr>
+            <w:tcW w:type="dxa" w:w="4536"/>
+            <w:tcMar>
+              <w:top w:w="75" w:type="dxa"/>
+              <w:start w:w="100" w:type="dxa"/>
+              <w:bottom w:w="75" w:type="dxa"/>
+              <w:end w:w="100" w:type="dxa"/>
+            </w:tcMar>
+            <w:vAlign w:val="center"/>
+          </w:tcPr>
+          <w:p>
+            <w:pPr>
+              <w:spacing w:after="0" w:line="259" w:lineRule="auto"/>
+            </w:pPr>
+            <w:r>
+              <w:rPr>
+                <w:rFonts w:ascii="Calibri" w:hAnsi="Calibri" w:eastAsia="Microsoft YaHei"/>
+                <w:b w:val="0"/>
+                <w:color w:val="1F2937"/>
+                <w:sz w:val="15"/>
+              </w:rPr>
+              <w:t>按fieldPermissions显示、脱敏或隐藏；编辑入口只在allowedActions含EDIT时出现。</w:t>
+            </w:r>
+          </w:p>
+        </w:tc>
+      </w:tr>
+      <w:tr>
+        <w:trPr>
+          <w:cantSplit/>
+        </w:trPr>
+        <w:tc>
+          <w:tcPr>
+            <w:tcW w:type="dxa" w:w="1800"/>
+            <w:tcMar>
+              <w:top w:w="75" w:type="dxa"/>
+              <w:start w:w="100" w:type="dxa"/>
+              <w:bottom w:w="75" w:type="dxa"/>
+              <w:end w:w="100" w:type="dxa"/>
+            </w:tcMar>
+            <w:vAlign w:val="center"/>
+            <w:shd w:fill="F4F7FB"/>
+          </w:tcPr>
+          <w:p>
+            <w:pPr>
+              <w:spacing w:after="0" w:line="259" w:lineRule="auto"/>
+            </w:pPr>
+            <w:r>
+              <w:rPr>
+                <w:rFonts w:ascii="Calibri" w:hAnsi="Calibri" w:eastAsia="Microsoft YaHei"/>
+                <w:b w:val="0"/>
+                <w:color w:val="1F2937"/>
+                <w:sz w:val="15"/>
+              </w:rPr>
+              <w:t>关联业务</w:t>
+            </w:r>
+          </w:p>
+        </w:tc>
+        <w:tc>
+          <w:tcPr>
+            <w:tcW w:type="dxa" w:w="4032"/>
+            <w:tcMar>
+              <w:top w:w="75" w:type="dxa"/>
+              <w:start w:w="100" w:type="dxa"/>
+              <w:bottom w:w="75" w:type="dxa"/>
+              <w:end w:w="100" w:type="dxa"/>
+            </w:tcMar>
+            <w:vAlign w:val="center"/>
+            <w:shd w:fill="F4F7FB"/>
+          </w:tcPr>
+          <w:p>
+            <w:pPr>
+              <w:spacing w:after="0" w:line="259" w:lineRule="auto"/>
+            </w:pPr>
+            <w:r>
+              <w:rPr>
+                <w:rFonts w:ascii="Calibri" w:hAnsi="Calibri" w:eastAsia="Microsoft YaHei"/>
+                <w:b w:val="0"/>
+                <w:color w:val="1F2937"/>
+                <w:sz w:val="15"/>
+              </w:rPr>
+              <w:t>券模板、发放批次、客户券实例、领取、锁定、核销、订单、作废与退回记录</w:t>
+            </w:r>
+          </w:p>
+        </w:tc>
+        <w:tc>
+          <w:tcPr>
+            <w:tcW w:type="dxa" w:w="4536"/>
+            <w:tcMar>
+              <w:top w:w="75" w:type="dxa"/>
+              <w:start w:w="100" w:type="dxa"/>
+              <w:bottom w:w="75" w:type="dxa"/>
+              <w:end w:w="100" w:type="dxa"/>
+            </w:tcMar>
+            <w:vAlign w:val="center"/>
+            <w:shd w:fill="F4F7FB"/>
+          </w:tcPr>
+          <w:p>
+            <w:pPr>
+              <w:spacing w:after="0" w:line="259" w:lineRule="auto"/>
+            </w:pPr>
+            <w:r>
+              <w:rPr>
+                <w:rFonts w:ascii="Calibri" w:hAnsi="Calibri" w:eastAsia="Microsoft YaHei"/>
+                <w:b w:val="0"/>
+                <w:color w:val="1F2937"/>
+                <w:sz w:val="15"/>
+              </w:rPr>
+              <w:t>关联列表返回对象类型、编号、名称、状态、关系、关键时间和detailUrl；按权限分页加载。</w:t>
+            </w:r>
+          </w:p>
+        </w:tc>
+      </w:tr>
+      <w:tr>
+        <w:trPr>
+          <w:cantSplit/>
+        </w:trPr>
+        <w:tc>
+          <w:tcPr>
+            <w:tcW w:type="dxa" w:w="1800"/>
+            <w:tcMar>
+              <w:top w:w="75" w:type="dxa"/>
+              <w:start w:w="100" w:type="dxa"/>
+              <w:bottom w:w="75" w:type="dxa"/>
+              <w:end w:w="100" w:type="dxa"/>
+            </w:tcMar>
+            <w:vAlign w:val="center"/>
+          </w:tcPr>
+          <w:p>
+            <w:pPr>
+              <w:spacing w:after="0" w:line="259" w:lineRule="auto"/>
+            </w:pPr>
+            <w:r>
+              <w:rPr>
+                <w:rFonts w:ascii="Calibri" w:hAnsi="Calibri" w:eastAsia="Microsoft YaHei"/>
+                <w:b w:val="0"/>
+                <w:color w:val="1F2937"/>
+                <w:sz w:val="15"/>
+              </w:rPr>
+              <w:t>附件与凭证</w:t>
+            </w:r>
+          </w:p>
+        </w:tc>
+        <w:tc>
+          <w:tcPr>
+            <w:tcW w:type="dxa" w:w="4032"/>
+            <w:tcMar>
+              <w:top w:w="75" w:type="dxa"/>
+              <w:start w:w="100" w:type="dxa"/>
+              <w:bottom w:w="75" w:type="dxa"/>
+              <w:end w:w="100" w:type="dxa"/>
+            </w:tcMar>
+            <w:vAlign w:val="center"/>
+          </w:tcPr>
+          <w:p>
+            <w:pPr>
+              <w:spacing w:after="0" w:line="259" w:lineRule="auto"/>
+            </w:pPr>
+            <w:r>
+              <w:rPr>
+                <w:rFonts w:ascii="Calibri" w:hAnsi="Calibri" w:eastAsia="Microsoft YaHei"/>
+                <w:b w:val="0"/>
+                <w:color w:val="1F2937"/>
+                <w:sz w:val="15"/>
+              </w:rPr>
+              <w:t>当前对象及处理过程形成的文件</w:t>
+            </w:r>
+          </w:p>
+        </w:tc>
+        <w:tc>
+          <w:tcPr>
+            <w:tcW w:type="dxa" w:w="4536"/>
+            <w:tcMar>
+              <w:top w:w="75" w:type="dxa"/>
+              <w:start w:w="100" w:type="dxa"/>
+              <w:bottom w:w="75" w:type="dxa"/>
+              <w:end w:w="100" w:type="dxa"/>
+            </w:tcMar>
+            <w:vAlign w:val="center"/>
+          </w:tcPr>
+          <w:p>
+            <w:pPr>
+              <w:spacing w:after="0" w:line="259" w:lineRule="auto"/>
+            </w:pPr>
+            <w:r>
+              <w:rPr>
+                <w:rFonts w:ascii="Calibri" w:hAnsi="Calibri" w:eastAsia="Microsoft YaHei"/>
+                <w:b w:val="0"/>
+                <w:color w:val="1F2937"/>
+                <w:sz w:val="15"/>
+              </w:rPr>
+              <w:t>显示文件版本、上传者、上传时间、扫描状态、哈希和可用动作；预览及下载均审计。</w:t>
+            </w:r>
+          </w:p>
+        </w:tc>
+      </w:tr>
+      <w:tr>
+        <w:trPr>
+          <w:cantSplit/>
+        </w:trPr>
+        <w:tc>
+          <w:tcPr>
+            <w:tcW w:type="dxa" w:w="1800"/>
+            <w:tcMar>
+              <w:top w:w="75" w:type="dxa"/>
+              <w:start w:w="100" w:type="dxa"/>
+              <w:bottom w:w="75" w:type="dxa"/>
+              <w:end w:w="100" w:type="dxa"/>
+            </w:tcMar>
+            <w:vAlign w:val="center"/>
+            <w:shd w:fill="F4F7FB"/>
+          </w:tcPr>
+          <w:p>
+            <w:pPr>
+              <w:spacing w:after="0" w:line="259" w:lineRule="auto"/>
+            </w:pPr>
+            <w:r>
+              <w:rPr>
+                <w:rFonts w:ascii="Calibri" w:hAnsi="Calibri" w:eastAsia="Microsoft YaHei"/>
+                <w:b w:val="0"/>
+                <w:color w:val="1F2937"/>
+                <w:sz w:val="15"/>
+              </w:rPr>
+              <w:t>处理记录</w:t>
+            </w:r>
+          </w:p>
+        </w:tc>
+        <w:tc>
+          <w:tcPr>
+            <w:tcW w:type="dxa" w:w="4032"/>
+            <w:tcMar>
+              <w:top w:w="75" w:type="dxa"/>
+              <w:start w:w="100" w:type="dxa"/>
+              <w:bottom w:w="75" w:type="dxa"/>
+              <w:end w:w="100" w:type="dxa"/>
+            </w:tcMar>
+            <w:vAlign w:val="center"/>
+            <w:shd w:fill="F4F7FB"/>
+          </w:tcPr>
+          <w:p>
+            <w:pPr>
+              <w:spacing w:after="0" w:line="259" w:lineRule="auto"/>
+            </w:pPr>
+            <w:r>
+              <w:rPr>
+                <w:rFonts w:ascii="Calibri" w:hAnsi="Calibri" w:eastAsia="Microsoft YaHei"/>
+                <w:b w:val="0"/>
+                <w:color w:val="1F2937"/>
+                <w:sz w:val="15"/>
+              </w:rPr>
+              <w:t>状态时间线、操作日志和异步任务</w:t>
+            </w:r>
+          </w:p>
+        </w:tc>
+        <w:tc>
+          <w:tcPr>
+            <w:tcW w:type="dxa" w:w="4536"/>
+            <w:tcMar>
+              <w:top w:w="75" w:type="dxa"/>
+              <w:start w:w="100" w:type="dxa"/>
+              <w:bottom w:w="75" w:type="dxa"/>
+              <w:end w:w="100" w:type="dxa"/>
+            </w:tcMar>
+            <w:vAlign w:val="center"/>
+            <w:shd w:fill="F4F7FB"/>
+          </w:tcPr>
+          <w:p>
+            <w:pPr>
+              <w:spacing w:after="0" w:line="259" w:lineRule="auto"/>
+            </w:pPr>
+            <w:r>
+              <w:rPr>
+                <w:rFonts w:ascii="Calibri" w:hAnsi="Calibri" w:eastAsia="Microsoft YaHei"/>
+                <w:b w:val="0"/>
+                <w:color w:val="1F2937"/>
+                <w:sz w:val="15"/>
+              </w:rPr>
+              <w:t>支持按记录类型筛选；默认最新优先，时间字段统一使用Asia/Hong_Kong展示。</w:t>
+            </w:r>
+          </w:p>
+        </w:tc>
+      </w:tr>
+    </w:tbl>
+    <w:p>
+      <w:pPr>
+        <w:spacing w:after="0"/>
+      </w:pPr>
+    </w:p>
+    <w:p>
+      <w:pPr>
+        <w:pStyle w:val="Heading2"/>
+      </w:pPr>
+      <w:r>
+        <w:t>5.5 详情动作与状态控制</w:t>
+      </w:r>
+    </w:p>
+    <w:tbl>
+      <w:tblPr>
+        <w:tblStyle w:val="TableGrid"/>
+        <w:tblW w:type="dxa" w:w="11376"/>
+        <w:jc w:val="center"/>
+        <w:tblLayout w:type="fixed"/>
+        <w:tblLook w:firstColumn="1" w:firstRow="1" w:lastColumn="0" w:lastRow="0" w:noHBand="0" w:noVBand="1" w:val="04A0"/>
+      </w:tblPr>
+      <w:tblGrid>
+        <w:gridCol w:w="1440"/>
+        <w:gridCol w:w="1800"/>
+        <w:gridCol w:w="1944"/>
+        <w:gridCol w:w="3024"/>
+        <w:gridCol w:w="3168"/>
+      </w:tblGrid>
+      <w:tr>
+        <w:trPr>
+          <w:tblHeader/>
+        </w:trPr>
+        <w:tc>
+          <w:tcPr>
+            <w:tcW w:type="dxa" w:w="1440"/>
+            <w:shd w:fill="17365D"/>
+            <w:tcMar>
+              <w:top w:w="75" w:type="dxa"/>
+              <w:start w:w="100" w:type="dxa"/>
+              <w:bottom w:w="75" w:type="dxa"/>
+              <w:end w:w="100" w:type="dxa"/>
+            </w:tcMar>
+            <w:vAlign w:val="center"/>
+          </w:tcPr>
+          <w:p>
+            <w:r>
+              <w:rPr>
+                <w:rFonts w:ascii="Calibri" w:hAnsi="Calibri" w:eastAsia="Microsoft YaHei"/>
+                <w:b/>
+                <w:color w:val="FFFFFF"/>
+                <w:sz w:val="14"/>
+              </w:rPr>
+              <w:t>动作ID</w:t>
+            </w:r>
+          </w:p>
+        </w:tc>
+        <w:tc>
+          <w:tcPr>
+            <w:tcW w:type="dxa" w:w="1800"/>
+            <w:shd w:fill="17365D"/>
+            <w:tcMar>
+              <w:top w:w="75" w:type="dxa"/>
+              <w:start w:w="100" w:type="dxa"/>
+              <w:bottom w:w="75" w:type="dxa"/>
+              <w:end w:w="100" w:type="dxa"/>
+            </w:tcMar>
+            <w:vAlign w:val="center"/>
+          </w:tcPr>
+          <w:p>
+            <w:r>
+              <w:rPr>
+                <w:rFonts w:ascii="Calibri" w:hAnsi="Calibri" w:eastAsia="Microsoft YaHei"/>
+                <w:b/>
+                <w:color w:val="FFFFFF"/>
+                <w:sz w:val="14"/>
+              </w:rPr>
+              <w:t>动作</w:t>
+            </w:r>
+          </w:p>
+        </w:tc>
+        <w:tc>
+          <w:tcPr>
+            <w:tcW w:type="dxa" w:w="1944"/>
+            <w:shd w:fill="17365D"/>
+            <w:tcMar>
+              <w:top w:w="75" w:type="dxa"/>
+              <w:start w:w="100" w:type="dxa"/>
+              <w:bottom w:w="75" w:type="dxa"/>
+              <w:end w:w="100" w:type="dxa"/>
+            </w:tcMar>
+            <w:vAlign w:val="center"/>
+          </w:tcPr>
+          <w:p>
+            <w:r>
+              <w:rPr>
+                <w:rFonts w:ascii="Calibri" w:hAnsi="Calibri" w:eastAsia="Microsoft YaHei"/>
+                <w:b/>
+                <w:color w:val="FFFFFF"/>
+                <w:sz w:val="14"/>
+              </w:rPr>
+              <w:t>角色</w:t>
+            </w:r>
+          </w:p>
+        </w:tc>
+        <w:tc>
+          <w:tcPr>
+            <w:tcW w:type="dxa" w:w="3024"/>
+            <w:shd w:fill="17365D"/>
+            <w:tcMar>
+              <w:top w:w="75" w:type="dxa"/>
+              <w:start w:w="100" w:type="dxa"/>
+              <w:bottom w:w="75" w:type="dxa"/>
+              <w:end w:w="100" w:type="dxa"/>
+            </w:tcMar>
+            <w:vAlign w:val="center"/>
+          </w:tcPr>
+          <w:p>
+            <w:r>
+              <w:rPr>
+                <w:rFonts w:ascii="Calibri" w:hAnsi="Calibri" w:eastAsia="Microsoft YaHei"/>
+                <w:b/>
+                <w:color w:val="FFFFFF"/>
+                <w:sz w:val="14"/>
+              </w:rPr>
+              <w:t>前置条件</w:t>
+            </w:r>
+          </w:p>
+        </w:tc>
+        <w:tc>
+          <w:tcPr>
+            <w:tcW w:type="dxa" w:w="3168"/>
+            <w:shd w:fill="17365D"/>
+            <w:tcMar>
+              <w:top w:w="75" w:type="dxa"/>
+              <w:start w:w="100" w:type="dxa"/>
+              <w:bottom w:w="75" w:type="dxa"/>
+              <w:end w:w="100" w:type="dxa"/>
+            </w:tcMar>
+            <w:vAlign w:val="center"/>
+          </w:tcPr>
+          <w:p>
+            <w:r>
+              <w:rPr>
+                <w:rFonts w:ascii="Calibri" w:hAnsi="Calibri" w:eastAsia="Microsoft YaHei"/>
+                <w:b/>
+                <w:color w:val="FFFFFF"/>
+                <w:sz w:val="14"/>
+              </w:rPr>
+              <w:t>成功及刷新规则</w:t>
+            </w:r>
+          </w:p>
+        </w:tc>
+      </w:tr>
+      <w:tr>
+        <w:trPr>
+          <w:cantSplit/>
+        </w:trPr>
+        <w:tc>
+          <w:tcPr>
+            <w:tcW w:type="dxa" w:w="1440"/>
+            <w:tcMar>
+              <w:top w:w="75" w:type="dxa"/>
+              <w:start w:w="100" w:type="dxa"/>
+              <w:bottom w:w="75" w:type="dxa"/>
+              <w:end w:w="100" w:type="dxa"/>
+            </w:tcMar>
+            <w:vAlign w:val="center"/>
+          </w:tcPr>
+          <w:p>
+            <w:pPr>
+              <w:spacing w:after="0" w:line="259" w:lineRule="auto"/>
+            </w:pPr>
+            <w:r>
+              <w:rPr>
+                <w:rFonts w:ascii="Calibri" w:hAnsi="Calibri" w:eastAsia="Microsoft YaHei"/>
+                <w:b w:val="0"/>
+                <w:color w:val="1F2937"/>
+                <w:sz w:val="14"/>
+              </w:rPr>
+              <w:t>OS-OPS-PRD-25-DA01</w:t>
+            </w:r>
+          </w:p>
+        </w:tc>
+        <w:tc>
+          <w:tcPr>
+            <w:tcW w:type="dxa" w:w="1800"/>
+            <w:tcMar>
+              <w:top w:w="75" w:type="dxa"/>
+              <w:start w:w="100" w:type="dxa"/>
+              <w:bottom w:w="75" w:type="dxa"/>
+              <w:end w:w="100" w:type="dxa"/>
+            </w:tcMar>
+            <w:vAlign w:val="center"/>
+          </w:tcPr>
+          <w:p>
+            <w:pPr>
+              <w:spacing w:after="0" w:line="259" w:lineRule="auto"/>
+            </w:pPr>
+            <w:r>
+              <w:rPr>
+                <w:rFonts w:ascii="Calibri" w:hAnsi="Calibri" w:eastAsia="Microsoft YaHei"/>
+                <w:b w:val="0"/>
+                <w:color w:val="1F2937"/>
+                <w:sz w:val="14"/>
+              </w:rPr>
+              <w:t>新增优惠券</w:t>
+            </w:r>
+          </w:p>
+        </w:tc>
+        <w:tc>
+          <w:tcPr>
+            <w:tcW w:type="dxa" w:w="1944"/>
+            <w:tcMar>
+              <w:top w:w="75" w:type="dxa"/>
+              <w:start w:w="100" w:type="dxa"/>
+              <w:bottom w:w="75" w:type="dxa"/>
+              <w:end w:w="100" w:type="dxa"/>
+            </w:tcMar>
+            <w:vAlign w:val="center"/>
+          </w:tcPr>
+          <w:p>
+            <w:pPr>
+              <w:spacing w:after="0" w:line="259" w:lineRule="auto"/>
+            </w:pPr>
+            <w:r>
+              <w:rPr>
+                <w:rFonts w:ascii="Calibri" w:hAnsi="Calibri" w:eastAsia="Microsoft YaHei"/>
+                <w:b w:val="0"/>
+                <w:color w:val="1F2937"/>
+                <w:sz w:val="14"/>
+              </w:rPr>
+              <w:t>具备本模块创建权限的运营人员</w:t>
+            </w:r>
+          </w:p>
+        </w:tc>
+        <w:tc>
+          <w:tcPr>
+            <w:tcW w:type="dxa" w:w="3024"/>
+            <w:tcMar>
+              <w:top w:w="75" w:type="dxa"/>
+              <w:start w:w="100" w:type="dxa"/>
+              <w:bottom w:w="75" w:type="dxa"/>
+              <w:end w:w="100" w:type="dxa"/>
+            </w:tcMar>
+            <w:vAlign w:val="center"/>
+          </w:tcPr>
+          <w:p>
+            <w:pPr>
+              <w:spacing w:after="0" w:line="259" w:lineRule="auto"/>
+            </w:pPr>
+            <w:r>
+              <w:rPr>
+                <w:rFonts w:ascii="Calibri" w:hAnsi="Calibri" w:eastAsia="Microsoft YaHei"/>
+                <w:b w:val="0"/>
+                <w:color w:val="1F2937"/>
+                <w:sz w:val="14"/>
+              </w:rPr>
+              <w:t>用户登录有效并具备创建或批量权限；关联主数据有效且属于dataScope；页面已加载最新字典、业务配置和allowedActions。</w:t>
+            </w:r>
+          </w:p>
+        </w:tc>
+        <w:tc>
+          <w:tcPr>
+            <w:tcW w:type="dxa" w:w="3168"/>
+            <w:tcMar>
+              <w:top w:w="75" w:type="dxa"/>
+              <w:start w:w="100" w:type="dxa"/>
+              <w:bottom w:w="75" w:type="dxa"/>
+              <w:end w:w="100" w:type="dxa"/>
+            </w:tcMar>
+            <w:vAlign w:val="center"/>
+          </w:tcPr>
+          <w:p>
+            <w:pPr>
+              <w:spacing w:after="0" w:line="259" w:lineRule="auto"/>
+            </w:pPr>
+            <w:r>
+              <w:rPr>
+                <w:rFonts w:ascii="Calibri" w:hAnsi="Calibri" w:eastAsia="Microsoft YaHei"/>
+                <w:b w:val="0"/>
+                <w:color w:val="1F2937"/>
+                <w:sz w:val="14"/>
+              </w:rPr>
+              <w:t>创建模板并校验面额、门槛和有效期。 成功后刷新version、状态、时间线、关联数量和allowedActions；失败不得提前改变界面主状态。</w:t>
+            </w:r>
+          </w:p>
+        </w:tc>
+      </w:tr>
+      <w:tr>
+        <w:trPr>
+          <w:cantSplit/>
+        </w:trPr>
+        <w:tc>
+          <w:tcPr>
+            <w:tcW w:type="dxa" w:w="1440"/>
+            <w:tcMar>
+              <w:top w:w="75" w:type="dxa"/>
+              <w:start w:w="100" w:type="dxa"/>
+              <w:bottom w:w="75" w:type="dxa"/>
+              <w:end w:w="100" w:type="dxa"/>
+            </w:tcMar>
+            <w:vAlign w:val="center"/>
+            <w:shd w:fill="F4F7FB"/>
+          </w:tcPr>
+          <w:p>
+            <w:pPr>
+              <w:spacing w:after="0" w:line="259" w:lineRule="auto"/>
+            </w:pPr>
+            <w:r>
+              <w:rPr>
+                <w:rFonts w:ascii="Calibri" w:hAnsi="Calibri" w:eastAsia="Microsoft YaHei"/>
+                <w:b w:val="0"/>
+                <w:color w:val="1F2937"/>
+                <w:sz w:val="14"/>
+              </w:rPr>
+              <w:t>OS-OPS-PRD-25-DA02</w:t>
+            </w:r>
+          </w:p>
+        </w:tc>
+        <w:tc>
+          <w:tcPr>
+            <w:tcW w:type="dxa" w:w="1800"/>
+            <w:tcMar>
+              <w:top w:w="75" w:type="dxa"/>
+              <w:start w:w="100" w:type="dxa"/>
+              <w:bottom w:w="75" w:type="dxa"/>
+              <w:end w:w="100" w:type="dxa"/>
+            </w:tcMar>
+            <w:vAlign w:val="center"/>
+            <w:shd w:fill="F4F7FB"/>
+          </w:tcPr>
+          <w:p>
+            <w:pPr>
+              <w:spacing w:after="0" w:line="259" w:lineRule="auto"/>
+            </w:pPr>
+            <w:r>
+              <w:rPr>
+                <w:rFonts w:ascii="Calibri" w:hAnsi="Calibri" w:eastAsia="Microsoft YaHei"/>
+                <w:b w:val="0"/>
+                <w:color w:val="1F2937"/>
+                <w:sz w:val="14"/>
+              </w:rPr>
+              <w:t>发放</w:t>
+            </w:r>
+          </w:p>
+        </w:tc>
+        <w:tc>
+          <w:tcPr>
+            <w:tcW w:type="dxa" w:w="1944"/>
+            <w:tcMar>
+              <w:top w:w="75" w:type="dxa"/>
+              <w:start w:w="100" w:type="dxa"/>
+              <w:bottom w:w="75" w:type="dxa"/>
+              <w:end w:w="100" w:type="dxa"/>
+            </w:tcMar>
+            <w:vAlign w:val="center"/>
+            <w:shd w:fill="F4F7FB"/>
+          </w:tcPr>
+          <w:p>
+            <w:pPr>
+              <w:spacing w:after="0" w:line="259" w:lineRule="auto"/>
+            </w:pPr>
+            <w:r>
+              <w:rPr>
+                <w:rFonts w:ascii="Calibri" w:hAnsi="Calibri" w:eastAsia="Microsoft YaHei"/>
+                <w:b w:val="0"/>
+                <w:color w:val="1F2937"/>
+                <w:sz w:val="14"/>
+              </w:rPr>
+              <w:t>当前对象负责人、被分派执行人或获授权管理员</w:t>
+            </w:r>
+          </w:p>
+        </w:tc>
+        <w:tc>
+          <w:tcPr>
+            <w:tcW w:type="dxa" w:w="3024"/>
+            <w:tcMar>
+              <w:top w:w="75" w:type="dxa"/>
+              <w:start w:w="100" w:type="dxa"/>
+              <w:bottom w:w="75" w:type="dxa"/>
+              <w:end w:w="100" w:type="dxa"/>
+            </w:tcMar>
+            <w:vAlign w:val="center"/>
+            <w:shd w:fill="F4F7FB"/>
+          </w:tcPr>
+          <w:p>
+            <w:pPr>
+              <w:spacing w:after="0" w:line="259" w:lineRule="auto"/>
+            </w:pPr>
+            <w:r>
+              <w:rPr>
+                <w:rFonts w:ascii="Calibri" w:hAnsi="Calibri" w:eastAsia="Microsoft YaHei"/>
+                <w:b w:val="0"/>
+                <w:color w:val="1F2937"/>
+                <w:sz w:val="14"/>
+              </w:rPr>
+              <w:t>用户登录有效；目标对象存在且属于用户dataScope；当前状态包含该动作；页面持有最新version和allowedActions。涉及金额、库存、附件或第三方结果时必须回源确认。</w:t>
+            </w:r>
+          </w:p>
+        </w:tc>
+        <w:tc>
+          <w:tcPr>
+            <w:tcW w:type="dxa" w:w="3168"/>
+            <w:tcMar>
+              <w:top w:w="75" w:type="dxa"/>
+              <w:start w:w="100" w:type="dxa"/>
+              <w:bottom w:w="75" w:type="dxa"/>
+              <w:end w:w="100" w:type="dxa"/>
+            </w:tcMar>
+            <w:vAlign w:val="center"/>
+            <w:shd w:fill="F4F7FB"/>
+          </w:tcPr>
+          <w:p>
+            <w:pPr>
+              <w:spacing w:after="0" w:line="259" w:lineRule="auto"/>
+            </w:pPr>
+            <w:r>
+              <w:rPr>
+                <w:rFonts w:ascii="Calibri" w:hAnsi="Calibri" w:eastAsia="Microsoft YaHei"/>
+                <w:b w:val="0"/>
+                <w:color w:val="1F2937"/>
+                <w:sz w:val="14"/>
+              </w:rPr>
+              <w:t>按客群或名单生成券实例并返回失败明细。 成功后刷新version、状态、时间线、关联数量和allowedActions；失败不得提前改变界面主状态。</w:t>
+            </w:r>
+          </w:p>
+        </w:tc>
+      </w:tr>
+      <w:tr>
+        <w:trPr>
+          <w:cantSplit/>
+        </w:trPr>
+        <w:tc>
+          <w:tcPr>
+            <w:tcW w:type="dxa" w:w="1440"/>
+            <w:tcMar>
+              <w:top w:w="75" w:type="dxa"/>
+              <w:start w:w="100" w:type="dxa"/>
+              <w:bottom w:w="75" w:type="dxa"/>
+              <w:end w:w="100" w:type="dxa"/>
+            </w:tcMar>
+            <w:vAlign w:val="center"/>
+          </w:tcPr>
+          <w:p>
+            <w:pPr>
+              <w:spacing w:after="0" w:line="259" w:lineRule="auto"/>
+            </w:pPr>
+            <w:r>
+              <w:rPr>
+                <w:rFonts w:ascii="Calibri" w:hAnsi="Calibri" w:eastAsia="Microsoft YaHei"/>
+                <w:b w:val="0"/>
+                <w:color w:val="1F2937"/>
+                <w:sz w:val="14"/>
+              </w:rPr>
+              <w:t>OS-OPS-PRD-25-DA03</w:t>
+            </w:r>
+          </w:p>
+        </w:tc>
+        <w:tc>
+          <w:tcPr>
+            <w:tcW w:type="dxa" w:w="1800"/>
+            <w:tcMar>
+              <w:top w:w="75" w:type="dxa"/>
+              <w:start w:w="100" w:type="dxa"/>
+              <w:bottom w:w="75" w:type="dxa"/>
+              <w:end w:w="100" w:type="dxa"/>
+            </w:tcMar>
+            <w:vAlign w:val="center"/>
+          </w:tcPr>
+          <w:p>
+            <w:pPr>
+              <w:spacing w:after="0" w:line="259" w:lineRule="auto"/>
+            </w:pPr>
+            <w:r>
+              <w:rPr>
+                <w:rFonts w:ascii="Calibri" w:hAnsi="Calibri" w:eastAsia="Microsoft YaHei"/>
+                <w:b w:val="0"/>
+                <w:color w:val="1F2937"/>
+                <w:sz w:val="14"/>
+              </w:rPr>
+              <w:t>锁定与核销</w:t>
+            </w:r>
+          </w:p>
+        </w:tc>
+        <w:tc>
+          <w:tcPr>
+            <w:tcW w:type="dxa" w:w="1944"/>
+            <w:tcMar>
+              <w:top w:w="75" w:type="dxa"/>
+              <w:start w:w="100" w:type="dxa"/>
+              <w:bottom w:w="75" w:type="dxa"/>
+              <w:end w:w="100" w:type="dxa"/>
+            </w:tcMar>
+            <w:vAlign w:val="center"/>
+          </w:tcPr>
+          <w:p>
+            <w:pPr>
+              <w:spacing w:after="0" w:line="259" w:lineRule="auto"/>
+            </w:pPr>
+            <w:r>
+              <w:rPr>
+                <w:rFonts w:ascii="Calibri" w:hAnsi="Calibri" w:eastAsia="Microsoft YaHei"/>
+                <w:b w:val="0"/>
+                <w:color w:val="1F2937"/>
+                <w:sz w:val="14"/>
+              </w:rPr>
+              <w:t>具备审批、财务或复核权限的人员</w:t>
+            </w:r>
+          </w:p>
+        </w:tc>
+        <w:tc>
+          <w:tcPr>
+            <w:tcW w:type="dxa" w:w="3024"/>
+            <w:tcMar>
+              <w:top w:w="75" w:type="dxa"/>
+              <w:start w:w="100" w:type="dxa"/>
+              <w:bottom w:w="75" w:type="dxa"/>
+              <w:end w:w="100" w:type="dxa"/>
+            </w:tcMar>
+            <w:vAlign w:val="center"/>
+          </w:tcPr>
+          <w:p>
+            <w:pPr>
+              <w:spacing w:after="0" w:line="259" w:lineRule="auto"/>
+            </w:pPr>
+            <w:r>
+              <w:rPr>
+                <w:rFonts w:ascii="Calibri" w:hAnsi="Calibri" w:eastAsia="Microsoft YaHei"/>
+                <w:b w:val="0"/>
+                <w:color w:val="1F2937"/>
+                <w:sz w:val="14"/>
+              </w:rPr>
+              <w:t>用户登录有效；目标对象存在且属于用户dataScope；当前状态包含该动作；页面持有最新version和allowedActions。涉及金额、库存、附件或第三方结果时必须回源确认。</w:t>
+            </w:r>
+          </w:p>
+        </w:tc>
+        <w:tc>
+          <w:tcPr>
+            <w:tcW w:type="dxa" w:w="3168"/>
+            <w:tcMar>
+              <w:top w:w="75" w:type="dxa"/>
+              <w:start w:w="100" w:type="dxa"/>
+              <w:bottom w:w="75" w:type="dxa"/>
+              <w:end w:w="100" w:type="dxa"/>
+            </w:tcMar>
+            <w:vAlign w:val="center"/>
+          </w:tcPr>
+          <w:p>
+            <w:pPr>
+              <w:spacing w:after="0" w:line="259" w:lineRule="auto"/>
+            </w:pPr>
+            <w:r>
+              <w:rPr>
+                <w:rFonts w:ascii="Calibri" w:hAnsi="Calibri" w:eastAsia="Microsoft YaHei"/>
+                <w:b w:val="0"/>
+                <w:color w:val="1F2937"/>
+                <w:sz w:val="14"/>
+              </w:rPr>
+              <w:t>结算锁定，支付成功核销，超时释放。 成功后刷新version、状态、时间线、关联数量和allowedActions；失败不得提前改变界面主状态。</w:t>
+            </w:r>
+          </w:p>
+        </w:tc>
+      </w:tr>
+      <w:tr>
+        <w:trPr>
+          <w:cantSplit/>
+        </w:trPr>
+        <w:tc>
+          <w:tcPr>
+            <w:tcW w:type="dxa" w:w="1440"/>
+            <w:tcMar>
+              <w:top w:w="75" w:type="dxa"/>
+              <w:start w:w="100" w:type="dxa"/>
+              <w:bottom w:w="75" w:type="dxa"/>
+              <w:end w:w="100" w:type="dxa"/>
+            </w:tcMar>
+            <w:vAlign w:val="center"/>
+            <w:shd w:fill="F4F7FB"/>
+          </w:tcPr>
+          <w:p>
+            <w:pPr>
+              <w:spacing w:after="0" w:line="259" w:lineRule="auto"/>
+            </w:pPr>
+            <w:r>
+              <w:rPr>
+                <w:rFonts w:ascii="Calibri" w:hAnsi="Calibri" w:eastAsia="Microsoft YaHei"/>
+                <w:b w:val="0"/>
+                <w:color w:val="1F2937"/>
+                <w:sz w:val="14"/>
+              </w:rPr>
+              <w:t>OS-OPS-PRD-25-DA04</w:t>
+            </w:r>
+          </w:p>
+        </w:tc>
+        <w:tc>
+          <w:tcPr>
+            <w:tcW w:type="dxa" w:w="1800"/>
+            <w:tcMar>
+              <w:top w:w="75" w:type="dxa"/>
+              <w:start w:w="100" w:type="dxa"/>
+              <w:bottom w:w="75" w:type="dxa"/>
+              <w:end w:w="100" w:type="dxa"/>
+            </w:tcMar>
+            <w:vAlign w:val="center"/>
+            <w:shd w:fill="F4F7FB"/>
+          </w:tcPr>
+          <w:p>
+            <w:pPr>
+              <w:spacing w:after="0" w:line="259" w:lineRule="auto"/>
+            </w:pPr>
+            <w:r>
+              <w:rPr>
+                <w:rFonts w:ascii="Calibri" w:hAnsi="Calibri" w:eastAsia="Microsoft YaHei"/>
+                <w:b w:val="0"/>
+                <w:color w:val="1F2937"/>
+                <w:sz w:val="14"/>
+              </w:rPr>
+              <w:t>作废</w:t>
+            </w:r>
+          </w:p>
+        </w:tc>
+        <w:tc>
+          <w:tcPr>
+            <w:tcW w:type="dxa" w:w="1944"/>
+            <w:tcMar>
+              <w:top w:w="75" w:type="dxa"/>
+              <w:start w:w="100" w:type="dxa"/>
+              <w:bottom w:w="75" w:type="dxa"/>
+              <w:end w:w="100" w:type="dxa"/>
+            </w:tcMar>
+            <w:vAlign w:val="center"/>
+            <w:shd w:fill="F4F7FB"/>
+          </w:tcPr>
+          <w:p>
+            <w:pPr>
+              <w:spacing w:after="0" w:line="259" w:lineRule="auto"/>
+            </w:pPr>
+            <w:r>
+              <w:rPr>
+                <w:rFonts w:ascii="Calibri" w:hAnsi="Calibri" w:eastAsia="Microsoft YaHei"/>
+                <w:b w:val="0"/>
+                <w:color w:val="1F2937"/>
+                <w:sz w:val="14"/>
+              </w:rPr>
+              <w:t>当前对象负责人、被分派执行人或获授权管理员</w:t>
+            </w:r>
+          </w:p>
+        </w:tc>
+        <w:tc>
+          <w:tcPr>
+            <w:tcW w:type="dxa" w:w="3024"/>
+            <w:tcMar>
+              <w:top w:w="75" w:type="dxa"/>
+              <w:start w:w="100" w:type="dxa"/>
+              <w:bottom w:w="75" w:type="dxa"/>
+              <w:end w:w="100" w:type="dxa"/>
+            </w:tcMar>
+            <w:vAlign w:val="center"/>
+            <w:shd w:fill="F4F7FB"/>
+          </w:tcPr>
+          <w:p>
+            <w:pPr>
+              <w:spacing w:after="0" w:line="259" w:lineRule="auto"/>
+            </w:pPr>
+            <w:r>
+              <w:rPr>
+                <w:rFonts w:ascii="Calibri" w:hAnsi="Calibri" w:eastAsia="Microsoft YaHei"/>
+                <w:b w:val="0"/>
+                <w:color w:val="1F2937"/>
+                <w:sz w:val="14"/>
+              </w:rPr>
+              <w:t>用户登录有效；目标对象存在且属于用户dataScope；当前状态包含该动作；页面持有最新version和allowedActions。涉及金额、库存、附件或第三方结果时必须回源确认。</w:t>
+            </w:r>
+          </w:p>
+        </w:tc>
+        <w:tc>
+          <w:tcPr>
+            <w:tcW w:type="dxa" w:w="3168"/>
+            <w:tcMar>
+              <w:top w:w="75" w:type="dxa"/>
+              <w:start w:w="100" w:type="dxa"/>
+              <w:bottom w:w="75" w:type="dxa"/>
+              <w:end w:w="100" w:type="dxa"/>
+            </w:tcMar>
+            <w:vAlign w:val="center"/>
+            <w:shd w:fill="F4F7FB"/>
+          </w:tcPr>
+          <w:p>
+            <w:pPr>
+              <w:spacing w:after="0" w:line="259" w:lineRule="auto"/>
+            </w:pPr>
+            <w:r>
+              <w:rPr>
+                <w:rFonts w:ascii="Calibri" w:hAnsi="Calibri" w:eastAsia="Microsoft YaHei"/>
+                <w:b w:val="0"/>
+                <w:color w:val="1F2937"/>
+                <w:sz w:val="14"/>
+              </w:rPr>
+              <w:t>仅未使用实例可作废并记录原因。 成功后刷新version、状态、时间线、关联数量和allowedActions；失败不得提前改变界面主状态。</w:t>
+            </w:r>
+          </w:p>
+        </w:tc>
+      </w:tr>
+      <w:tr>
+        <w:trPr>
+          <w:cantSplit/>
+        </w:trPr>
+        <w:tc>
+          <w:tcPr>
+            <w:tcW w:type="dxa" w:w="1440"/>
+            <w:tcMar>
+              <w:top w:w="75" w:type="dxa"/>
+              <w:start w:w="100" w:type="dxa"/>
+              <w:bottom w:w="75" w:type="dxa"/>
+              <w:end w:w="100" w:type="dxa"/>
+            </w:tcMar>
+            <w:vAlign w:val="center"/>
+          </w:tcPr>
+          <w:p>
+            <w:pPr>
+              <w:spacing w:after="0" w:line="259" w:lineRule="auto"/>
+            </w:pPr>
+            <w:r>
+              <w:rPr>
+                <w:rFonts w:ascii="Calibri" w:hAnsi="Calibri" w:eastAsia="Microsoft YaHei"/>
+                <w:b w:val="0"/>
+                <w:color w:val="1F2937"/>
+                <w:sz w:val="14"/>
+              </w:rPr>
+              <w:t>OS-OPS-PRD-25-DA05</w:t>
+            </w:r>
+          </w:p>
+        </w:tc>
+        <w:tc>
+          <w:tcPr>
+            <w:tcW w:type="dxa" w:w="1800"/>
+            <w:tcMar>
+              <w:top w:w="75" w:type="dxa"/>
+              <w:start w:w="100" w:type="dxa"/>
+              <w:bottom w:w="75" w:type="dxa"/>
+              <w:end w:w="100" w:type="dxa"/>
+            </w:tcMar>
+            <w:vAlign w:val="center"/>
+          </w:tcPr>
+          <w:p>
+            <w:pPr>
+              <w:spacing w:after="0" w:line="259" w:lineRule="auto"/>
+            </w:pPr>
+            <w:r>
+              <w:rPr>
+                <w:rFonts w:ascii="Calibri" w:hAnsi="Calibri" w:eastAsia="Microsoft YaHei"/>
+                <w:b w:val="0"/>
+                <w:color w:val="1F2937"/>
+                <w:sz w:val="14"/>
+              </w:rPr>
+              <w:t>导出发放明细</w:t>
+            </w:r>
+          </w:p>
+        </w:tc>
+        <w:tc>
+          <w:tcPr>
+            <w:tcW w:type="dxa" w:w="1944"/>
+            <w:tcMar>
+              <w:top w:w="75" w:type="dxa"/>
+              <w:start w:w="100" w:type="dxa"/>
+              <w:bottom w:w="75" w:type="dxa"/>
+              <w:end w:w="100" w:type="dxa"/>
+            </w:tcMar>
+            <w:vAlign w:val="center"/>
+          </w:tcPr>
+          <w:p>
+            <w:pPr>
+              <w:spacing w:after="0" w:line="259" w:lineRule="auto"/>
+            </w:pPr>
+            <w:r>
+              <w:rPr>
+                <w:rFonts w:ascii="Calibri" w:hAnsi="Calibri" w:eastAsia="Microsoft YaHei"/>
+                <w:b w:val="0"/>
+                <w:color w:val="1F2937"/>
+                <w:sz w:val="14"/>
+              </w:rPr>
+              <w:t>具备导出或报告权限的用户</w:t>
+            </w:r>
+          </w:p>
+        </w:tc>
+        <w:tc>
+          <w:tcPr>
+            <w:tcW w:type="dxa" w:w="3024"/>
+            <w:tcMar>
+              <w:top w:w="75" w:type="dxa"/>
+              <w:start w:w="100" w:type="dxa"/>
+              <w:bottom w:w="75" w:type="dxa"/>
+              <w:end w:w="100" w:type="dxa"/>
+            </w:tcMar>
+            <w:vAlign w:val="center"/>
+          </w:tcPr>
+          <w:p>
+            <w:pPr>
+              <w:spacing w:after="0" w:line="259" w:lineRule="auto"/>
+            </w:pPr>
+            <w:r>
+              <w:rPr>
+                <w:rFonts w:ascii="Calibri" w:hAnsi="Calibri" w:eastAsia="Microsoft YaHei"/>
+                <w:b w:val="0"/>
+                <w:color w:val="1F2937"/>
+                <w:sz w:val="14"/>
+              </w:rPr>
+              <w:t>用户具备导出或报告权限，当前查询已完成且筛选合法；导出列不得超出字段权限，任务配额未超限。</w:t>
+            </w:r>
+          </w:p>
+        </w:tc>
+        <w:tc>
+          <w:tcPr>
+            <w:tcW w:type="dxa" w:w="3168"/>
+            <w:tcMar>
+              <w:top w:w="75" w:type="dxa"/>
+              <w:start w:w="100" w:type="dxa"/>
+              <w:bottom w:w="75" w:type="dxa"/>
+              <w:end w:w="100" w:type="dxa"/>
+            </w:tcMar>
+            <w:vAlign w:val="center"/>
+          </w:tcPr>
+          <w:p>
+            <w:pPr>
+              <w:spacing w:after="0" w:line="259" w:lineRule="auto"/>
+            </w:pPr>
+            <w:r>
+              <w:rPr>
+                <w:rFonts w:ascii="Calibri" w:hAnsi="Calibri" w:eastAsia="Microsoft YaHei"/>
+                <w:b w:val="0"/>
+                <w:color w:val="1F2937"/>
+                <w:sz w:val="14"/>
+              </w:rPr>
+              <w:t>按权限脱敏客户信息。 成功后刷新version、状态、时间线、关联数量和allowedActions；失败不得提前改变界面主状态。</w:t>
+            </w:r>
+          </w:p>
+        </w:tc>
+      </w:tr>
+    </w:tbl>
+    <w:p>
+      <w:pPr>
+        <w:spacing w:after="0"/>
+      </w:pPr>
+    </w:p>
+    <w:p>
+      <w:pPr>
+        <w:pStyle w:val="ListBullet"/>
+      </w:pPr>
+      <w:r>
+        <w:t>主动作与次动作严格按照allowedActions显示并固定actionCode映射</w:t>
+      </w:r>
+    </w:p>
+    <w:p>
+      <w:pPr>
+        <w:pStyle w:val="ListBullet"/>
+      </w:pPr>
+      <w:r>
+        <w:t>破坏性、资金、权限、发布、作废和关闭动作必须二次确认并显示影响范围</w:t>
+      </w:r>
+    </w:p>
+    <w:p>
+      <w:pPr>
+        <w:pStyle w:val="ListBullet"/>
+      </w:pPr>
+      <w:r>
+        <w:t>提交携带id、expectedVersion和clientRequestId，服务端重复校验角色、数据范围、状态及业务前置</w:t>
+      </w:r>
+    </w:p>
+    <w:p>
+      <w:pPr>
+        <w:pStyle w:val="ListBullet"/>
+      </w:pPr>
+      <w:r>
+        <w:t>动作超时先用clientRequestId查询结果，禁止直接重复扣款、发券、发通知、发布或迁移</w:t>
+      </w:r>
+    </w:p>
+    <w:p>
+      <w:pPr>
+        <w:pStyle w:val="ListBullet"/>
+      </w:pPr>
+      <w:r>
+        <w:t>批量或部分成功必须返回逐项结果、失败原因和补偿入口</w:t>
+      </w:r>
+    </w:p>
+    <w:p>
+      <w:pPr>
+        <w:pStyle w:val="Heading2"/>
+      </w:pPr>
+      <w:r>
+        <w:t>5.6 详情接口数据与事件</w:t>
+      </w:r>
+    </w:p>
+    <w:tbl>
+      <w:tblPr>
+        <w:tblStyle w:val="TableGrid"/>
+        <w:tblW w:type="dxa" w:w="10224"/>
+        <w:jc w:val="center"/>
+        <w:tblLayout w:type="fixed"/>
+        <w:tblLook w:firstColumn="1" w:firstRow="1" w:lastColumn="0" w:lastRow="0" w:noHBand="0" w:noVBand="1" w:val="04A0"/>
+      </w:tblPr>
+      <w:tblGrid>
+        <w:gridCol w:w="1800"/>
+        <w:gridCol w:w="3960"/>
+        <w:gridCol w:w="4464"/>
+      </w:tblGrid>
+      <w:tr>
+        <w:trPr>
+          <w:tblHeader/>
+        </w:trPr>
+        <w:tc>
+          <w:tcPr>
+            <w:tcW w:type="dxa" w:w="1800"/>
+            <w:shd w:fill="17365D"/>
+            <w:tcMar>
+              <w:top w:w="75" w:type="dxa"/>
+              <w:start w:w="100" w:type="dxa"/>
+              <w:bottom w:w="75" w:type="dxa"/>
+              <w:end w:w="100" w:type="dxa"/>
+            </w:tcMar>
+            <w:vAlign w:val="center"/>
+          </w:tcPr>
+          <w:p>
+            <w:r>
+              <w:rPr>
+                <w:rFonts w:ascii="Calibri" w:hAnsi="Calibri" w:eastAsia="Microsoft YaHei"/>
+                <w:b/>
+                <w:color w:val="FFFFFF"/>
+                <w:sz w:val="15"/>
+              </w:rPr>
+              <w:t>契约</w:t>
+            </w:r>
+          </w:p>
+        </w:tc>
+        <w:tc>
+          <w:tcPr>
+            <w:tcW w:type="dxa" w:w="3960"/>
+            <w:shd w:fill="17365D"/>
+            <w:tcMar>
+              <w:top w:w="75" w:type="dxa"/>
+              <w:start w:w="100" w:type="dxa"/>
+              <w:bottom w:w="75" w:type="dxa"/>
+              <w:end w:w="100" w:type="dxa"/>
+            </w:tcMar>
+            <w:vAlign w:val="center"/>
+          </w:tcPr>
+          <w:p>
+            <w:r>
+              <w:rPr>
+                <w:rFonts w:ascii="Calibri" w:hAnsi="Calibri" w:eastAsia="Microsoft YaHei"/>
+                <w:b/>
+                <w:color w:val="FFFFFF"/>
+                <w:sz w:val="15"/>
+              </w:rPr>
+              <w:t>路径或事件</w:t>
+            </w:r>
+          </w:p>
+        </w:tc>
+        <w:tc>
+          <w:tcPr>
+            <w:tcW w:type="dxa" w:w="4464"/>
+            <w:shd w:fill="17365D"/>
+            <w:tcMar>
+              <w:top w:w="75" w:type="dxa"/>
+              <w:start w:w="100" w:type="dxa"/>
+              <w:bottom w:w="75" w:type="dxa"/>
+              <w:end w:w="100" w:type="dxa"/>
+            </w:tcMar>
+            <w:vAlign w:val="center"/>
+          </w:tcPr>
+          <w:p>
+            <w:r>
+              <w:rPr>
+                <w:rFonts w:ascii="Calibri" w:hAnsi="Calibri" w:eastAsia="Microsoft YaHei"/>
+                <w:b/>
+                <w:color w:val="FFFFFF"/>
+                <w:sz w:val="15"/>
+              </w:rPr>
+              <w:t>开发要求</w:t>
+            </w:r>
+          </w:p>
+        </w:tc>
+      </w:tr>
+      <w:tr>
+        <w:trPr>
+          <w:cantSplit/>
+        </w:trPr>
+        <w:tc>
+          <w:tcPr>
+            <w:tcW w:type="dxa" w:w="1800"/>
+            <w:tcMar>
+              <w:top w:w="75" w:type="dxa"/>
+              <w:start w:w="100" w:type="dxa"/>
+              <w:bottom w:w="75" w:type="dxa"/>
+              <w:end w:w="100" w:type="dxa"/>
+            </w:tcMar>
+            <w:vAlign w:val="center"/>
+          </w:tcPr>
+          <w:p>
+            <w:pPr>
+              <w:spacing w:after="0" w:line="259" w:lineRule="auto"/>
+            </w:pPr>
+            <w:r>
+              <w:rPr>
+                <w:rFonts w:ascii="Calibri" w:hAnsi="Calibri" w:eastAsia="Microsoft YaHei"/>
+                <w:b w:val="0"/>
+                <w:color w:val="1F2937"/>
+                <w:sz w:val="15"/>
+              </w:rPr>
+              <w:t>详情聚合</w:t>
+            </w:r>
+          </w:p>
+        </w:tc>
+        <w:tc>
+          <w:tcPr>
+            <w:tcW w:type="dxa" w:w="3960"/>
+            <w:tcMar>
+              <w:top w:w="75" w:type="dxa"/>
+              <w:start w:w="100" w:type="dxa"/>
+              <w:bottom w:w="75" w:type="dxa"/>
+              <w:end w:w="100" w:type="dxa"/>
+            </w:tcMar>
+            <w:vAlign w:val="center"/>
+          </w:tcPr>
+          <w:p>
+            <w:pPr>
+              <w:spacing w:after="0" w:line="259" w:lineRule="auto"/>
+            </w:pPr>
+            <w:r>
+              <w:rPr>
+                <w:rFonts w:ascii="Calibri" w:hAnsi="Calibri" w:eastAsia="Microsoft YaHei"/>
+                <w:b w:val="0"/>
+                <w:color w:val="1F2937"/>
+                <w:sz w:val="15"/>
+              </w:rPr>
+              <w:t>GET /ops/v1/coupons/{id}</w:t>
+            </w:r>
+          </w:p>
+        </w:tc>
+        <w:tc>
+          <w:tcPr>
+            <w:tcW w:type="dxa" w:w="4464"/>
+            <w:tcMar>
+              <w:top w:w="75" w:type="dxa"/>
+              <w:start w:w="100" w:type="dxa"/>
+              <w:bottom w:w="75" w:type="dxa"/>
+              <w:end w:w="100" w:type="dxa"/>
+            </w:tcMar>
+            <w:vAlign w:val="center"/>
+          </w:tcPr>
+          <w:p>
+            <w:pPr>
+              <w:spacing w:after="0" w:line="259" w:lineRule="auto"/>
+            </w:pPr>
+            <w:r>
+              <w:rPr>
+                <w:rFonts w:ascii="Calibri" w:hAnsi="Calibri" w:eastAsia="Microsoft YaHei"/>
+                <w:b w:val="0"/>
+                <w:color w:val="1F2937"/>
+                <w:sz w:val="15"/>
+              </w:rPr>
+              <w:t>返回基本资料、状态、version、fieldPermissions、allowedActions、关联计数和各信息组状态。</w:t>
+            </w:r>
+          </w:p>
+        </w:tc>
+      </w:tr>
+      <w:tr>
+        <w:trPr>
+          <w:cantSplit/>
+        </w:trPr>
+        <w:tc>
+          <w:tcPr>
+            <w:tcW w:type="dxa" w:w="1800"/>
+            <w:tcMar>
+              <w:top w:w="75" w:type="dxa"/>
+              <w:start w:w="100" w:type="dxa"/>
+              <w:bottom w:w="75" w:type="dxa"/>
+              <w:end w:w="100" w:type="dxa"/>
+            </w:tcMar>
+            <w:vAlign w:val="center"/>
+            <w:shd w:fill="F4F7FB"/>
+          </w:tcPr>
+          <w:p>
+            <w:pPr>
+              <w:spacing w:after="0" w:line="259" w:lineRule="auto"/>
+            </w:pPr>
+            <w:r>
+              <w:rPr>
+                <w:rFonts w:ascii="Calibri" w:hAnsi="Calibri" w:eastAsia="Microsoft YaHei"/>
+                <w:b w:val="0"/>
+                <w:color w:val="1F2937"/>
+                <w:sz w:val="15"/>
+              </w:rPr>
+              <w:t>状态时间线</w:t>
+            </w:r>
+          </w:p>
+        </w:tc>
+        <w:tc>
+          <w:tcPr>
+            <w:tcW w:type="dxa" w:w="3960"/>
+            <w:tcMar>
+              <w:top w:w="75" w:type="dxa"/>
+              <w:start w:w="100" w:type="dxa"/>
+              <w:bottom w:w="75" w:type="dxa"/>
+              <w:end w:w="100" w:type="dxa"/>
+            </w:tcMar>
+            <w:vAlign w:val="center"/>
+            <w:shd w:fill="F4F7FB"/>
+          </w:tcPr>
+          <w:p>
+            <w:pPr>
+              <w:spacing w:after="0" w:line="259" w:lineRule="auto"/>
+            </w:pPr>
+            <w:r>
+              <w:rPr>
+                <w:rFonts w:ascii="Calibri" w:hAnsi="Calibri" w:eastAsia="Microsoft YaHei"/>
+                <w:b w:val="0"/>
+                <w:color w:val="1F2937"/>
+                <w:sz w:val="15"/>
+              </w:rPr>
+              <w:t>GET /ops/v1/coupons/{id}/timeline</w:t>
+            </w:r>
+          </w:p>
+        </w:tc>
+        <w:tc>
+          <w:tcPr>
+            <w:tcW w:type="dxa" w:w="4464"/>
+            <w:tcMar>
+              <w:top w:w="75" w:type="dxa"/>
+              <w:start w:w="100" w:type="dxa"/>
+              <w:bottom w:w="75" w:type="dxa"/>
+              <w:end w:w="100" w:type="dxa"/>
+            </w:tcMar>
+            <w:vAlign w:val="center"/>
+            <w:shd w:fill="F4F7FB"/>
+          </w:tcPr>
+          <w:p>
+            <w:pPr>
+              <w:spacing w:after="0" w:line="259" w:lineRule="auto"/>
+            </w:pPr>
+            <w:r>
+              <w:rPr>
+                <w:rFonts w:ascii="Calibri" w:hAnsi="Calibri" w:eastAsia="Microsoft YaHei"/>
+                <w:b w:val="0"/>
+                <w:color w:val="1F2937"/>
+                <w:sz w:val="15"/>
+              </w:rPr>
+              <w:t>按cursor分页返回不可覆盖的业务节点、操作者、来源端、业务时间和接收时间。</w:t>
+            </w:r>
+          </w:p>
+        </w:tc>
+      </w:tr>
+      <w:tr>
+        <w:trPr>
+          <w:cantSplit/>
+        </w:trPr>
+        <w:tc>
+          <w:tcPr>
+            <w:tcW w:type="dxa" w:w="1800"/>
+            <w:tcMar>
+              <w:top w:w="75" w:type="dxa"/>
+              <w:start w:w="100" w:type="dxa"/>
+              <w:bottom w:w="75" w:type="dxa"/>
+              <w:end w:w="100" w:type="dxa"/>
+            </w:tcMar>
+            <w:vAlign w:val="center"/>
+          </w:tcPr>
+          <w:p>
+            <w:pPr>
+              <w:spacing w:after="0" w:line="259" w:lineRule="auto"/>
+            </w:pPr>
+            <w:r>
+              <w:rPr>
+                <w:rFonts w:ascii="Calibri" w:hAnsi="Calibri" w:eastAsia="Microsoft YaHei"/>
+                <w:b w:val="0"/>
+                <w:color w:val="1F2937"/>
+                <w:sz w:val="15"/>
+              </w:rPr>
+              <w:t>关联对象</w:t>
+            </w:r>
+          </w:p>
+        </w:tc>
+        <w:tc>
+          <w:tcPr>
+            <w:tcW w:type="dxa" w:w="3960"/>
+            <w:tcMar>
+              <w:top w:w="75" w:type="dxa"/>
+              <w:start w:w="100" w:type="dxa"/>
+              <w:bottom w:w="75" w:type="dxa"/>
+              <w:end w:w="100" w:type="dxa"/>
+            </w:tcMar>
+            <w:vAlign w:val="center"/>
+          </w:tcPr>
+          <w:p>
+            <w:pPr>
+              <w:spacing w:after="0" w:line="259" w:lineRule="auto"/>
+            </w:pPr>
+            <w:r>
+              <w:rPr>
+                <w:rFonts w:ascii="Calibri" w:hAnsi="Calibri" w:eastAsia="Microsoft YaHei"/>
+                <w:b w:val="0"/>
+                <w:color w:val="1F2937"/>
+                <w:sz w:val="15"/>
+              </w:rPr>
+              <w:t>GET /ops/v1/coupons/{id}/relations</w:t>
+            </w:r>
+          </w:p>
+        </w:tc>
+        <w:tc>
+          <w:tcPr>
+            <w:tcW w:type="dxa" w:w="4464"/>
+            <w:tcMar>
+              <w:top w:w="75" w:type="dxa"/>
+              <w:start w:w="100" w:type="dxa"/>
+              <w:bottom w:w="75" w:type="dxa"/>
+              <w:end w:w="100" w:type="dxa"/>
+            </w:tcMar>
+            <w:vAlign w:val="center"/>
+          </w:tcPr>
+          <w:p>
+            <w:pPr>
+              <w:spacing w:after="0" w:line="259" w:lineRule="auto"/>
+            </w:pPr>
+            <w:r>
+              <w:rPr>
+                <w:rFonts w:ascii="Calibri" w:hAnsi="Calibri" w:eastAsia="Microsoft YaHei"/>
+                <w:b w:val="0"/>
+                <w:color w:val="1F2937"/>
+                <w:sz w:val="15"/>
+              </w:rPr>
+              <w:t>按relationType分页查询，并执行目标对象数据范围和字段权限。</w:t>
+            </w:r>
+          </w:p>
+        </w:tc>
+      </w:tr>
+      <w:tr>
+        <w:trPr>
+          <w:cantSplit/>
+        </w:trPr>
+        <w:tc>
+          <w:tcPr>
+            <w:tcW w:type="dxa" w:w="1800"/>
+            <w:tcMar>
+              <w:top w:w="75" w:type="dxa"/>
+              <w:start w:w="100" w:type="dxa"/>
+              <w:bottom w:w="75" w:type="dxa"/>
+              <w:end w:w="100" w:type="dxa"/>
+            </w:tcMar>
+            <w:vAlign w:val="center"/>
+            <w:shd w:fill="F4F7FB"/>
+          </w:tcPr>
+          <w:p>
+            <w:pPr>
+              <w:spacing w:after="0" w:line="259" w:lineRule="auto"/>
+            </w:pPr>
+            <w:r>
+              <w:rPr>
+                <w:rFonts w:ascii="Calibri" w:hAnsi="Calibri" w:eastAsia="Microsoft YaHei"/>
+                <w:b w:val="0"/>
+                <w:color w:val="1F2937"/>
+                <w:sz w:val="15"/>
+              </w:rPr>
+              <w:t>操作记录</w:t>
+            </w:r>
+          </w:p>
+        </w:tc>
+        <w:tc>
+          <w:tcPr>
+            <w:tcW w:type="dxa" w:w="3960"/>
+            <w:tcMar>
+              <w:top w:w="75" w:type="dxa"/>
+              <w:start w:w="100" w:type="dxa"/>
+              <w:bottom w:w="75" w:type="dxa"/>
+              <w:end w:w="100" w:type="dxa"/>
+            </w:tcMar>
+            <w:vAlign w:val="center"/>
+            <w:shd w:fill="F4F7FB"/>
+          </w:tcPr>
+          <w:p>
+            <w:pPr>
+              <w:spacing w:after="0" w:line="259" w:lineRule="auto"/>
+            </w:pPr>
+            <w:r>
+              <w:rPr>
+                <w:rFonts w:ascii="Calibri" w:hAnsi="Calibri" w:eastAsia="Microsoft YaHei"/>
+                <w:b w:val="0"/>
+                <w:color w:val="1F2937"/>
+                <w:sz w:val="15"/>
+              </w:rPr>
+              <w:t>GET /ops/v1/coupons/{id}/activities</w:t>
+            </w:r>
+          </w:p>
+        </w:tc>
+        <w:tc>
+          <w:tcPr>
+            <w:tcW w:type="dxa" w:w="4464"/>
+            <w:tcMar>
+              <w:top w:w="75" w:type="dxa"/>
+              <w:start w:w="100" w:type="dxa"/>
+              <w:bottom w:w="75" w:type="dxa"/>
+              <w:end w:w="100" w:type="dxa"/>
+            </w:tcMar>
+            <w:vAlign w:val="center"/>
+            <w:shd w:fill="F4F7FB"/>
+          </w:tcPr>
+          <w:p>
+            <w:pPr>
+              <w:spacing w:after="0" w:line="259" w:lineRule="auto"/>
+            </w:pPr>
+            <w:r>
+              <w:rPr>
+                <w:rFonts w:ascii="Calibri" w:hAnsi="Calibri" w:eastAsia="Microsoft YaHei"/>
+                <w:b w:val="0"/>
+                <w:color w:val="1F2937"/>
+                <w:sz w:val="15"/>
+              </w:rPr>
+              <w:t>返回字段变更摘要、状态动作、异步任务和权限可见的审计记录。</w:t>
+            </w:r>
+          </w:p>
+        </w:tc>
+      </w:tr>
+      <w:tr>
+        <w:trPr>
+          <w:cantSplit/>
+        </w:trPr>
+        <w:tc>
+          <w:tcPr>
+            <w:tcW w:type="dxa" w:w="1800"/>
+            <w:tcMar>
+              <w:top w:w="75" w:type="dxa"/>
+              <w:start w:w="100" w:type="dxa"/>
+              <w:bottom w:w="75" w:type="dxa"/>
+              <w:end w:w="100" w:type="dxa"/>
+            </w:tcMar>
+            <w:vAlign w:val="center"/>
+          </w:tcPr>
+          <w:p>
+            <w:pPr>
+              <w:spacing w:after="0" w:line="259" w:lineRule="auto"/>
+            </w:pPr>
+            <w:r>
+              <w:rPr>
+                <w:rFonts w:ascii="Calibri" w:hAnsi="Calibri" w:eastAsia="Microsoft YaHei"/>
+                <w:b w:val="0"/>
+                <w:color w:val="1F2937"/>
+                <w:sz w:val="15"/>
+              </w:rPr>
+              <w:t>执行业务动作</w:t>
+            </w:r>
+          </w:p>
+        </w:tc>
+        <w:tc>
+          <w:tcPr>
+            <w:tcW w:type="dxa" w:w="3960"/>
+            <w:tcMar>
+              <w:top w:w="75" w:type="dxa"/>
+              <w:start w:w="100" w:type="dxa"/>
+              <w:bottom w:w="75" w:type="dxa"/>
+              <w:end w:w="100" w:type="dxa"/>
+            </w:tcMar>
+            <w:vAlign w:val="center"/>
+          </w:tcPr>
+          <w:p>
+            <w:pPr>
+              <w:spacing w:after="0" w:line="259" w:lineRule="auto"/>
+            </w:pPr>
+            <w:r>
+              <w:rPr>
+                <w:rFonts w:ascii="Calibri" w:hAnsi="Calibri" w:eastAsia="Microsoft YaHei"/>
+                <w:b w:val="0"/>
+                <w:color w:val="1F2937"/>
+                <w:sz w:val="15"/>
+              </w:rPr>
+              <w:t>POST /ops/v1/coupons/{id}/actions/{actionCode}</w:t>
+            </w:r>
+          </w:p>
+        </w:tc>
+        <w:tc>
+          <w:tcPr>
+            <w:tcW w:type="dxa" w:w="4464"/>
+            <w:tcMar>
+              <w:top w:w="75" w:type="dxa"/>
+              <w:start w:w="100" w:type="dxa"/>
+              <w:bottom w:w="75" w:type="dxa"/>
+              <w:end w:w="100" w:type="dxa"/>
+            </w:tcMar>
+            <w:vAlign w:val="center"/>
+          </w:tcPr>
+          <w:p>
+            <w:pPr>
+              <w:spacing w:after="0" w:line="259" w:lineRule="auto"/>
+            </w:pPr>
+            <w:r>
+              <w:rPr>
+                <w:rFonts w:ascii="Calibri" w:hAnsi="Calibri" w:eastAsia="Microsoft YaHei"/>
+                <w:b w:val="0"/>
+                <w:color w:val="1F2937"/>
+                <w:sz w:val="15"/>
+              </w:rPr>
+              <w:t>携带expectedVersion和clientRequestId；返回新version、状态、allowedActions及副作用任务。</w:t>
+            </w:r>
+          </w:p>
+        </w:tc>
+      </w:tr>
+      <w:tr>
+        <w:trPr>
+          <w:cantSplit/>
+        </w:trPr>
+        <w:tc>
+          <w:tcPr>
+            <w:tcW w:type="dxa" w:w="1800"/>
+            <w:tcMar>
+              <w:top w:w="75" w:type="dxa"/>
+              <w:start w:w="100" w:type="dxa"/>
+              <w:bottom w:w="75" w:type="dxa"/>
+              <w:end w:w="100" w:type="dxa"/>
+            </w:tcMar>
+            <w:vAlign w:val="center"/>
+            <w:shd w:fill="F4F7FB"/>
+          </w:tcPr>
+          <w:p>
+            <w:pPr>
+              <w:spacing w:after="0" w:line="259" w:lineRule="auto"/>
+            </w:pPr>
+            <w:r>
+              <w:rPr>
+                <w:rFonts w:ascii="Calibri" w:hAnsi="Calibri" w:eastAsia="Microsoft YaHei"/>
+                <w:b w:val="0"/>
+                <w:color w:val="1F2937"/>
+                <w:sz w:val="15"/>
+              </w:rPr>
+              <w:t>详情变更事件</w:t>
+            </w:r>
+          </w:p>
+        </w:tc>
+        <w:tc>
+          <w:tcPr>
+            <w:tcW w:type="dxa" w:w="3960"/>
+            <w:tcMar>
+              <w:top w:w="75" w:type="dxa"/>
+              <w:start w:w="100" w:type="dxa"/>
+              <w:bottom w:w="75" w:type="dxa"/>
+              <w:end w:w="100" w:type="dxa"/>
+            </w:tcMar>
+            <w:vAlign w:val="center"/>
+            <w:shd w:fill="F4F7FB"/>
+          </w:tcPr>
+          <w:p>
+            <w:pPr>
+              <w:spacing w:after="0" w:line="259" w:lineRule="auto"/>
+            </w:pPr>
+            <w:r>
+              <w:rPr>
+                <w:rFonts w:ascii="Calibri" w:hAnsi="Calibri" w:eastAsia="Microsoft YaHei"/>
+                <w:b w:val="0"/>
+                <w:color w:val="1F2937"/>
+                <w:sz w:val="15"/>
+              </w:rPr>
+              <w:t>优惠券管理.DetailChanged.v1</w:t>
+            </w:r>
+          </w:p>
+        </w:tc>
+        <w:tc>
+          <w:tcPr>
+            <w:tcW w:type="dxa" w:w="4464"/>
+            <w:tcMar>
+              <w:top w:w="75" w:type="dxa"/>
+              <w:start w:w="100" w:type="dxa"/>
+              <w:bottom w:w="75" w:type="dxa"/>
+              <w:end w:w="100" w:type="dxa"/>
+            </w:tcMar>
+            <w:vAlign w:val="center"/>
+            <w:shd w:fill="F4F7FB"/>
+          </w:tcPr>
+          <w:p>
+            <w:pPr>
+              <w:spacing w:after="0" w:line="259" w:lineRule="auto"/>
+            </w:pPr>
+            <w:r>
+              <w:rPr>
+                <w:rFonts w:ascii="Calibri" w:hAnsi="Calibri" w:eastAsia="Microsoft YaHei"/>
+                <w:b w:val="0"/>
+                <w:color w:val="1F2937"/>
+                <w:sz w:val="15"/>
+              </w:rPr>
+              <w:t>包含eventId、aggregateId、version和changedSections；前端只刷新受影响信息组。</w:t>
+            </w:r>
+          </w:p>
+        </w:tc>
+      </w:tr>
+    </w:tbl>
+    <w:p>
+      <w:pPr>
+        <w:spacing w:after="0"/>
+      </w:pPr>
+    </w:p>
+    <w:p>
+      <w:pPr>
+        <w:pStyle w:val="Heading2"/>
+      </w:pPr>
+      <w:r>
+        <w:t>5.7 详情页异常边界与验收</w:t>
+      </w:r>
+    </w:p>
+    <w:tbl>
+      <w:tblPr>
+        <w:tblStyle w:val="TableGrid"/>
+        <w:tblW w:type="dxa" w:w="10224"/>
+        <w:jc w:val="center"/>
+        <w:tblLayout w:type="fixed"/>
+        <w:tblLook w:firstColumn="1" w:firstRow="1" w:lastColumn="0" w:lastRow="0" w:noHBand="0" w:noVBand="1" w:val="04A0"/>
+      </w:tblPr>
+      <w:tblGrid>
+        <w:gridCol w:w="1944"/>
+        <w:gridCol w:w="8280"/>
+      </w:tblGrid>
+      <w:tr>
+        <w:trPr>
+          <w:tblHeader/>
+        </w:trPr>
+        <w:tc>
+          <w:tcPr>
+            <w:tcW w:type="dxa" w:w="1944"/>
+            <w:shd w:fill="17365D"/>
+            <w:tcMar>
+              <w:top w:w="75" w:type="dxa"/>
+              <w:start w:w="100" w:type="dxa"/>
+              <w:bottom w:w="75" w:type="dxa"/>
+              <w:end w:w="100" w:type="dxa"/>
+            </w:tcMar>
+            <w:vAlign w:val="center"/>
+          </w:tcPr>
+          <w:p>
+            <w:r>
+              <w:rPr>
+                <w:rFonts w:ascii="Calibri" w:hAnsi="Calibri" w:eastAsia="Microsoft YaHei"/>
+                <w:b/>
+                <w:color w:val="FFFFFF"/>
+                <w:sz w:val="16"/>
+              </w:rPr>
+              <w:t>验收ID</w:t>
+            </w:r>
+          </w:p>
+        </w:tc>
+        <w:tc>
+          <w:tcPr>
+            <w:tcW w:type="dxa" w:w="8280"/>
+            <w:shd w:fill="17365D"/>
+            <w:tcMar>
+              <w:top w:w="75" w:type="dxa"/>
+              <w:start w:w="100" w:type="dxa"/>
+              <w:bottom w:w="75" w:type="dxa"/>
+              <w:end w:w="100" w:type="dxa"/>
+            </w:tcMar>
+            <w:vAlign w:val="center"/>
+          </w:tcPr>
+          <w:p>
+            <w:r>
+              <w:rPr>
+                <w:rFonts w:ascii="Calibri" w:hAnsi="Calibri" w:eastAsia="Microsoft YaHei"/>
+                <w:b/>
+                <w:color w:val="FFFFFF"/>
+                <w:sz w:val="16"/>
+              </w:rPr>
+              <w:t>验收条件</w:t>
+            </w:r>
+          </w:p>
+        </w:tc>
+      </w:tr>
+      <w:tr>
+        <w:trPr>
+          <w:cantSplit/>
+        </w:trPr>
+        <w:tc>
+          <w:tcPr>
+            <w:tcW w:type="dxa" w:w="1944"/>
+            <w:tcMar>
+              <w:top w:w="75" w:type="dxa"/>
+              <w:start w:w="100" w:type="dxa"/>
+              <w:bottom w:w="75" w:type="dxa"/>
+              <w:end w:w="100" w:type="dxa"/>
+            </w:tcMar>
+            <w:vAlign w:val="center"/>
+          </w:tcPr>
+          <w:p>
+            <w:pPr>
+              <w:spacing w:after="0" w:line="259" w:lineRule="auto"/>
+            </w:pPr>
+            <w:r>
+              <w:rPr>
+                <w:rFonts w:ascii="Calibri" w:hAnsi="Calibri" w:eastAsia="Microsoft YaHei"/>
+                <w:b w:val="0"/>
+                <w:color w:val="1F2937"/>
+                <w:sz w:val="16"/>
+              </w:rPr>
+              <w:t>OS-OPS-PRD-25-DAC01</w:t>
+            </w:r>
+          </w:p>
+        </w:tc>
+        <w:tc>
+          <w:tcPr>
+            <w:tcW w:type="dxa" w:w="8280"/>
+            <w:tcMar>
+              <w:top w:w="75" w:type="dxa"/>
+              <w:start w:w="100" w:type="dxa"/>
+              <w:bottom w:w="75" w:type="dxa"/>
+              <w:end w:w="100" w:type="dxa"/>
+            </w:tcMar>
+            <w:vAlign w:val="center"/>
+          </w:tcPr>
+          <w:p>
+            <w:pPr>
+              <w:spacing w:after="0" w:line="259" w:lineRule="auto"/>
+            </w:pPr>
+            <w:r>
+              <w:rPr>
+                <w:rFonts w:ascii="Calibri" w:hAnsi="Calibri" w:eastAsia="Microsoft YaHei"/>
+                <w:b w:val="0"/>
+                <w:color w:val="1F2937"/>
+                <w:sz w:val="16"/>
+              </w:rPr>
+              <w:t>从列表、业务编号或深链均能打开同一对象详情并在返回时保留列表上下文</w:t>
+            </w:r>
+          </w:p>
+        </w:tc>
+      </w:tr>
+      <w:tr>
+        <w:trPr>
+          <w:cantSplit/>
+        </w:trPr>
+        <w:tc>
+          <w:tcPr>
+            <w:tcW w:type="dxa" w:w="1944"/>
+            <w:tcMar>
+              <w:top w:w="75" w:type="dxa"/>
+              <w:start w:w="100" w:type="dxa"/>
+              <w:bottom w:w="75" w:type="dxa"/>
+              <w:end w:w="100" w:type="dxa"/>
+            </w:tcMar>
+            <w:vAlign w:val="center"/>
+            <w:shd w:fill="F4F7FB"/>
+          </w:tcPr>
+          <w:p>
+            <w:pPr>
+              <w:spacing w:after="0" w:line="259" w:lineRule="auto"/>
+            </w:pPr>
+            <w:r>
+              <w:rPr>
+                <w:rFonts w:ascii="Calibri" w:hAnsi="Calibri" w:eastAsia="Microsoft YaHei"/>
+                <w:b w:val="0"/>
+                <w:color w:val="1F2937"/>
+                <w:sz w:val="16"/>
+              </w:rPr>
+              <w:t>OS-OPS-PRD-25-DAC02</w:t>
+            </w:r>
+          </w:p>
+        </w:tc>
+        <w:tc>
+          <w:tcPr>
+            <w:tcW w:type="dxa" w:w="8280"/>
+            <w:tcMar>
+              <w:top w:w="75" w:type="dxa"/>
+              <w:start w:w="100" w:type="dxa"/>
+              <w:bottom w:w="75" w:type="dxa"/>
+              <w:end w:w="100" w:type="dxa"/>
+            </w:tcMar>
+            <w:vAlign w:val="center"/>
+            <w:shd w:fill="F4F7FB"/>
+          </w:tcPr>
+          <w:p>
+            <w:pPr>
+              <w:spacing w:after="0" w:line="259" w:lineRule="auto"/>
+            </w:pPr>
+            <w:r>
+              <w:rPr>
+                <w:rFonts w:ascii="Calibri" w:hAnsi="Calibri" w:eastAsia="Microsoft YaHei"/>
+                <w:b w:val="0"/>
+                <w:color w:val="1F2937"/>
+                <w:sz w:val="16"/>
+              </w:rPr>
+              <w:t>详情覆盖新增编辑字段、系统字段、状态、责任人、关联业务、附件和操作记录</w:t>
+            </w:r>
+          </w:p>
+        </w:tc>
+      </w:tr>
+      <w:tr>
+        <w:trPr>
+          <w:cantSplit/>
+        </w:trPr>
+        <w:tc>
+          <w:tcPr>
+            <w:tcW w:type="dxa" w:w="1944"/>
+            <w:tcMar>
+              <w:top w:w="75" w:type="dxa"/>
+              <w:start w:w="100" w:type="dxa"/>
+              <w:bottom w:w="75" w:type="dxa"/>
+              <w:end w:w="100" w:type="dxa"/>
+            </w:tcMar>
+            <w:vAlign w:val="center"/>
+          </w:tcPr>
+          <w:p>
+            <w:pPr>
+              <w:spacing w:after="0" w:line="259" w:lineRule="auto"/>
+            </w:pPr>
+            <w:r>
+              <w:rPr>
+                <w:rFonts w:ascii="Calibri" w:hAnsi="Calibri" w:eastAsia="Microsoft YaHei"/>
+                <w:b w:val="0"/>
+                <w:color w:val="1F2937"/>
+                <w:sz w:val="16"/>
+              </w:rPr>
+              <w:t>OS-OPS-PRD-25-DAC03</w:t>
+            </w:r>
+          </w:p>
+        </w:tc>
+        <w:tc>
+          <w:tcPr>
+            <w:tcW w:type="dxa" w:w="8280"/>
+            <w:tcMar>
+              <w:top w:w="75" w:type="dxa"/>
+              <w:start w:w="100" w:type="dxa"/>
+              <w:bottom w:w="75" w:type="dxa"/>
+              <w:end w:w="100" w:type="dxa"/>
+            </w:tcMar>
+            <w:vAlign w:val="center"/>
+          </w:tcPr>
+          <w:p>
+            <w:pPr>
+              <w:spacing w:after="0" w:line="259" w:lineRule="auto"/>
+            </w:pPr>
+            <w:r>
+              <w:rPr>
+                <w:rFonts w:ascii="Calibri" w:hAnsi="Calibri" w:eastAsia="Microsoft YaHei"/>
+                <w:b w:val="0"/>
+                <w:color w:val="1F2937"/>
+                <w:sz w:val="16"/>
+              </w:rPr>
+              <w:t>对象级和字段级权限在接口返回前生效，无权限内容不会先显示后遮盖</w:t>
+            </w:r>
+          </w:p>
+        </w:tc>
+      </w:tr>
+      <w:tr>
+        <w:trPr>
+          <w:cantSplit/>
+        </w:trPr>
+        <w:tc>
+          <w:tcPr>
+            <w:tcW w:type="dxa" w:w="1944"/>
+            <w:tcMar>
+              <w:top w:w="75" w:type="dxa"/>
+              <w:start w:w="100" w:type="dxa"/>
+              <w:bottom w:w="75" w:type="dxa"/>
+              <w:end w:w="100" w:type="dxa"/>
+            </w:tcMar>
+            <w:vAlign w:val="center"/>
+            <w:shd w:fill="F4F7FB"/>
+          </w:tcPr>
+          <w:p>
+            <w:pPr>
+              <w:spacing w:after="0" w:line="259" w:lineRule="auto"/>
+            </w:pPr>
+            <w:r>
+              <w:rPr>
+                <w:rFonts w:ascii="Calibri" w:hAnsi="Calibri" w:eastAsia="Microsoft YaHei"/>
+                <w:b w:val="0"/>
+                <w:color w:val="1F2937"/>
+                <w:sz w:val="16"/>
+              </w:rPr>
+              <w:t>OS-OPS-PRD-25-DAC04</w:t>
+            </w:r>
+          </w:p>
+        </w:tc>
+        <w:tc>
+          <w:tcPr>
+            <w:tcW w:type="dxa" w:w="8280"/>
+            <w:tcMar>
+              <w:top w:w="75" w:type="dxa"/>
+              <w:start w:w="100" w:type="dxa"/>
+              <w:bottom w:w="75" w:type="dxa"/>
+              <w:end w:w="100" w:type="dxa"/>
+            </w:tcMar>
+            <w:vAlign w:val="center"/>
+            <w:shd w:fill="F4F7FB"/>
+          </w:tcPr>
+          <w:p>
+            <w:pPr>
+              <w:spacing w:after="0" w:line="259" w:lineRule="auto"/>
+            </w:pPr>
+            <w:r>
+              <w:rPr>
+                <w:rFonts w:ascii="Calibri" w:hAnsi="Calibri" w:eastAsia="Microsoft YaHei"/>
+                <w:b w:val="0"/>
+                <w:color w:val="1F2937"/>
+                <w:sz w:val="16"/>
+              </w:rPr>
+              <w:t>当前状态、时间线、操作记录和allowedActions使用同一id与version且可以相互解释</w:t>
+            </w:r>
+          </w:p>
+        </w:tc>
+      </w:tr>
+      <w:tr>
+        <w:trPr>
+          <w:cantSplit/>
+        </w:trPr>
+        <w:tc>
+          <w:tcPr>
+            <w:tcW w:type="dxa" w:w="1944"/>
+            <w:tcMar>
+              <w:top w:w="75" w:type="dxa"/>
+              <w:start w:w="100" w:type="dxa"/>
+              <w:bottom w:w="75" w:type="dxa"/>
+              <w:end w:w="100" w:type="dxa"/>
+            </w:tcMar>
+            <w:vAlign w:val="center"/>
+          </w:tcPr>
+          <w:p>
+            <w:pPr>
+              <w:spacing w:after="0" w:line="259" w:lineRule="auto"/>
+            </w:pPr>
+            <w:r>
+              <w:rPr>
+                <w:rFonts w:ascii="Calibri" w:hAnsi="Calibri" w:eastAsia="Microsoft YaHei"/>
+                <w:b w:val="0"/>
+                <w:color w:val="1F2937"/>
+                <w:sz w:val="16"/>
+              </w:rPr>
+              <w:t>OS-OPS-PRD-25-DAC05</w:t>
+            </w:r>
+          </w:p>
+        </w:tc>
+        <w:tc>
+          <w:tcPr>
+            <w:tcW w:type="dxa" w:w="8280"/>
+            <w:tcMar>
+              <w:top w:w="75" w:type="dxa"/>
+              <w:start w:w="100" w:type="dxa"/>
+              <w:bottom w:w="75" w:type="dxa"/>
+              <w:end w:w="100" w:type="dxa"/>
+            </w:tcMar>
+            <w:vAlign w:val="center"/>
+          </w:tcPr>
+          <w:p>
+            <w:pPr>
+              <w:spacing w:after="0" w:line="259" w:lineRule="auto"/>
+            </w:pPr>
+            <w:r>
+              <w:rPr>
+                <w:rFonts w:ascii="Calibri" w:hAnsi="Calibri" w:eastAsia="Microsoft YaHei"/>
+                <w:b w:val="0"/>
+                <w:color w:val="1F2937"/>
+                <w:sz w:val="16"/>
+              </w:rPr>
+              <w:t>每个动作同时校验角色、dataScope、状态、expectedVersion和业务前置</w:t>
+            </w:r>
+          </w:p>
+        </w:tc>
+      </w:tr>
+      <w:tr>
+        <w:trPr>
+          <w:cantSplit/>
+        </w:trPr>
+        <w:tc>
+          <w:tcPr>
+            <w:tcW w:type="dxa" w:w="1944"/>
+            <w:tcMar>
+              <w:top w:w="75" w:type="dxa"/>
+              <w:start w:w="100" w:type="dxa"/>
+              <w:bottom w:w="75" w:type="dxa"/>
+              <w:end w:w="100" w:type="dxa"/>
+            </w:tcMar>
+            <w:vAlign w:val="center"/>
+            <w:shd w:fill="F4F7FB"/>
+          </w:tcPr>
+          <w:p>
+            <w:pPr>
+              <w:spacing w:after="0" w:line="259" w:lineRule="auto"/>
+            </w:pPr>
+            <w:r>
+              <w:rPr>
+                <w:rFonts w:ascii="Calibri" w:hAnsi="Calibri" w:eastAsia="Microsoft YaHei"/>
+                <w:b w:val="0"/>
+                <w:color w:val="1F2937"/>
+                <w:sz w:val="16"/>
+              </w:rPr>
+              <w:t>OS-OPS-PRD-25-DAC06</w:t>
+            </w:r>
+          </w:p>
+        </w:tc>
+        <w:tc>
+          <w:tcPr>
+            <w:tcW w:type="dxa" w:w="8280"/>
+            <w:tcMar>
+              <w:top w:w="75" w:type="dxa"/>
+              <w:start w:w="100" w:type="dxa"/>
+              <w:bottom w:w="75" w:type="dxa"/>
+              <w:end w:w="100" w:type="dxa"/>
+            </w:tcMar>
+            <w:vAlign w:val="center"/>
+            <w:shd w:fill="F4F7FB"/>
+          </w:tcPr>
+          <w:p>
+            <w:pPr>
+              <w:spacing w:after="0" w:line="259" w:lineRule="auto"/>
+            </w:pPr>
+            <w:r>
+              <w:rPr>
+                <w:rFonts w:ascii="Calibri" w:hAnsi="Calibri" w:eastAsia="Microsoft YaHei"/>
+                <w:b w:val="0"/>
+                <w:color w:val="1F2937"/>
+                <w:sz w:val="16"/>
+              </w:rPr>
+              <w:t>关联对象数量、列表和跳转目标一致，目标对象无权时不泄露敏感摘要</w:t>
+            </w:r>
+          </w:p>
+        </w:tc>
+      </w:tr>
+      <w:tr>
+        <w:trPr>
+          <w:cantSplit/>
+        </w:trPr>
+        <w:tc>
+          <w:tcPr>
+            <w:tcW w:type="dxa" w:w="1944"/>
+            <w:tcMar>
+              <w:top w:w="75" w:type="dxa"/>
+              <w:start w:w="100" w:type="dxa"/>
+              <w:bottom w:w="75" w:type="dxa"/>
+              <w:end w:w="100" w:type="dxa"/>
+            </w:tcMar>
+            <w:vAlign w:val="center"/>
+          </w:tcPr>
+          <w:p>
+            <w:pPr>
+              <w:spacing w:after="0" w:line="259" w:lineRule="auto"/>
+            </w:pPr>
+            <w:r>
+              <w:rPr>
+                <w:rFonts w:ascii="Calibri" w:hAnsi="Calibri" w:eastAsia="Microsoft YaHei"/>
+                <w:b w:val="0"/>
+                <w:color w:val="1F2937"/>
+                <w:sz w:val="16"/>
+              </w:rPr>
+              <w:t>OS-OPS-PRD-25-DAC07</w:t>
+            </w:r>
+          </w:p>
+        </w:tc>
+        <w:tc>
+          <w:tcPr>
+            <w:tcW w:type="dxa" w:w="8280"/>
+            <w:tcMar>
+              <w:top w:w="75" w:type="dxa"/>
+              <w:start w:w="100" w:type="dxa"/>
+              <w:bottom w:w="75" w:type="dxa"/>
+              <w:end w:w="100" w:type="dxa"/>
+            </w:tcMar>
+            <w:vAlign w:val="center"/>
+          </w:tcPr>
+          <w:p>
+            <w:pPr>
+              <w:spacing w:after="0" w:line="259" w:lineRule="auto"/>
+            </w:pPr>
+            <w:r>
+              <w:rPr>
+                <w:rFonts w:ascii="Calibri" w:hAnsi="Calibri" w:eastAsia="Microsoft YaHei"/>
+                <w:b w:val="0"/>
+                <w:color w:val="1F2937"/>
+                <w:sz w:val="16"/>
+              </w:rPr>
+              <w:t>附件预览下载校验扫描状态和权限并形成审计</w:t>
+            </w:r>
+          </w:p>
+        </w:tc>
+      </w:tr>
+      <w:tr>
+        <w:trPr>
+          <w:cantSplit/>
+        </w:trPr>
+        <w:tc>
+          <w:tcPr>
+            <w:tcW w:type="dxa" w:w="1944"/>
+            <w:tcMar>
+              <w:top w:w="75" w:type="dxa"/>
+              <w:start w:w="100" w:type="dxa"/>
+              <w:bottom w:w="75" w:type="dxa"/>
+              <w:end w:w="100" w:type="dxa"/>
+            </w:tcMar>
+            <w:vAlign w:val="center"/>
+            <w:shd w:fill="F4F7FB"/>
+          </w:tcPr>
+          <w:p>
+            <w:pPr>
+              <w:spacing w:after="0" w:line="259" w:lineRule="auto"/>
+            </w:pPr>
+            <w:r>
+              <w:rPr>
+                <w:rFonts w:ascii="Calibri" w:hAnsi="Calibri" w:eastAsia="Microsoft YaHei"/>
+                <w:b w:val="0"/>
+                <w:color w:val="1F2937"/>
+                <w:sz w:val="16"/>
+              </w:rPr>
+              <w:t>OS-OPS-PRD-25-DAC08</w:t>
+            </w:r>
+          </w:p>
+        </w:tc>
+        <w:tc>
+          <w:tcPr>
+            <w:tcW w:type="dxa" w:w="8280"/>
+            <w:tcMar>
+              <w:top w:w="75" w:type="dxa"/>
+              <w:start w:w="100" w:type="dxa"/>
+              <w:bottom w:w="75" w:type="dxa"/>
+              <w:end w:w="100" w:type="dxa"/>
+            </w:tcMar>
+            <w:vAlign w:val="center"/>
+            <w:shd w:fill="F4F7FB"/>
+          </w:tcPr>
+          <w:p>
+            <w:pPr>
+              <w:spacing w:after="0" w:line="259" w:lineRule="auto"/>
+            </w:pPr>
+            <w:r>
+              <w:rPr>
+                <w:rFonts w:ascii="Calibri" w:hAnsi="Calibri" w:eastAsia="Microsoft YaHei"/>
+                <w:b w:val="0"/>
+                <w:color w:val="1F2937"/>
+                <w:sz w:val="16"/>
+              </w:rPr>
+              <w:t>409并发冲突保留未提交输入并提示最新版本，重复clientRequestId不产生重复副作用</w:t>
+            </w:r>
+          </w:p>
+        </w:tc>
+      </w:tr>
+      <w:tr>
+        <w:trPr>
+          <w:cantSplit/>
+        </w:trPr>
+        <w:tc>
+          <w:tcPr>
+            <w:tcW w:type="dxa" w:w="1944"/>
+            <w:tcMar>
+              <w:top w:w="75" w:type="dxa"/>
+              <w:start w:w="100" w:type="dxa"/>
+              <w:bottom w:w="75" w:type="dxa"/>
+              <w:end w:w="100" w:type="dxa"/>
+            </w:tcMar>
+            <w:vAlign w:val="center"/>
+          </w:tcPr>
+          <w:p>
+            <w:pPr>
+              <w:spacing w:after="0" w:line="259" w:lineRule="auto"/>
+            </w:pPr>
+            <w:r>
+              <w:rPr>
+                <w:rFonts w:ascii="Calibri" w:hAnsi="Calibri" w:eastAsia="Microsoft YaHei"/>
+                <w:b w:val="0"/>
+                <w:color w:val="1F2937"/>
+                <w:sz w:val="16"/>
+              </w:rPr>
+              <w:t>OS-OPS-PRD-25-DAC09</w:t>
+            </w:r>
+          </w:p>
+        </w:tc>
+        <w:tc>
+          <w:tcPr>
+            <w:tcW w:type="dxa" w:w="8280"/>
+            <w:tcMar>
+              <w:top w:w="75" w:type="dxa"/>
+              <w:start w:w="100" w:type="dxa"/>
+              <w:bottom w:w="75" w:type="dxa"/>
+              <w:end w:w="100" w:type="dxa"/>
+            </w:tcMar>
+            <w:vAlign w:val="center"/>
+          </w:tcPr>
+          <w:p>
+            <w:pPr>
+              <w:spacing w:after="0" w:line="259" w:lineRule="auto"/>
+            </w:pPr>
+            <w:r>
+              <w:rPr>
+                <w:rFonts w:ascii="Calibri" w:hAnsi="Calibri" w:eastAsia="Microsoft YaHei"/>
+                <w:b w:val="0"/>
+                <w:color w:val="1F2937"/>
+                <w:sz w:val="16"/>
+              </w:rPr>
+              <w:t>异步失败、第三方失败和部分成功均显示任务编号、错误与补偿入口</w:t>
+            </w:r>
+          </w:p>
+        </w:tc>
+      </w:tr>
+      <w:tr>
+        <w:trPr>
+          <w:cantSplit/>
+        </w:trPr>
+        <w:tc>
+          <w:tcPr>
+            <w:tcW w:type="dxa" w:w="1944"/>
+            <w:tcMar>
+              <w:top w:w="75" w:type="dxa"/>
+              <w:start w:w="100" w:type="dxa"/>
+              <w:bottom w:w="75" w:type="dxa"/>
+              <w:end w:w="100" w:type="dxa"/>
+            </w:tcMar>
+            <w:vAlign w:val="center"/>
+            <w:shd w:fill="F4F7FB"/>
+          </w:tcPr>
+          <w:p>
+            <w:pPr>
+              <w:spacing w:after="0" w:line="259" w:lineRule="auto"/>
+            </w:pPr>
+            <w:r>
+              <w:rPr>
+                <w:rFonts w:ascii="Calibri" w:hAnsi="Calibri" w:eastAsia="Microsoft YaHei"/>
+                <w:b w:val="0"/>
+                <w:color w:val="1F2937"/>
+                <w:sz w:val="16"/>
+              </w:rPr>
+              <w:t>OS-OPS-PRD-25-DAC10</w:t>
+            </w:r>
+          </w:p>
+        </w:tc>
+        <w:tc>
+          <w:tcPr>
+            <w:tcW w:type="dxa" w:w="8280"/>
+            <w:tcMar>
+              <w:top w:w="75" w:type="dxa"/>
+              <w:start w:w="100" w:type="dxa"/>
+              <w:bottom w:w="75" w:type="dxa"/>
+              <w:end w:w="100" w:type="dxa"/>
+            </w:tcMar>
+            <w:vAlign w:val="center"/>
+            <w:shd w:fill="F4F7FB"/>
+          </w:tcPr>
+          <w:p>
+            <w:pPr>
+              <w:spacing w:after="0" w:line="259" w:lineRule="auto"/>
+            </w:pPr>
+            <w:r>
+              <w:rPr>
+                <w:rFonts w:ascii="Calibri" w:hAnsi="Calibri" w:eastAsia="Microsoft YaHei"/>
+                <w:b w:val="0"/>
+                <w:color w:val="1F2937"/>
+                <w:sz w:val="16"/>
+              </w:rPr>
+              <w:t>详情变更事件只刷新changedSections，重新查询后各页签数据与主域一致</w:t>
+            </w:r>
+          </w:p>
+        </w:tc>
+      </w:tr>
+    </w:tbl>
+    <w:p>
+      <w:pPr>
+        <w:spacing w:after="0"/>
+      </w:pPr>
     </w:p>
     <w:p>
       <w:pPr>
@@ -12123,7 +16261,7 @@
         <w:color w:val="667085"/>
         <w:sz w:val="15"/>
       </w:rPr>
-      <w:t xml:space="preserve">V2.3  |  2026-09-09  |  </w:t>
+      <w:t xml:space="preserve">V2.5  |  2026-09-09  |  </w:t>
     </w:r>
     <w:r>
       <w:fldChar w:fldCharType="begin"/>
@@ -12869,9 +17007,6 @@
     <w:rsid w:val="00FC693F"/>
     <w:pPr>
       <w:keepNext/>
-      <w:pBdr>
-        <w:bottom w:val="single" w:sz="8" w:space="4" w:color="4F81BD" w:themeColor="accent1"/>
-      </w:pBdr>
       <w:spacing w:after="200" w:line="240" w:lineRule="auto" w:before="0"/>
       <w:contextualSpacing/>
     </w:pPr>

--- a/operations-requirements/downloads/25_优惠券管理 PRD.docx
+++ b/operations-requirements/downloads/25_优惠券管理 PRD.docx
@@ -57,9 +57,7 @@
       </w:r>
     </w:p>
     <w:p>
-      <w:r>
-        <w:br w:type="page"/>
-      </w:r>
+      <w:r/>
     </w:p>
     <w:p>
       <w:pPr>
@@ -989,40 +987,7 @@
       <w:pPr>
         <w:jc w:val="center"/>
       </w:pPr>
-      <w:r>
-        <w:drawing>
-          <wp:inline xmlns:a="http://schemas.openxmlformats.org/drawingml/2006/main" xmlns:pic="http://schemas.openxmlformats.org/drawingml/2006/picture">
-            <wp:extent cx="6172200" cy="3471862"/>
-            <wp:docPr id="1" name="Picture 1"/>
-            <wp:cNvGraphicFramePr>
-              <a:graphicFrameLocks noChangeAspect="1"/>
-            </wp:cNvGraphicFramePr>
-            <a:graphic>
-              <a:graphicData uri="http://schemas.openxmlformats.org/drawingml/2006/picture">
-                <pic:pic>
-                  <pic:nvPicPr>
-                    <pic:cNvPr id="0" name="ops-25-coupons.png"/>
-                    <pic:cNvPicPr/>
-                  </pic:nvPicPr>
-                  <pic:blipFill>
-                    <a:blip r:embed="rId11"/>
-                    <a:stretch>
-                      <a:fillRect/>
-                    </a:stretch>
-                  </pic:blipFill>
-                  <pic:spPr>
-                    <a:xfrm>
-                      <a:off x="0" y="0"/>
-                      <a:ext cx="6172200" cy="3471862"/>
-                    </a:xfrm>
-                    <a:prstGeom prst="rect"/>
-                  </pic:spPr>
-                </pic:pic>
-              </a:graphicData>
-            </a:graphic>
-          </wp:inline>
-        </w:drawing>
-      </w:r>
+      <w:r/>
     </w:p>
     <w:p>
       <w:pPr>
@@ -1325,7 +1290,7 @@
                 <w:color w:val="1F2937"/>
                 <w:sz w:val="16"/>
               </w:rPr>
-              <w:t>所有行级和详情动作由allowedActions控制；无权限时隐藏入口，直接调用接口仍返回403并记录审计。</w:t>
+              <w:t>所有行级和详情动作由当前允许操作控制；无权限时隐藏入口，直接调用接口仍返回403并记录审计。</w:t>
             </w:r>
           </w:p>
         </w:tc>
@@ -1340,40 +1305,7 @@
       <w:pPr>
         <w:jc w:val="center"/>
       </w:pPr>
-      <w:r>
-        <w:drawing>
-          <wp:inline xmlns:a="http://schemas.openxmlformats.org/drawingml/2006/main" xmlns:pic="http://schemas.openxmlformats.org/drawingml/2006/picture">
-            <wp:extent cx="6172200" cy="3857625"/>
-            <wp:docPr id="2" name="Picture 2"/>
-            <wp:cNvGraphicFramePr>
-              <a:graphicFrameLocks noChangeAspect="1"/>
-            </wp:cNvGraphicFramePr>
-            <a:graphic>
-              <a:graphicData uri="http://schemas.openxmlformats.org/drawingml/2006/picture">
-                <pic:pic>
-                  <pic:nvPicPr>
-                    <pic:cNvPr id="0" name="ops-25-coupons-add.png"/>
-                    <pic:cNvPicPr/>
-                  </pic:nvPicPr>
-                  <pic:blipFill>
-                    <a:blip r:embed="rId12"/>
-                    <a:stretch>
-                      <a:fillRect/>
-                    </a:stretch>
-                  </pic:blipFill>
-                  <pic:spPr>
-                    <a:xfrm>
-                      <a:off x="0" y="0"/>
-                      <a:ext cx="6172200" cy="3857625"/>
-                    </a:xfrm>
-                    <a:prstGeom prst="rect"/>
-                  </pic:spPr>
-                </pic:pic>
-              </a:graphicData>
-            </a:graphic>
-          </wp:inline>
-        </w:drawing>
-      </w:r>
+      <w:r/>
     </w:p>
     <w:p>
       <w:pPr>
@@ -1676,7 +1608,7 @@
                 <w:color w:val="1F2937"/>
                 <w:sz w:val="16"/>
               </w:rPr>
-              <w:t>所有行级和详情动作由allowedActions控制；无权限时隐藏入口，直接调用接口仍返回403并记录审计。</w:t>
+              <w:t>所有行级和详情动作由当前允许操作控制；无权限时隐藏入口，直接调用接口仍返回403并记录审计。</w:t>
             </w:r>
           </w:p>
         </w:tc>
@@ -1691,40 +1623,7 @@
       <w:pPr>
         <w:jc w:val="center"/>
       </w:pPr>
-      <w:r>
-        <w:drawing>
-          <wp:inline xmlns:a="http://schemas.openxmlformats.org/drawingml/2006/main" xmlns:pic="http://schemas.openxmlformats.org/drawingml/2006/picture">
-            <wp:extent cx="6172200" cy="3857625"/>
-            <wp:docPr id="3" name="Picture 3"/>
-            <wp:cNvGraphicFramePr>
-              <a:graphicFrameLocks noChangeAspect="1"/>
-            </wp:cNvGraphicFramePr>
-            <a:graphic>
-              <a:graphicData uri="http://schemas.openxmlformats.org/drawingml/2006/picture">
-                <pic:pic>
-                  <pic:nvPicPr>
-                    <pic:cNvPr id="0" name="ops-25-coupons-grant.png"/>
-                    <pic:cNvPicPr/>
-                  </pic:nvPicPr>
-                  <pic:blipFill>
-                    <a:blip r:embed="rId13"/>
-                    <a:stretch>
-                      <a:fillRect/>
-                    </a:stretch>
-                  </pic:blipFill>
-                  <pic:spPr>
-                    <a:xfrm>
-                      <a:off x="0" y="0"/>
-                      <a:ext cx="6172200" cy="3857625"/>
-                    </a:xfrm>
-                    <a:prstGeom prst="rect"/>
-                  </pic:spPr>
-                </pic:pic>
-              </a:graphicData>
-            </a:graphic>
-          </wp:inline>
-        </w:drawing>
-      </w:r>
+      <w:r/>
     </w:p>
     <w:p>
       <w:pPr>
@@ -2027,7 +1926,7 @@
                 <w:color w:val="1F2937"/>
                 <w:sz w:val="16"/>
               </w:rPr>
-              <w:t>所有行级和详情动作由allowedActions控制；无权限时隐藏入口，直接调用接口仍返回403并记录审计。</w:t>
+              <w:t>所有行级和详情动作由当前允许操作控制；无权限时隐藏入口，直接调用接口仍返回403并记录审计。</w:t>
             </w:r>
           </w:p>
         </w:tc>
@@ -4005,7 +3904,7 @@
                 <w:color w:val="1F2937"/>
                 <w:sz w:val="16"/>
               </w:rPr>
-              <w:t>根据allowedActions显示查看、编辑及状态动作；后端再次鉴权。</w:t>
+              <w:t>根据当前允许操作显示查看、编辑及状态动作；后端再次鉴权。</w:t>
             </w:r>
           </w:p>
         </w:tc>
@@ -6375,7 +6274,7 @@
         <w:pStyle w:val="ListBullet"/>
       </w:pPr>
       <w:r>
-        <w:t>首次打开新增表单使用服务端默认值；编辑表单显示当前version</w:t>
+        <w:t>首次打开新增表单使用服务端默认值；编辑表单显示当前数据版本</w:t>
       </w:r>
     </w:p>
     <w:p>
@@ -6648,7 +6547,7 @@
                 <w:color w:val="1F2937"/>
                 <w:sz w:val="16"/>
               </w:rPr>
-              <w:t>返回id、业务编号、version、当前状态、asOfTime、fieldPermissions和allowedActions；页面以响应为唯一展示依据。</w:t>
+              <w:t>返回id、业务编号、数据版本、当前状态、数据截止时间、字段权限和当前允许操作；页面以响应为唯一展示依据。</w:t>
             </w:r>
           </w:p>
         </w:tc>
@@ -6880,7 +6779,7 @@
                 <w:color w:val="1F2937"/>
                 <w:sz w:val="16"/>
               </w:rPr>
-              <w:t>基本资料可显示时保留页面，仅在失败的信息组显示错误、traceId和重试；不得把缺失值显示为0或正常状态。</w:t>
+              <w:t>基本资料可显示时保留页面，仅在失败的信息组显示错误、链路追踪编号和重试；不得把缺失值显示为0或正常状态。</w:t>
             </w:r>
           </w:p>
         </w:tc>
@@ -7469,7 +7368,7 @@
                 <w:color w:val="1F2937"/>
                 <w:sz w:val="15"/>
               </w:rPr>
-              <w:t>version、createdAt、createdBy、updatedAt、updatedBy、sourceChannel、requestId</w:t>
+              <w:t>数据版本、创建时间、创建人、更新时间、更新人、来源渠道、请求编号</w:t>
             </w:r>
           </w:p>
         </w:tc>
@@ -7683,7 +7582,7 @@
                 <w:color w:val="1F2937"/>
                 <w:sz w:val="15"/>
               </w:rPr>
-              <w:t>由服务端currentStatus和statusLabel返回；页面不得根据按钮、时间或关联对象自行推断。</w:t>
+              <w:t>由服务端当前状态和状态名称返回；页面不得根据按钮、时间或关联对象自行推断。</w:t>
             </w:r>
           </w:p>
         </w:tc>
@@ -7769,7 +7668,7 @@
                 <w:color w:val="1F2937"/>
                 <w:sz w:val="15"/>
               </w:rPr>
-              <w:t>每个节点显示eventId、状态、业务时间、服务器接收时间、操作者、来源端、原因和结果；重试不得覆盖历史。</w:t>
+              <w:t>每个节点显示事件编号、状态、业务时间、服务器接收时间、操作者、来源端、原因和结果；重试不得覆盖历史。</w:t>
             </w:r>
           </w:p>
         </w:tc>
@@ -8125,7 +8024,7 @@
                 <w:color w:val="1F2937"/>
                 <w:sz w:val="15"/>
               </w:rPr>
-              <w:t>按fieldPermissions显示、脱敏或隐藏；编辑入口只在allowedActions含EDIT时出现。</w:t>
+              <w:t>按字段权限显示、脱敏或隐藏；编辑入口只在当前允许操作含EDIT时出现。</w:t>
             </w:r>
           </w:p>
         </w:tc>
@@ -8211,7 +8110,7 @@
                 <w:color w:val="1F2937"/>
                 <w:sz w:val="15"/>
               </w:rPr>
-              <w:t>关联列表返回对象类型、编号、名称、状态、关系、关键时间和detailUrl；按权限分页加载。</w:t>
+              <w:t>关联列表返回对象类型、编号、名称、状态、关系、关键时间和详情地址；按权限分页加载。</w:t>
             </w:r>
           </w:p>
         </w:tc>
@@ -8380,7 +8279,7 @@
                 <w:color w:val="1F2937"/>
                 <w:sz w:val="15"/>
               </w:rPr>
-              <w:t>支持按记录类型筛选；默认最新优先，时间字段统一使用Asia/Hong_Kong展示。</w:t>
+              <w:t>支持按记录类型筛选；默认最新优先，时间字段统一使用香港时间展示。</w:t>
             </w:r>
           </w:p>
         </w:tc>
@@ -8643,7 +8542,7 @@
                 <w:color w:val="1F2937"/>
                 <w:sz w:val="14"/>
               </w:rPr>
-              <w:t>用户登录有效并具备创建或批量权限；关联主数据有效且属于dataScope；页面已加载最新字典、业务配置和allowedActions。</w:t>
+              <w:t>用户登录有效并具备创建或批量权限；关联主数据有效且属于数据权限范围；页面已加载最新字典、业务配置和当前允许操作。</w:t>
             </w:r>
           </w:p>
         </w:tc>
@@ -8669,7 +8568,7 @@
                 <w:color w:val="1F2937"/>
                 <w:sz w:val="14"/>
               </w:rPr>
-              <w:t>创建模板并校验面额、门槛和有效期。 成功后刷新version、状态、时间线、关联数量和allowedActions；失败不得提前改变界面主状态。</w:t>
+              <w:t>创建模板并校验面额、门槛和有效期。 成功后刷新数据版本、状态、时间线、关联数量和当前允许操作；失败不得提前改变界面主状态。</w:t>
             </w:r>
           </w:p>
         </w:tc>
@@ -8782,7 +8681,7 @@
                 <w:color w:val="1F2937"/>
                 <w:sz w:val="14"/>
               </w:rPr>
-              <w:t>用户登录有效；目标对象存在且属于用户dataScope；当前状态包含该动作；页面持有最新version和allowedActions。涉及金额、库存、附件或第三方结果时必须回源确认。</w:t>
+              <w:t>用户登录有效；目标对象存在且属于用户数据权限范围；当前状态包含该动作；页面持有最新数据版本和当前允许操作。涉及金额、库存、附件或第三方结果时必须回源确认。</w:t>
             </w:r>
           </w:p>
         </w:tc>
@@ -8809,7 +8708,7 @@
                 <w:color w:val="1F2937"/>
                 <w:sz w:val="14"/>
               </w:rPr>
-              <w:t>按客群或名单生成券实例并返回失败明细。 成功后刷新version、状态、时间线、关联数量和allowedActions；失败不得提前改变界面主状态。</w:t>
+              <w:t>按客群或名单生成券实例并返回失败明细。 成功后刷新数据版本、状态、时间线、关联数量和当前允许操作；失败不得提前改变界面主状态。</w:t>
             </w:r>
           </w:p>
         </w:tc>
@@ -8918,7 +8817,7 @@
                 <w:color w:val="1F2937"/>
                 <w:sz w:val="14"/>
               </w:rPr>
-              <w:t>用户登录有效；目标对象存在且属于用户dataScope；当前状态包含该动作；页面持有最新version和allowedActions。涉及金额、库存、附件或第三方结果时必须回源确认。</w:t>
+              <w:t>用户登录有效；目标对象存在且属于用户数据权限范围；当前状态包含该动作；页面持有最新数据版本和当前允许操作。涉及金额、库存、附件或第三方结果时必须回源确认。</w:t>
             </w:r>
           </w:p>
         </w:tc>
@@ -8944,7 +8843,7 @@
                 <w:color w:val="1F2937"/>
                 <w:sz w:val="14"/>
               </w:rPr>
-              <w:t>结算锁定，支付成功核销，超时释放。 成功后刷新version、状态、时间线、关联数量和allowedActions；失败不得提前改变界面主状态。</w:t>
+              <w:t>结算锁定，支付成功核销，超时释放。 成功后刷新数据版本、状态、时间线、关联数量和当前允许操作；失败不得提前改变界面主状态。</w:t>
             </w:r>
           </w:p>
         </w:tc>
@@ -9057,7 +8956,7 @@
                 <w:color w:val="1F2937"/>
                 <w:sz w:val="14"/>
               </w:rPr>
-              <w:t>用户登录有效；目标对象存在且属于用户dataScope；当前状态包含该动作；页面持有最新version和allowedActions。涉及金额、库存、附件或第三方结果时必须回源确认。</w:t>
+              <w:t>用户登录有效；目标对象存在且属于用户数据权限范围；当前状态包含该动作；页面持有最新数据版本和当前允许操作。涉及金额、库存、附件或第三方结果时必须回源确认。</w:t>
             </w:r>
           </w:p>
         </w:tc>
@@ -9084,7 +8983,7 @@
                 <w:color w:val="1F2937"/>
                 <w:sz w:val="14"/>
               </w:rPr>
-              <w:t>仅未使用实例可作废并记录原因。 成功后刷新version、状态、时间线、关联数量和allowedActions；失败不得提前改变界面主状态。</w:t>
+              <w:t>仅未使用实例可作废并记录原因。 成功后刷新数据版本、状态、时间线、关联数量和当前允许操作；失败不得提前改变界面主状态。</w:t>
             </w:r>
           </w:p>
         </w:tc>
@@ -9219,7 +9118,7 @@
                 <w:color w:val="1F2937"/>
                 <w:sz w:val="14"/>
               </w:rPr>
-              <w:t>按权限脱敏客户信息。 成功后刷新version、状态、时间线、关联数量和allowedActions；失败不得提前改变界面主状态。</w:t>
+              <w:t>按权限脱敏客户信息。 成功后刷新数据版本、状态、时间线、关联数量和当前允许操作；失败不得提前改变界面主状态。</w:t>
             </w:r>
           </w:p>
         </w:tc>
@@ -9235,7 +9134,7 @@
         <w:pStyle w:val="ListBullet"/>
       </w:pPr>
       <w:r>
-        <w:t>主动作与次动作严格按照allowedActions显示并固定actionCode映射</w:t>
+        <w:t>主动作与次动作严格按照当前允许操作显示并固定操作类型映射</w:t>
       </w:r>
     </w:p>
     <w:p>
@@ -9251,7 +9150,7 @@
         <w:pStyle w:val="ListBullet"/>
       </w:pPr>
       <w:r>
-        <w:t>提交携带id、expectedVersion和clientRequestId，服务端重复校验角色、数据范围、状态及业务前置</w:t>
+        <w:t>提交携带id、预期数据版本和客户端请求编号，服务端重复校验角色、数据范围、状态及业务前置</w:t>
       </w:r>
     </w:p>
     <w:p>
@@ -9259,7 +9158,7 @@
         <w:pStyle w:val="ListBullet"/>
       </w:pPr>
       <w:r>
-        <w:t>动作超时先用clientRequestId查询结果，禁止直接重复扣款、发券、发通知、发布或迁移</w:t>
+        <w:t>动作超时先用客户端请求编号查询结果，禁止直接重复扣款、发券、发通知、发布或迁移</w:t>
       </w:r>
     </w:p>
     <w:p>
@@ -9446,7 +9345,7 @@
                 <w:color w:val="1F2937"/>
                 <w:sz w:val="15"/>
               </w:rPr>
-              <w:t>返回基本资料、状态、version、fieldPermissions、allowedActions、关联计数和各信息组状态。</w:t>
+              <w:t>返回基本资料、状态、数据版本、字段权限、当前允许操作、关联计数和各信息组状态。</w:t>
             </w:r>
           </w:p>
         </w:tc>
@@ -9615,7 +9514,7 @@
                 <w:color w:val="1F2937"/>
                 <w:sz w:val="15"/>
               </w:rPr>
-              <w:t>按relationType分页查询，并执行目标对象数据范围和字段权限。</w:t>
+              <w:t>按关联类型分页查询，并执行目标对象数据范围和字段权限。</w:t>
             </w:r>
           </w:p>
         </w:tc>
@@ -9758,7 +9657,7 @@
                 <w:color w:val="1F2937"/>
                 <w:sz w:val="15"/>
               </w:rPr>
-              <w:t>POST /ops/v1/coupons/{id}/actions/{actionCode}</w:t>
+              <w:t>POST /ops/v1/coupons/{id}/actions/{操作类型}</w:t>
             </w:r>
           </w:p>
         </w:tc>
@@ -9784,7 +9683,7 @@
                 <w:color w:val="1F2937"/>
                 <w:sz w:val="15"/>
               </w:rPr>
-              <w:t>携带expectedVersion和clientRequestId；返回新version、状态、allowedActions及副作用任务。</w:t>
+              <w:t>携带预期数据版本和客户端请求编号；返回新数据版本、状态、当前允许操作及副作用任务。</w:t>
             </w:r>
           </w:p>
         </w:tc>
@@ -9843,7 +9742,7 @@
                 <w:color w:val="1F2937"/>
                 <w:sz w:val="15"/>
               </w:rPr>
-              <w:t>优惠券管理.DetailChanged.v1</w:t>
+              <w:t>优惠券管理.详情变化事件.v1</w:t>
             </w:r>
           </w:p>
         </w:tc>
@@ -9870,7 +9769,7 @@
                 <w:color w:val="1F2937"/>
                 <w:sz w:val="15"/>
               </w:rPr>
-              <w:t>包含eventId、aggregateId、version和changedSections；前端只刷新受影响信息组。</w:t>
+              <w:t>包含事件编号、业务对象编号、数据版本和发生变化的页面区域；前端只刷新受影响信息组。</w:t>
             </w:r>
           </w:p>
         </w:tc>
@@ -10181,7 +10080,7 @@
                 <w:color w:val="1F2937"/>
                 <w:sz w:val="16"/>
               </w:rPr>
-              <w:t>当前状态、时间线、操作记录和allowedActions使用同一id与version且可以相互解释</w:t>
+              <w:t>当前状态、时间线、操作记录和当前允许操作使用同一id与数据版本且可以相互解释</w:t>
             </w:r>
           </w:p>
         </w:tc>
@@ -10238,7 +10137,7 @@
                 <w:color w:val="1F2937"/>
                 <w:sz w:val="16"/>
               </w:rPr>
-              <w:t>每个动作同时校验角色、dataScope、状态、expectedVersion和业务前置</w:t>
+              <w:t>每个动作同时校验角色、数据权限范围、状态、预期数据版本和业务前置</w:t>
             </w:r>
           </w:p>
         </w:tc>
@@ -10413,7 +10312,7 @@
                 <w:color w:val="1F2937"/>
                 <w:sz w:val="16"/>
               </w:rPr>
-              <w:t>409并发冲突保留未提交输入并提示最新版本，重复clientRequestId不产生重复副作用</w:t>
+              <w:t>409并发冲突保留未提交输入并提示最新版本，重复客户端请求编号不产生重复副作用</w:t>
             </w:r>
           </w:p>
         </w:tc>
@@ -10529,7 +10428,7 @@
                 <w:color w:val="1F2937"/>
                 <w:sz w:val="16"/>
               </w:rPr>
-              <w:t>详情变更事件只刷新changedSections，重新查询后各页签数据与主域一致</w:t>
+              <w:t>详情变更事件只刷新发生变化的页面区域，重新查询后各页签数据与主域一致</w:t>
             </w:r>
           </w:p>
         </w:tc>
@@ -11139,7 +11038,7 @@
           <w:color w:val="1F2937"/>
           <w:sz w:val="19"/>
         </w:rPr>
-        <w:t>用户登录有效并具备创建或批量权限；关联主数据有效且属于dataScope；页面已加载最新字典、业务配置和allowedActions。</w:t>
+        <w:t>用户登录有效并具备创建或批量权限；关联主数据有效且属于数据权限范围；页面已加载最新字典、业务配置和当前允许操作。</w:t>
       </w:r>
     </w:p>
     <w:p>
@@ -11185,7 +11084,7 @@
           <w:color w:val="1F2937"/>
           <w:sz w:val="19"/>
         </w:rPr>
-        <w:t>服务端使用clientRequestId幂等校验，在事务内生成业务编号、主对象、初始状态和审计记录；事务提交后发布领域事件。创建模板并校验面额、门槛和有效期。</w:t>
+        <w:t>服务端使用客户端请求编号幂等校验，在事务内生成业务编号、主对象、初始状态和审计记录；事务提交后发布领域事件。创建模板并校验面额、门槛和有效期。</w:t>
       </w:r>
     </w:p>
     <w:p>
@@ -11231,7 +11130,7 @@
           <w:color w:val="1F2937"/>
           <w:sz w:val="19"/>
         </w:rPr>
-        <w:t>页面提示“新增优惠券成功”，刷新对象状态、version、allowedActions、关联对象和时间线；如产生异步任务，同时显示任务编号和进度入口。</w:t>
+        <w:t>页面提示“新增优惠券成功”，刷新对象状态、数据版本、当前允许操作、关联对象和时间线；如产生异步任务，同时显示任务编号和进度入口。</w:t>
       </w:r>
     </w:p>
     <w:p>
@@ -11254,7 +11153,7 @@
           <w:color w:val="1F2937"/>
           <w:sz w:val="19"/>
         </w:rPr>
-        <w:t>400定位到具体字段并保留输入；403隐藏敏感内容并记录拒绝审计；409展示最新状态并要求刷新；超时先按clientRequestId查询执行结果；部分成功展示逐项明细和补偿入口。</w:t>
+        <w:t>400定位到具体字段并保留输入；403隐藏敏感内容并记录拒绝审计；409展示最新状态并要求刷新；超时先按客户端请求编号查询执行结果；部分成功展示逐项明细和补偿入口。</w:t>
       </w:r>
     </w:p>
     <w:p>
@@ -11377,7 +11276,7 @@
           <w:color w:val="1F2937"/>
           <w:sz w:val="19"/>
         </w:rPr>
-        <w:t>用户登录有效；目标对象存在且属于用户dataScope；当前状态包含该动作；页面持有最新version和allowedActions。涉及金额、库存、附件或第三方结果时必须回源确认。</w:t>
+        <w:t>用户登录有效；目标对象存在且属于用户数据权限范围；当前状态包含该动作；页面持有最新数据版本和当前允许操作。涉及金额、库存、附件或第三方结果时必须回源确认。</w:t>
       </w:r>
     </w:p>
     <w:p>
@@ -11423,7 +11322,7 @@
           <w:color w:val="1F2937"/>
           <w:sz w:val="19"/>
         </w:rPr>
-        <w:t>服务端调用POST /ops/v1/coupons/{id}/actions/{action}，校验权限、当前状态、expectedVersion和业务不变量，在事务中写入状态及时间线。按客群或名单生成券实例并返回失败明细。</w:t>
+        <w:t>服务端调用POST /ops/v1/coupons/{id}/actions/{action}，校验权限、当前状态、预期数据版本和业务不变量，在事务中写入状态及时间线。按客群或名单生成券实例并返回失败明细。</w:t>
       </w:r>
     </w:p>
     <w:p>
@@ -11469,7 +11368,7 @@
           <w:color w:val="1F2937"/>
           <w:sz w:val="19"/>
         </w:rPr>
-        <w:t>页面提示“发放成功”，刷新对象状态、version、allowedActions、关联对象和时间线；如产生异步任务，同时显示任务编号和进度入口。</w:t>
+        <w:t>页面提示“发放成功”，刷新对象状态、数据版本、当前允许操作、关联对象和时间线；如产生异步任务，同时显示任务编号和进度入口。</w:t>
       </w:r>
     </w:p>
     <w:p>
@@ -11492,7 +11391,7 @@
           <w:color w:val="1F2937"/>
           <w:sz w:val="19"/>
         </w:rPr>
-        <w:t>400定位到具体字段并保留输入；403隐藏敏感内容并记录拒绝审计；409展示最新状态并要求刷新；超时先按clientRequestId查询执行结果；部分成功展示逐项明细和补偿入口。</w:t>
+        <w:t>400定位到具体字段并保留输入；403隐藏敏感内容并记录拒绝审计；409展示最新状态并要求刷新；超时先按客户端请求编号查询执行结果；部分成功展示逐项明细和补偿入口。</w:t>
       </w:r>
     </w:p>
     <w:p>
@@ -11615,7 +11514,7 @@
           <w:color w:val="1F2937"/>
           <w:sz w:val="19"/>
         </w:rPr>
-        <w:t>用户登录有效；目标对象存在且属于用户dataScope；当前状态包含该动作；页面持有最新version和allowedActions。涉及金额、库存、附件或第三方结果时必须回源确认。</w:t>
+        <w:t>用户登录有效；目标对象存在且属于用户数据权限范围；当前状态包含该动作；页面持有最新数据版本和当前允许操作。涉及金额、库存、附件或第三方结果时必须回源确认。</w:t>
       </w:r>
     </w:p>
     <w:p>
@@ -11661,7 +11560,7 @@
           <w:color w:val="1F2937"/>
           <w:sz w:val="19"/>
         </w:rPr>
-        <w:t>服务端调用POST /ops/v1/coupons/{id}/actions/{action}，校验权限、当前状态、expectedVersion和业务不变量，在事务中写入状态及时间线。结算锁定，支付成功核销，超时释放。</w:t>
+        <w:t>服务端调用POST /ops/v1/coupons/{id}/actions/{action}，校验权限、当前状态、预期数据版本和业务不变量，在事务中写入状态及时间线。结算锁定，支付成功核销，超时释放。</w:t>
       </w:r>
     </w:p>
     <w:p>
@@ -11707,7 +11606,7 @@
           <w:color w:val="1F2937"/>
           <w:sz w:val="19"/>
         </w:rPr>
-        <w:t>页面提示“锁定与核销成功”，刷新对象状态、version、allowedActions、关联对象和时间线；如产生异步任务，同时显示任务编号和进度入口。</w:t>
+        <w:t>页面提示“锁定与核销成功”，刷新对象状态、数据版本、当前允许操作、关联对象和时间线；如产生异步任务，同时显示任务编号和进度入口。</w:t>
       </w:r>
     </w:p>
     <w:p>
@@ -11730,7 +11629,7 @@
           <w:color w:val="1F2937"/>
           <w:sz w:val="19"/>
         </w:rPr>
-        <w:t>400定位到具体字段并保留输入；403隐藏敏感内容并记录拒绝审计；409展示最新状态并要求刷新；超时先按clientRequestId查询执行结果；部分成功展示逐项明细和补偿入口。</w:t>
+        <w:t>400定位到具体字段并保留输入；403隐藏敏感内容并记录拒绝审计；409展示最新状态并要求刷新；超时先按客户端请求编号查询执行结果；部分成功展示逐项明细和补偿入口。</w:t>
       </w:r>
     </w:p>
     <w:p>
@@ -11853,7 +11752,7 @@
           <w:color w:val="1F2937"/>
           <w:sz w:val="19"/>
         </w:rPr>
-        <w:t>用户登录有效；目标对象存在且属于用户dataScope；当前状态包含该动作；页面持有最新version和allowedActions。涉及金额、库存、附件或第三方结果时必须回源确认。</w:t>
+        <w:t>用户登录有效；目标对象存在且属于用户数据权限范围；当前状态包含该动作；页面持有最新数据版本和当前允许操作。涉及金额、库存、附件或第三方结果时必须回源确认。</w:t>
       </w:r>
     </w:p>
     <w:p>
@@ -11899,7 +11798,7 @@
           <w:color w:val="1F2937"/>
           <w:sz w:val="19"/>
         </w:rPr>
-        <w:t>服务端调用POST /ops/v1/coupons/{id}/actions/{action}，校验权限、当前状态、expectedVersion和业务不变量，在事务中写入状态及时间线。仅未使用实例可作废并记录原因。</w:t>
+        <w:t>服务端调用POST /ops/v1/coupons/{id}/actions/{action}，校验权限、当前状态、预期数据版本和业务不变量，在事务中写入状态及时间线。仅未使用实例可作废并记录原因。</w:t>
       </w:r>
     </w:p>
     <w:p>
@@ -11945,7 +11844,7 @@
           <w:color w:val="1F2937"/>
           <w:sz w:val="19"/>
         </w:rPr>
-        <w:t>页面提示“作废成功”，刷新对象状态、version、allowedActions、关联对象和时间线；如产生异步任务，同时显示任务编号和进度入口。</w:t>
+        <w:t>页面提示“作废成功”，刷新对象状态、数据版本、当前允许操作、关联对象和时间线；如产生异步任务，同时显示任务编号和进度入口。</w:t>
       </w:r>
     </w:p>
     <w:p>
@@ -11968,7 +11867,7 @@
           <w:color w:val="1F2937"/>
           <w:sz w:val="19"/>
         </w:rPr>
-        <w:t>400定位到具体字段并保留输入；403隐藏敏感内容并记录拒绝审计；409展示最新状态并要求刷新；超时先按clientRequestId查询执行结果；部分成功展示逐项明细和补偿入口。</w:t>
+        <w:t>400定位到具体字段并保留输入；403隐藏敏感内容并记录拒绝审计；409展示最新状态并要求刷新；超时先按客户端请求编号查询执行结果；部分成功展示逐项明细和补偿入口。</w:t>
       </w:r>
     </w:p>
     <w:p>
@@ -12137,7 +12036,7 @@
           <w:color w:val="1F2937"/>
           <w:sz w:val="19"/>
         </w:rPr>
-        <w:t>服务端冻结查询条件和dataScope并创建异步任务；逐条校验权限、版本和状态，返回成功、失败及原因明细。按权限脱敏客户信息。</w:t>
+        <w:t>服务端冻结查询条件和数据权限范围并创建异步任务；逐条校验权限、版本和状态，返回成功、失败及原因明细。按权限脱敏客户信息。</w:t>
       </w:r>
     </w:p>
     <w:p>
@@ -12206,7 +12105,7 @@
           <w:color w:val="1F2937"/>
           <w:sz w:val="19"/>
         </w:rPr>
-        <w:t>400定位到具体字段并保留输入；403隐藏敏感内容并记录拒绝审计；409展示最新状态并要求刷新；超时先按clientRequestId查询执行结果；部分成功展示逐项明细和补偿入口。</w:t>
+        <w:t>400定位到具体字段并保留输入；403隐藏敏感内容并记录拒绝审计；409展示最新状态并要求刷新；超时先按客户端请求编号查询执行结果；部分成功展示逐项明细和补偿入口。</w:t>
       </w:r>
     </w:p>
     <w:p>
@@ -12276,7 +12175,7 @@
         <w:pStyle w:val="ListBullet"/>
       </w:pPr>
       <w:r>
-        <w:t>提交clientRequestId、expectedVersion和业务参数</w:t>
+        <w:t>提交客户端请求编号、预期数据版本和业务参数</w:t>
       </w:r>
     </w:p>
     <w:p>
@@ -12292,7 +12191,7 @@
         <w:pStyle w:val="ListBullet"/>
       </w:pPr>
       <w:r>
-        <w:t>事务提交后返回业务编号、version、状态、allowedActions和副作用任务编号</w:t>
+        <w:t>事务提交后返回业务编号、数据版本、状态、当前允许操作和副作用任务编号</w:t>
       </w:r>
     </w:p>
     <w:p>
@@ -12992,7 +12891,7 @@
                 <w:color w:val="1F2937"/>
                 <w:sz w:val="17"/>
               </w:rPr>
-              <w:t>所有写请求携带clientRequestId和expectedVersion，重复请求返回首次结果</w:t>
+              <w:t>所有写请求携带客户端请求编号和预期数据版本，重复请求返回首次结果</w:t>
             </w:r>
           </w:p>
         </w:tc>
@@ -13049,7 +12948,7 @@
                 <w:color w:val="1F2937"/>
                 <w:sz w:val="17"/>
               </w:rPr>
-              <w:t>服务端返回allowedActions，前端仅据此展示按钮，后端仍逐动作鉴权</w:t>
+              <w:t>服务端返回当前允许操作，前端仅据此展示按钮，后端仍逐动作鉴权</w:t>
             </w:r>
           </w:p>
         </w:tc>
@@ -13411,7 +13310,7 @@
                 <w:color w:val="1F2937"/>
                 <w:sz w:val="16"/>
               </w:rPr>
-              <w:t>clientRequestId、客户确认和附件</w:t>
+              <w:t>客户端请求编号、客户确认和附件</w:t>
             </w:r>
           </w:p>
         </w:tc>
@@ -13497,7 +13396,7 @@
                 <w:color w:val="1F2937"/>
                 <w:sz w:val="16"/>
               </w:rPr>
-              <w:t>业务编号、状态、allowedActions和审计</w:t>
+              <w:t>业务编号、状态、当前允许操作和审计</w:t>
             </w:r>
           </w:p>
         </w:tc>
@@ -13681,40 +13580,7 @@
       <w:pPr>
         <w:jc w:val="center"/>
       </w:pPr>
-      <w:r>
-        <w:drawing>
-          <wp:inline xmlns:a="http://schemas.openxmlformats.org/drawingml/2006/main" xmlns:pic="http://schemas.openxmlformats.org/drawingml/2006/picture">
-            <wp:extent cx="6080760" cy="2900523"/>
-            <wp:docPr id="4" name="Picture 4"/>
-            <wp:cNvGraphicFramePr>
-              <a:graphicFrameLocks noChangeAspect="1"/>
-            </wp:cNvGraphicFramePr>
-            <a:graphic>
-              <a:graphicData uri="http://schemas.openxmlformats.org/drawingml/2006/picture">
-                <pic:pic>
-                  <pic:nvPicPr>
-                    <pic:cNvPr id="0" name="25-fe98cd86-0-1.png"/>
-                    <pic:cNvPicPr/>
-                  </pic:nvPicPr>
-                  <pic:blipFill>
-                    <a:blip r:embed="rId14"/>
-                    <a:stretch>
-                      <a:fillRect/>
-                    </a:stretch>
-                  </pic:blipFill>
-                  <pic:spPr>
-                    <a:xfrm>
-                      <a:off x="0" y="0"/>
-                      <a:ext cx="6080760" cy="2900523"/>
-                    </a:xfrm>
-                    <a:prstGeom prst="rect"/>
-                  </pic:spPr>
-                </pic:pic>
-              </a:graphicData>
-            </a:graphic>
-          </wp:inline>
-        </w:drawing>
-      </w:r>
+      <w:r/>
     </w:p>
     <w:p>
       <w:pPr>
@@ -14008,7 +13874,7 @@
         <w:pStyle w:val="ListBullet"/>
       </w:pPr>
       <w:r>
-        <w:t>客户端缓存仅用于展示，金额、库存、状态和allowedActions必须回源</w:t>
+        <w:t>客户端缓存仅用于展示，金额、库存、状态和当前允许操作必须回源</w:t>
       </w:r>
     </w:p>
     <w:p>
@@ -14016,7 +13882,7 @@
         <w:pStyle w:val="ListBullet"/>
       </w:pPr>
       <w:r>
-        <w:t>离线或网络重试沿用同一clientRequestId，禁止产生重复业务对象</w:t>
+        <w:t>离线或网络重试沿用同一客户端请求编号，禁止产生重复业务对象</w:t>
       </w:r>
     </w:p>
     <w:p>
@@ -14195,7 +14061,7 @@
                 <w:color w:val="1F2937"/>
                 <w:sz w:val="16"/>
               </w:rPr>
-              <w:t>分页、排序、筛选、dataScope、字段脱敏和总数</w:t>
+              <w:t>分页、排序、筛选、数据权限范围、字段脱敏和总数</w:t>
             </w:r>
           </w:p>
         </w:tc>
@@ -14281,7 +14147,7 @@
                 <w:color w:val="1F2937"/>
                 <w:sz w:val="16"/>
               </w:rPr>
-              <w:t>返回version、关联对象、时间线和allowedActions</w:t>
+              <w:t>返回数据版本、关联对象、时间线和当前允许操作</w:t>
             </w:r>
           </w:p>
         </w:tc>
@@ -14364,7 +14230,7 @@
                 <w:color w:val="1F2937"/>
                 <w:sz w:val="16"/>
               </w:rPr>
-              <w:t>使用clientRequestId幂等，返回业务编号</w:t>
+              <w:t>使用客户端请求编号幂等，返回业务编号</w:t>
             </w:r>
           </w:p>
         </w:tc>
@@ -14450,7 +14316,7 @@
                 <w:color w:val="1F2937"/>
                 <w:sz w:val="16"/>
               </w:rPr>
-              <w:t>使用expectedVersion，冲突返回409</w:t>
+              <w:t>使用预期数据版本，冲突返回409</w:t>
             </w:r>
           </w:p>
         </w:tc>
@@ -14619,7 +14485,7 @@
                 <w:color w:val="1F2937"/>
                 <w:sz w:val="16"/>
               </w:rPr>
-              <w:t>包含eventId、aggregateId、version、occurredAt和最小业务数据</w:t>
+              <w:t>包含事件编号、业务对象编号、数据版本、发生时间和最小业务数据</w:t>
             </w:r>
           </w:p>
         </w:tc>
@@ -15034,7 +14900,7 @@
                 <w:color w:val="1F2937"/>
                 <w:sz w:val="16"/>
               </w:rPr>
-              <w:t>返回409和最新version摘要</w:t>
+              <w:t>返回409和最新数据版本摘要</w:t>
             </w:r>
           </w:p>
         </w:tc>
@@ -15565,7 +15431,7 @@
                 <w:color w:val="1F2937"/>
                 <w:sz w:val="17"/>
               </w:rPr>
-              <w:t>每个操作仅在allowedActions允许时显示，直接调用接口仍执行权限与状态校验。</w:t>
+              <w:t>每个操作仅在当前允许操作允许时显示，直接调用接口仍执行权限与状态校验。</w:t>
             </w:r>
           </w:p>
         </w:tc>
